--- a/MyApp/hihi.docx
+++ b/MyApp/hihi.docx
@@ -124,6 +124,9 @@
     </w:p>
     <w:p>
       <w:r>
+        <w:rPr>
+          <w:noProof/>
+        </w:rPr>
         <w:lastRenderedPageBreak/>
         <w:drawing>
           <wp:inline distT="0" distB="0" distL="0" distR="0" wp14:anchorId="25F780B2" wp14:editId="4E2F3483">
@@ -164,6 +167,9 @@
     </w:p>
     <w:p>
       <w:r>
+        <w:rPr>
+          <w:noProof/>
+        </w:rPr>
         <w:drawing>
           <wp:inline distT="0" distB="0" distL="0" distR="0" wp14:anchorId="1ECC0E30" wp14:editId="6C248F22">
             <wp:extent cx="3494290" cy="5733057"/>
@@ -208,6 +214,9 @@
     </w:p>
     <w:p>
       <w:r>
+        <w:rPr>
+          <w:noProof/>
+        </w:rPr>
         <w:lastRenderedPageBreak/>
         <w:drawing>
           <wp:inline distT="0" distB="0" distL="0" distR="0" wp14:anchorId="49168284" wp14:editId="7F99D592">
@@ -248,6 +257,9 @@
     </w:p>
     <w:p>
       <w:r>
+        <w:rPr>
+          <w:noProof/>
+        </w:rPr>
         <w:drawing>
           <wp:inline distT="0" distB="0" distL="0" distR="0" wp14:anchorId="3979F289" wp14:editId="4EADC496">
             <wp:extent cx="5943600" cy="346710"/>
@@ -292,6 +304,9 @@
     </w:p>
     <w:p>
       <w:r>
+        <w:rPr>
+          <w:noProof/>
+        </w:rPr>
         <w:lastRenderedPageBreak/>
         <w:drawing>
           <wp:inline distT="0" distB="0" distL="0" distR="0" wp14:anchorId="4B95AD7B" wp14:editId="7B652A67">
@@ -332,6 +347,9 @@
     </w:p>
     <w:p>
       <w:r>
+        <w:rPr>
+          <w:noProof/>
+        </w:rPr>
         <w:drawing>
           <wp:inline distT="0" distB="0" distL="0" distR="0" wp14:anchorId="7F410F93" wp14:editId="607A8553">
             <wp:extent cx="5943600" cy="2277745"/>
@@ -371,6 +389,9 @@
     </w:p>
     <w:p>
       <w:r>
+        <w:rPr>
+          <w:noProof/>
+        </w:rPr>
         <w:drawing>
           <wp:inline distT="0" distB="0" distL="0" distR="0" wp14:anchorId="4D04A304" wp14:editId="2E84EE63">
             <wp:extent cx="5441766" cy="3966210"/>
@@ -718,7 +739,7 @@
     <w:p>
       <w:r>
         <w:pict w14:anchorId="37F0E96C">
-          <v:rect id="_x0000_i1085" style="width:0;height:1.5pt" o:hralign="center" o:hrstd="t" o:hr="t" fillcolor="#a0a0a0" stroked="f"/>
+          <v:rect id="_x0000_i1025" style="width:0;height:1.5pt" o:hralign="center" o:hrstd="t" o:hr="t" fillcolor="#a0a0a0" stroked="f"/>
         </w:pict>
       </w:r>
     </w:p>
@@ -907,7 +928,7 @@
     <w:p>
       <w:r>
         <w:pict w14:anchorId="3037A336">
-          <v:rect id="_x0000_i1086" style="width:0;height:1.5pt" o:hralign="center" o:hrstd="t" o:hr="t" fillcolor="#a0a0a0" stroked="f"/>
+          <v:rect id="_x0000_i1026" style="width:0;height:1.5pt" o:hralign="center" o:hrstd="t" o:hr="t" fillcolor="#a0a0a0" stroked="f"/>
         </w:pict>
       </w:r>
     </w:p>
@@ -1361,7 +1382,7 @@
     <w:p>
       <w:r>
         <w:pict w14:anchorId="617D1353">
-          <v:rect id="_x0000_i1087" style="width:0;height:1.5pt" o:hralign="center" o:hrstd="t" o:hr="t" fillcolor="#a0a0a0" stroked="f"/>
+          <v:rect id="_x0000_i1027" style="width:0;height:1.5pt" o:hralign="center" o:hrstd="t" o:hr="t" fillcolor="#a0a0a0" stroked="f"/>
         </w:pict>
       </w:r>
     </w:p>
@@ -1555,7 +1576,7 @@
     <w:p>
       <w:r>
         <w:pict w14:anchorId="165B46A6">
-          <v:rect id="_x0000_i1088" style="width:0;height:1.5pt" o:hralign="center" o:hrstd="t" o:hr="t" fillcolor="#a0a0a0" stroked="f"/>
+          <v:rect id="_x0000_i1028" style="width:0;height:1.5pt" o:hralign="center" o:hrstd="t" o:hr="t" fillcolor="#a0a0a0" stroked="f"/>
         </w:pict>
       </w:r>
     </w:p>
@@ -2007,7 +2028,7 @@
     <w:p>
       <w:r>
         <w:pict w14:anchorId="46B20C92">
-          <v:rect id="_x0000_i1089" style="width:0;height:1.5pt" o:hralign="center" o:hrstd="t" o:hr="t" fillcolor="#a0a0a0" stroked="f"/>
+          <v:rect id="_x0000_i1029" style="width:0;height:1.5pt" o:hralign="center" o:hrstd="t" o:hr="t" fillcolor="#a0a0a0" stroked="f"/>
         </w:pict>
       </w:r>
     </w:p>
@@ -2212,7 +2233,7 @@
     <w:p>
       <w:r>
         <w:pict w14:anchorId="379914B5">
-          <v:rect id="_x0000_i1090" style="width:0;height:1.5pt" o:hralign="center" o:hrstd="t" o:hr="t" fillcolor="#a0a0a0" stroked="f"/>
+          <v:rect id="_x0000_i1030" style="width:0;height:1.5pt" o:hralign="center" o:hrstd="t" o:hr="t" fillcolor="#a0a0a0" stroked="f"/>
         </w:pict>
       </w:r>
     </w:p>
@@ -2279,7 +2300,7 @@
     <w:p>
       <w:r>
         <w:pict w14:anchorId="06BC2B2A">
-          <v:rect id="_x0000_i1091" style="width:0;height:1.5pt" o:hralign="center" o:hrstd="t" o:hr="t" fillcolor="#a0a0a0" stroked="f"/>
+          <v:rect id="_x0000_i1031" style="width:0;height:1.5pt" o:hralign="center" o:hrstd="t" o:hr="t" fillcolor="#a0a0a0" stroked="f"/>
         </w:pict>
       </w:r>
     </w:p>
@@ -2332,7 +2353,7 @@
     <w:p>
       <w:r>
         <w:pict w14:anchorId="7BD0A1B4">
-          <v:rect id="_x0000_i1092" style="width:0;height:1.5pt" o:hralign="center" o:hrstd="t" o:hr="t" fillcolor="#a0a0a0" stroked="f"/>
+          <v:rect id="_x0000_i1032" style="width:0;height:1.5pt" o:hralign="center" o:hrstd="t" o:hr="t" fillcolor="#a0a0a0" stroked="f"/>
         </w:pict>
       </w:r>
     </w:p>
@@ -2633,7 +2654,7 @@
     <w:p>
       <w:r>
         <w:pict w14:anchorId="0DD8601E">
-          <v:rect id="_x0000_i1093" style="width:0;height:1.5pt" o:hralign="center" o:hrstd="t" o:hr="t" fillcolor="#a0a0a0" stroked="f"/>
+          <v:rect id="_x0000_i1033" style="width:0;height:1.5pt" o:hralign="center" o:hrstd="t" o:hr="t" fillcolor="#a0a0a0" stroked="f"/>
         </w:pict>
       </w:r>
     </w:p>
@@ -2809,7 +2830,7 @@
     <w:p>
       <w:r>
         <w:pict w14:anchorId="40EC1DC3">
-          <v:rect id="_x0000_i1094" style="width:0;height:1.5pt" o:hralign="center" o:hrstd="t" o:hr="t" fillcolor="#a0a0a0" stroked="f"/>
+          <v:rect id="_x0000_i1034" style="width:0;height:1.5pt" o:hralign="center" o:hrstd="t" o:hr="t" fillcolor="#a0a0a0" stroked="f"/>
         </w:pict>
       </w:r>
     </w:p>
@@ -3352,6 +3373,1532 @@
         <w:t>Đây là quy trình cốt lõi của ASP.NET Core MVC.</w:t>
       </w:r>
     </w:p>
+    <w:p>
+      <w:pPr>
+        <w:jc w:val="center"/>
+        <w:rPr>
+          <w:b/>
+          <w:bCs/>
+          <w:sz w:val="32"/>
+          <w:szCs w:val="32"/>
+        </w:rPr>
+      </w:pPr>
+      <w:r>
+        <w:rPr>
+          <w:b/>
+          <w:bCs/>
+          <w:sz w:val="32"/>
+          <w:szCs w:val="32"/>
+        </w:rPr>
+        <w:lastRenderedPageBreak/>
+        <w:t>Đăng ký dịch vụ để kết nối với SQL trong program.cs</w:t>
+      </w:r>
+    </w:p>
+    <w:p>
+      <w:pPr>
+        <w:rPr>
+          <w:b/>
+          <w:bCs/>
+        </w:rPr>
+      </w:pPr>
+      <w:r>
+        <w:rPr>
+          <w:b/>
+          <w:bCs/>
+        </w:rPr>
+        <w:t>AddDbContext là gì?</w:t>
+      </w:r>
+    </w:p>
+    <w:p>
+      <w:r>
+        <w:t>builder.Services.AddDbContext&lt;MyAppContext&gt;(options =&gt;</w:t>
+      </w:r>
+      <w:r>
+        <w:br/>
+        <w:t>{</w:t>
+      </w:r>
+      <w:r>
+        <w:br/>
+        <w:t xml:space="preserve">    options.UseSqlServer(</w:t>
+      </w:r>
+      <w:r>
+        <w:br/>
+        <w:t xml:space="preserve">        builder.Configuration.GetConnectionString("DefaultConnection"));</w:t>
+      </w:r>
+      <w:r>
+        <w:br/>
+        <w:t>});</w:t>
+      </w:r>
+    </w:p>
+    <w:p>
+      <w:r>
+        <w:rPr>
+          <w:b/>
+          <w:bCs/>
+        </w:rPr>
+        <w:t>Ý nghĩa:</w:t>
+      </w:r>
+      <w:r>
+        <w:t xml:space="preserve"> Đăng ký MyAppContext vào hệ thống Dependency Injection và cấu hình EF Core sử dụng SQL Server.</w:t>
+      </w:r>
+    </w:p>
+    <w:tbl>
+      <w:tblPr>
+        <w:tblW w:w="0" w:type="auto"/>
+        <w:tblCellSpacing w:w="15" w:type="dxa"/>
+        <w:tblCellMar>
+          <w:top w:w="15" w:type="dxa"/>
+          <w:left w:w="15" w:type="dxa"/>
+          <w:bottom w:w="15" w:type="dxa"/>
+          <w:right w:w="15" w:type="dxa"/>
+        </w:tblCellMar>
+        <w:tblLook w:val="04A0" w:firstRow="1" w:lastRow="0" w:firstColumn="1" w:lastColumn="0" w:noHBand="0" w:noVBand="1"/>
+      </w:tblPr>
+      <w:tblGrid>
+        <w:gridCol w:w="3344"/>
+        <w:gridCol w:w="3674"/>
+      </w:tblGrid>
+      <w:tr>
+        <w:trPr>
+          <w:tblHeader/>
+          <w:tblCellSpacing w:w="15" w:type="dxa"/>
+        </w:trPr>
+        <w:tc>
+          <w:tcPr>
+            <w:tcW w:w="0" w:type="auto"/>
+            <w:vAlign w:val="center"/>
+            <w:hideMark/>
+          </w:tcPr>
+          <w:p>
+            <w:pPr>
+              <w:rPr>
+                <w:b/>
+                <w:bCs/>
+              </w:rPr>
+            </w:pPr>
+            <w:r>
+              <w:rPr>
+                <w:b/>
+                <w:bCs/>
+              </w:rPr>
+              <w:t>Thành phần</w:t>
+            </w:r>
+          </w:p>
+        </w:tc>
+        <w:tc>
+          <w:tcPr>
+            <w:tcW w:w="0" w:type="auto"/>
+            <w:vAlign w:val="center"/>
+            <w:hideMark/>
+          </w:tcPr>
+          <w:p>
+            <w:pPr>
+              <w:rPr>
+                <w:b/>
+                <w:bCs/>
+              </w:rPr>
+            </w:pPr>
+            <w:r>
+              <w:rPr>
+                <w:b/>
+                <w:bCs/>
+              </w:rPr>
+              <w:t>Chức năng</w:t>
+            </w:r>
+          </w:p>
+        </w:tc>
+      </w:tr>
+      <w:tr>
+        <w:trPr>
+          <w:tblCellSpacing w:w="15" w:type="dxa"/>
+        </w:trPr>
+        <w:tc>
+          <w:tcPr>
+            <w:tcW w:w="0" w:type="auto"/>
+            <w:vAlign w:val="center"/>
+            <w:hideMark/>
+          </w:tcPr>
+          <w:p>
+            <w:r>
+              <w:t>builder.Services</w:t>
+            </w:r>
+          </w:p>
+        </w:tc>
+        <w:tc>
+          <w:tcPr>
+            <w:tcW w:w="0" w:type="auto"/>
+            <w:vAlign w:val="center"/>
+            <w:hideMark/>
+          </w:tcPr>
+          <w:p>
+            <w:r>
+              <w:t>Nơi đăng ký các service</w:t>
+            </w:r>
+          </w:p>
+        </w:tc>
+      </w:tr>
+      <w:tr>
+        <w:trPr>
+          <w:tblCellSpacing w:w="15" w:type="dxa"/>
+        </w:trPr>
+        <w:tc>
+          <w:tcPr>
+            <w:tcW w:w="0" w:type="auto"/>
+            <w:vAlign w:val="center"/>
+            <w:hideMark/>
+          </w:tcPr>
+          <w:p>
+            <w:r>
+              <w:t>AddDbContext&lt;MyAppContext&gt;()</w:t>
+            </w:r>
+          </w:p>
+        </w:tc>
+        <w:tc>
+          <w:tcPr>
+            <w:tcW w:w="0" w:type="auto"/>
+            <w:vAlign w:val="center"/>
+            <w:hideMark/>
+          </w:tcPr>
+          <w:p>
+            <w:r>
+              <w:t>Đăng ký MyAppContext</w:t>
+            </w:r>
+          </w:p>
+        </w:tc>
+      </w:tr>
+      <w:tr>
+        <w:trPr>
+          <w:tblCellSpacing w:w="15" w:type="dxa"/>
+        </w:trPr>
+        <w:tc>
+          <w:tcPr>
+            <w:tcW w:w="0" w:type="auto"/>
+            <w:vAlign w:val="center"/>
+            <w:hideMark/>
+          </w:tcPr>
+          <w:p>
+            <w:r>
+              <w:t>options</w:t>
+            </w:r>
+          </w:p>
+        </w:tc>
+        <w:tc>
+          <w:tcPr>
+            <w:tcW w:w="0" w:type="auto"/>
+            <w:vAlign w:val="center"/>
+            <w:hideMark/>
+          </w:tcPr>
+          <w:p>
+            <w:r>
+              <w:t>Đối tượng cấu hình EF Core</w:t>
+            </w:r>
+          </w:p>
+        </w:tc>
+      </w:tr>
+      <w:tr>
+        <w:trPr>
+          <w:tblCellSpacing w:w="15" w:type="dxa"/>
+        </w:trPr>
+        <w:tc>
+          <w:tcPr>
+            <w:tcW w:w="0" w:type="auto"/>
+            <w:vAlign w:val="center"/>
+            <w:hideMark/>
+          </w:tcPr>
+          <w:p>
+            <w:r>
+              <w:t>UseSqlServer()</w:t>
+            </w:r>
+          </w:p>
+        </w:tc>
+        <w:tc>
+          <w:tcPr>
+            <w:tcW w:w="0" w:type="auto"/>
+            <w:vAlign w:val="center"/>
+            <w:hideMark/>
+          </w:tcPr>
+          <w:p>
+            <w:r>
+              <w:t>Chỉ định dùng SQL Server</w:t>
+            </w:r>
+          </w:p>
+        </w:tc>
+      </w:tr>
+      <w:tr>
+        <w:trPr>
+          <w:tblCellSpacing w:w="15" w:type="dxa"/>
+        </w:trPr>
+        <w:tc>
+          <w:tcPr>
+            <w:tcW w:w="0" w:type="auto"/>
+            <w:vAlign w:val="center"/>
+            <w:hideMark/>
+          </w:tcPr>
+          <w:p>
+            <w:r>
+              <w:t>GetConnectionString()</w:t>
+            </w:r>
+          </w:p>
+        </w:tc>
+        <w:tc>
+          <w:tcPr>
+            <w:tcW w:w="0" w:type="auto"/>
+            <w:vAlign w:val="center"/>
+            <w:hideMark/>
+          </w:tcPr>
+          <w:p>
+            <w:r>
+              <w:t>Đọc chuỗi kết nối từ appsettings.json</w:t>
+            </w:r>
+          </w:p>
+        </w:tc>
+      </w:tr>
+    </w:tbl>
+    <w:p>
+      <w:pPr>
+        <w:rPr>
+          <w:b/>
+          <w:bCs/>
+        </w:rPr>
+      </w:pPr>
+      <w:r>
+        <w:rPr>
+          <w:b/>
+          <w:bCs/>
+        </w:rPr>
+        <w:t>Luồng hoạt động</w:t>
+      </w:r>
+    </w:p>
+    <w:p>
+      <w:r>
+        <w:t>appsettings.json</w:t>
+      </w:r>
+      <w:r>
+        <w:br/>
+        <w:t xml:space="preserve">      ↓</w:t>
+      </w:r>
+      <w:r>
+        <w:br/>
+        <w:t>Connection String</w:t>
+      </w:r>
+      <w:r>
+        <w:br/>
+        <w:t xml:space="preserve">      ↓</w:t>
+      </w:r>
+      <w:r>
+        <w:br/>
+        <w:t>UseSqlServer()</w:t>
+      </w:r>
+      <w:r>
+        <w:br/>
+        <w:t xml:space="preserve">      ↓</w:t>
+      </w:r>
+      <w:r>
+        <w:br/>
+        <w:t>MyAppContext</w:t>
+      </w:r>
+      <w:r>
+        <w:br/>
+        <w:t xml:space="preserve">      ↓</w:t>
+      </w:r>
+      <w:r>
+        <w:br/>
+        <w:t>SQL Server Database</w:t>
+      </w:r>
+    </w:p>
+    <w:p>
+      <w:pPr>
+        <w:rPr>
+          <w:b/>
+          <w:bCs/>
+        </w:rPr>
+      </w:pPr>
+      <w:r>
+        <w:rPr>
+          <w:b/>
+          <w:bCs/>
+        </w:rPr>
+        <w:t>Kết quả</w:t>
+      </w:r>
+    </w:p>
+    <w:p>
+      <w:r>
+        <w:t>Có thể inject MyAppContext vào Controller:</w:t>
+      </w:r>
+    </w:p>
+    <w:p>
+      <w:r>
+        <w:t>public class ItemsController : Controller</w:t>
+      </w:r>
+      <w:r>
+        <w:br/>
+        <w:t>{</w:t>
+      </w:r>
+      <w:r>
+        <w:br/>
+        <w:t xml:space="preserve">    private readonly MyAppContext _context;</w:t>
+      </w:r>
+      <w:r>
+        <w:br/>
+      </w:r>
+      <w:r>
+        <w:lastRenderedPageBreak/>
+        <w:br/>
+        <w:t xml:space="preserve">    public ItemsController(MyAppContext context)</w:t>
+      </w:r>
+      <w:r>
+        <w:br/>
+        <w:t xml:space="preserve">    {</w:t>
+      </w:r>
+      <w:r>
+        <w:br/>
+        <w:t xml:space="preserve">        _context = context;</w:t>
+      </w:r>
+      <w:r>
+        <w:br/>
+        <w:t xml:space="preserve">    }</w:t>
+      </w:r>
+      <w:r>
+        <w:br/>
+        <w:t>}</w:t>
+      </w:r>
+    </w:p>
+    <w:p>
+      <w:r>
+        <w:rPr>
+          <w:rFonts w:ascii="Segoe UI Emoji" w:hAnsi="Segoe UI Emoji" w:cs="Segoe UI Emoji"/>
+        </w:rPr>
+        <w:t>➡️</w:t>
+      </w:r>
+      <w:r>
+        <w:t xml:space="preserve"> ASP.NET Core tự tạo và cung cấp MyAppContext khi cần.</w:t>
+      </w:r>
+    </w:p>
+    <w:p>
+      <w:r>
+        <w:br w:type="page"/>
+      </w:r>
+    </w:p>
+    <w:p>
+      <w:pPr>
+        <w:jc w:val="center"/>
+        <w:rPr>
+          <w:b/>
+          <w:bCs/>
+          <w:sz w:val="32"/>
+          <w:szCs w:val="32"/>
+        </w:rPr>
+      </w:pPr>
+      <w:r>
+        <w:rPr>
+          <w:b/>
+          <w:bCs/>
+          <w:sz w:val="32"/>
+          <w:szCs w:val="32"/>
+        </w:rPr>
+        <w:lastRenderedPageBreak/>
+        <w:t>Code First</w:t>
+      </w:r>
+    </w:p>
+    <w:p>
+      <w:r>
+        <w:rPr>
+          <w:noProof/>
+        </w:rPr>
+        <w:drawing>
+          <wp:inline distT="0" distB="0" distL="0" distR="0" wp14:anchorId="474016E7" wp14:editId="44004C68">
+            <wp:extent cx="4632489" cy="3455560"/>
+            <wp:effectExtent l="0" t="0" r="0" b="0"/>
+            <wp:docPr id="50760465" name="Picture 1"/>
+            <wp:cNvGraphicFramePr>
+              <a:graphicFrameLocks xmlns:a="http://schemas.openxmlformats.org/drawingml/2006/main" noChangeAspect="1"/>
+            </wp:cNvGraphicFramePr>
+            <a:graphic xmlns:a="http://schemas.openxmlformats.org/drawingml/2006/main">
+              <a:graphicData uri="http://schemas.openxmlformats.org/drawingml/2006/picture">
+                <pic:pic xmlns:pic="http://schemas.openxmlformats.org/drawingml/2006/picture">
+                  <pic:nvPicPr>
+                    <pic:cNvPr id="50760465" name=""/>
+                    <pic:cNvPicPr/>
+                  </pic:nvPicPr>
+                  <pic:blipFill>
+                    <a:blip r:embed="rId15"/>
+                    <a:stretch>
+                      <a:fillRect/>
+                    </a:stretch>
+                  </pic:blipFill>
+                  <pic:spPr>
+                    <a:xfrm>
+                      <a:off x="0" y="0"/>
+                      <a:ext cx="4636227" cy="3458348"/>
+                    </a:xfrm>
+                    <a:prstGeom prst="rect">
+                      <a:avLst/>
+                    </a:prstGeom>
+                  </pic:spPr>
+                </pic:pic>
+              </a:graphicData>
+            </a:graphic>
+          </wp:inline>
+        </w:drawing>
+      </w:r>
+    </w:p>
+    <w:p>
+      <w:r>
+        <w:rPr>
+          <w:noProof/>
+        </w:rPr>
+        <w:drawing>
+          <wp:inline distT="0" distB="0" distL="0" distR="0" wp14:anchorId="0190D59C" wp14:editId="4DD77B4F">
+            <wp:extent cx="4794637" cy="3368539"/>
+            <wp:effectExtent l="0" t="0" r="6350" b="3810"/>
+            <wp:docPr id="46675886" name="Picture 1"/>
+            <wp:cNvGraphicFramePr>
+              <a:graphicFrameLocks xmlns:a="http://schemas.openxmlformats.org/drawingml/2006/main" noChangeAspect="1"/>
+            </wp:cNvGraphicFramePr>
+            <a:graphic xmlns:a="http://schemas.openxmlformats.org/drawingml/2006/main">
+              <a:graphicData uri="http://schemas.openxmlformats.org/drawingml/2006/picture">
+                <pic:pic xmlns:pic="http://schemas.openxmlformats.org/drawingml/2006/picture">
+                  <pic:nvPicPr>
+                    <pic:cNvPr id="46675886" name=""/>
+                    <pic:cNvPicPr/>
+                  </pic:nvPicPr>
+                  <pic:blipFill>
+                    <a:blip r:embed="rId16"/>
+                    <a:stretch>
+                      <a:fillRect/>
+                    </a:stretch>
+                  </pic:blipFill>
+                  <pic:spPr>
+                    <a:xfrm>
+                      <a:off x="0" y="0"/>
+                      <a:ext cx="4802963" cy="3374389"/>
+                    </a:xfrm>
+                    <a:prstGeom prst="rect">
+                      <a:avLst/>
+                    </a:prstGeom>
+                  </pic:spPr>
+                </pic:pic>
+              </a:graphicData>
+            </a:graphic>
+          </wp:inline>
+        </w:drawing>
+      </w:r>
+    </w:p>
+    <w:p>
+      <w:r>
+        <w:br w:type="page"/>
+      </w:r>
+    </w:p>
+    <w:p>
+      <w:pPr>
+        <w:jc w:val="center"/>
+        <w:rPr>
+          <w:b/>
+          <w:bCs/>
+          <w:sz w:val="32"/>
+          <w:szCs w:val="32"/>
+        </w:rPr>
+      </w:pPr>
+      <w:r>
+        <w:rPr>
+          <w:b/>
+          <w:bCs/>
+          <w:sz w:val="32"/>
+          <w:szCs w:val="32"/>
+        </w:rPr>
+        <w:lastRenderedPageBreak/>
+        <w:t>DATABASE FIRST</w:t>
+      </w:r>
+    </w:p>
+    <w:p/>
+    <w:p>
+      <w:r>
+        <w:t>Scaffold-DbContext "Data Source=LAPTOP-NBKHUSGP;Initial Catalog=MenuBlazor_Data;Integrated Security=True;Pooling=False;Encrypt=False;Trust Server Certificate=True" Microsoft.EntityFrameworkCore.SqlServer -ContextDir Data -OutputDir Models -DataAnnotations</w:t>
+      </w:r>
+    </w:p>
+    <w:p/>
+    <w:p>
+      <w:r>
+        <w:rPr>
+          <w:noProof/>
+        </w:rPr>
+        <w:drawing>
+          <wp:inline distT="0" distB="0" distL="0" distR="0" wp14:anchorId="0B040522" wp14:editId="2890F907">
+            <wp:extent cx="5943600" cy="4267200"/>
+            <wp:effectExtent l="0" t="0" r="0" b="0"/>
+            <wp:docPr id="1739793163" name="Picture 1"/>
+            <wp:cNvGraphicFramePr>
+              <a:graphicFrameLocks xmlns:a="http://schemas.openxmlformats.org/drawingml/2006/main" noChangeAspect="1"/>
+            </wp:cNvGraphicFramePr>
+            <a:graphic xmlns:a="http://schemas.openxmlformats.org/drawingml/2006/main">
+              <a:graphicData uri="http://schemas.openxmlformats.org/drawingml/2006/picture">
+                <pic:pic xmlns:pic="http://schemas.openxmlformats.org/drawingml/2006/picture">
+                  <pic:nvPicPr>
+                    <pic:cNvPr id="1739793163" name=""/>
+                    <pic:cNvPicPr/>
+                  </pic:nvPicPr>
+                  <pic:blipFill>
+                    <a:blip r:embed="rId17"/>
+                    <a:stretch>
+                      <a:fillRect/>
+                    </a:stretch>
+                  </pic:blipFill>
+                  <pic:spPr>
+                    <a:xfrm>
+                      <a:off x="0" y="0"/>
+                      <a:ext cx="5943600" cy="4267200"/>
+                    </a:xfrm>
+                    <a:prstGeom prst="rect">
+                      <a:avLst/>
+                    </a:prstGeom>
+                  </pic:spPr>
+                </pic:pic>
+              </a:graphicData>
+            </a:graphic>
+          </wp:inline>
+        </w:drawing>
+      </w:r>
+    </w:p>
+    <w:p>
+      <w:r>
+        <w:t xml:space="preserve">Đây là lệnh </w:t>
+      </w:r>
+      <w:r>
+        <w:rPr>
+          <w:b/>
+          <w:bCs/>
+        </w:rPr>
+        <w:t>Database First</w:t>
+      </w:r>
+      <w:r>
+        <w:t xml:space="preserve"> của Entity Framework Core.</w:t>
+      </w:r>
+    </w:p>
+    <w:p>
+      <w:r>
+        <w:rPr>
+          <w:rFonts w:ascii="Segoe UI Emoji" w:hAnsi="Segoe UI Emoji" w:cs="Segoe UI Emoji"/>
+        </w:rPr>
+        <w:t>👉</w:t>
+      </w:r>
+      <w:r>
+        <w:t xml:space="preserve"> Chức năng: </w:t>
+      </w:r>
+      <w:r>
+        <w:rPr>
+          <w:b/>
+          <w:bCs/>
+        </w:rPr>
+        <w:t>Đọc Database có sẵn và tự động sinh ra Model + DbContext</w:t>
+      </w:r>
+      <w:r>
+        <w:t>.</w:t>
+      </w:r>
+    </w:p>
+    <w:p>
+      <w:r>
+        <w:rPr>
+          <w:rFonts w:ascii="Segoe UI Emoji" w:hAnsi="Segoe UI Emoji" w:cs="Segoe UI Emoji"/>
+        </w:rPr>
+        <w:t>📌</w:t>
+      </w:r>
+      <w:r>
+        <w:t xml:space="preserve"> Nếu mục tiêu của bạn là học ASP.NET Core để làm web thực tế và đi xin việc Fullstack, hãy tập trung </w:t>
+      </w:r>
+      <w:r>
+        <w:rPr>
+          <w:b/>
+          <w:bCs/>
+        </w:rPr>
+        <w:t>Code First + Migration</w:t>
+      </w:r>
+      <w:r>
+        <w:t xml:space="preserve"> trước. Đây là hướng mà đa số khóa học ASP.NET Core hiện nay sử dụng.</w:t>
+      </w:r>
+    </w:p>
+    <w:p>
+      <w:r>
+        <w:br w:type="page"/>
+      </w:r>
+    </w:p>
+    <w:p>
+      <w:pPr>
+        <w:jc w:val="center"/>
+        <w:rPr>
+          <w:b/>
+          <w:bCs/>
+          <w:sz w:val="32"/>
+          <w:szCs w:val="32"/>
+        </w:rPr>
+      </w:pPr>
+      <w:r>
+        <w:rPr>
+          <w:b/>
+          <w:bCs/>
+          <w:sz w:val="32"/>
+          <w:szCs w:val="32"/>
+        </w:rPr>
+        <w:lastRenderedPageBreak/>
+        <w:t>ĐỒNG BỘ VÀ BẤT ĐỒNG BỘ</w:t>
+      </w:r>
+    </w:p>
+    <w:p>
+      <w:r>
+        <w:rPr>
+          <w:noProof/>
+        </w:rPr>
+        <w:drawing>
+          <wp:inline distT="0" distB="0" distL="0" distR="0" wp14:anchorId="67DEBCF4" wp14:editId="1A66AEB2">
+            <wp:extent cx="5550010" cy="5013983"/>
+            <wp:effectExtent l="0" t="0" r="0" b="0"/>
+            <wp:docPr id="553235099" name="Picture 1"/>
+            <wp:cNvGraphicFramePr>
+              <a:graphicFrameLocks xmlns:a="http://schemas.openxmlformats.org/drawingml/2006/main" noChangeAspect="1"/>
+            </wp:cNvGraphicFramePr>
+            <a:graphic xmlns:a="http://schemas.openxmlformats.org/drawingml/2006/main">
+              <a:graphicData uri="http://schemas.openxmlformats.org/drawingml/2006/picture">
+                <pic:pic xmlns:pic="http://schemas.openxmlformats.org/drawingml/2006/picture">
+                  <pic:nvPicPr>
+                    <pic:cNvPr id="553235099" name=""/>
+                    <pic:cNvPicPr/>
+                  </pic:nvPicPr>
+                  <pic:blipFill>
+                    <a:blip r:embed="rId18"/>
+                    <a:stretch>
+                      <a:fillRect/>
+                    </a:stretch>
+                  </pic:blipFill>
+                  <pic:spPr>
+                    <a:xfrm>
+                      <a:off x="0" y="0"/>
+                      <a:ext cx="5558544" cy="5021693"/>
+                    </a:xfrm>
+                    <a:prstGeom prst="rect">
+                      <a:avLst/>
+                    </a:prstGeom>
+                  </pic:spPr>
+                </pic:pic>
+              </a:graphicData>
+            </a:graphic>
+          </wp:inline>
+        </w:drawing>
+      </w:r>
+    </w:p>
+    <w:p>
+      <w:r>
+        <w:rPr>
+          <w:noProof/>
+        </w:rPr>
+        <w:drawing>
+          <wp:inline distT="0" distB="0" distL="0" distR="0" wp14:anchorId="12FB5C0A" wp14:editId="0E577E83">
+            <wp:extent cx="4993419" cy="2321726"/>
+            <wp:effectExtent l="0" t="0" r="0" b="2540"/>
+            <wp:docPr id="258238775" name="Picture 1"/>
+            <wp:cNvGraphicFramePr>
+              <a:graphicFrameLocks xmlns:a="http://schemas.openxmlformats.org/drawingml/2006/main" noChangeAspect="1"/>
+            </wp:cNvGraphicFramePr>
+            <a:graphic xmlns:a="http://schemas.openxmlformats.org/drawingml/2006/main">
+              <a:graphicData uri="http://schemas.openxmlformats.org/drawingml/2006/picture">
+                <pic:pic xmlns:pic="http://schemas.openxmlformats.org/drawingml/2006/picture">
+                  <pic:nvPicPr>
+                    <pic:cNvPr id="258238775" name=""/>
+                    <pic:cNvPicPr/>
+                  </pic:nvPicPr>
+                  <pic:blipFill>
+                    <a:blip r:embed="rId19"/>
+                    <a:stretch>
+                      <a:fillRect/>
+                    </a:stretch>
+                  </pic:blipFill>
+                  <pic:spPr>
+                    <a:xfrm>
+                      <a:off x="0" y="0"/>
+                      <a:ext cx="4996685" cy="2323245"/>
+                    </a:xfrm>
+                    <a:prstGeom prst="rect">
+                      <a:avLst/>
+                    </a:prstGeom>
+                  </pic:spPr>
+                </pic:pic>
+              </a:graphicData>
+            </a:graphic>
+          </wp:inline>
+        </w:drawing>
+      </w:r>
+    </w:p>
+    <w:p>
+      <w:r>
+        <w:br w:type="page"/>
+      </w:r>
+    </w:p>
+    <w:p>
+      <w:pPr>
+        <w:rPr>
+          <w:b/>
+          <w:bCs/>
+        </w:rPr>
+      </w:pPr>
+      <w:r>
+        <w:rPr>
+          <w:b/>
+          <w:bCs/>
+        </w:rPr>
+        <w:lastRenderedPageBreak/>
+        <w:t>Giải thích:</w:t>
+      </w:r>
+    </w:p>
+    <w:p>
+      <w:pPr>
+        <w:rPr>
+          <w:b/>
+          <w:bCs/>
+        </w:rPr>
+      </w:pPr>
+      <w:r>
+        <w:rPr>
+          <w:b/>
+          <w:bCs/>
+        </w:rPr>
+        <w:t>1. Đồng bộ (Synchronous)</w:t>
+      </w:r>
+    </w:p>
+    <w:p>
+      <w:pPr>
+        <w:rPr>
+          <w:color w:val="EE0000"/>
+        </w:rPr>
+      </w:pPr>
+      <w:r>
+        <w:rPr>
+          <w:color w:val="EE0000"/>
+        </w:rPr>
+        <w:t>Bạn gọi trà sữa</w:t>
+      </w:r>
+      <w:r>
+        <w:rPr>
+          <w:color w:val="EE0000"/>
+        </w:rPr>
+        <w:br/>
+        <w:t xml:space="preserve">      ↓</w:t>
+      </w:r>
+      <w:r>
+        <w:rPr>
+          <w:color w:val="EE0000"/>
+        </w:rPr>
+        <w:br/>
+        <w:t>Đứng đợi tại quầy</w:t>
+      </w:r>
+      <w:r>
+        <w:rPr>
+          <w:color w:val="EE0000"/>
+        </w:rPr>
+        <w:br/>
+        <w:t xml:space="preserve">      ↓</w:t>
+      </w:r>
+      <w:r>
+        <w:rPr>
+          <w:color w:val="EE0000"/>
+        </w:rPr>
+        <w:br/>
+        <w:t>Nhận trà sữa</w:t>
+      </w:r>
+      <w:r>
+        <w:rPr>
+          <w:color w:val="EE0000"/>
+        </w:rPr>
+        <w:br/>
+        <w:t xml:space="preserve">      ↓</w:t>
+      </w:r>
+      <w:r>
+        <w:rPr>
+          <w:color w:val="EE0000"/>
+        </w:rPr>
+        <w:br/>
+        <w:t>Mới làm việc khác</w:t>
+      </w:r>
+    </w:p>
+    <w:p>
+      <w:r>
+        <w:t>Ví dụ:</w:t>
+      </w:r>
+    </w:p>
+    <w:p>
+      <w:r>
+        <w:t>var items = _context.Items.ToList();</w:t>
+      </w:r>
+    </w:p>
+    <w:p>
+      <w:r>
+        <w:t>Khi truy vấn Database:</w:t>
+      </w:r>
+    </w:p>
+    <w:p>
+      <w:pPr>
+        <w:rPr>
+          <w:color w:val="EE0000"/>
+        </w:rPr>
+      </w:pPr>
+      <w:r>
+        <w:rPr>
+          <w:color w:val="EE0000"/>
+        </w:rPr>
+        <w:t>Controller</w:t>
+      </w:r>
+      <w:r>
+        <w:rPr>
+          <w:color w:val="EE0000"/>
+        </w:rPr>
+        <w:br/>
+        <w:t xml:space="preserve">    ↓</w:t>
+      </w:r>
+      <w:r>
+        <w:rPr>
+          <w:color w:val="EE0000"/>
+        </w:rPr>
+        <w:br/>
+        <w:t>Database</w:t>
+      </w:r>
+      <w:r>
+        <w:rPr>
+          <w:color w:val="EE0000"/>
+        </w:rPr>
+        <w:br/>
+        <w:t xml:space="preserve">    ↓</w:t>
+      </w:r>
+      <w:r>
+        <w:rPr>
+          <w:color w:val="EE0000"/>
+        </w:rPr>
+        <w:br/>
+        <w:t>Chờ...</w:t>
+      </w:r>
+      <w:r>
+        <w:rPr>
+          <w:color w:val="EE0000"/>
+        </w:rPr>
+        <w:br/>
+        <w:t xml:space="preserve">    ↓</w:t>
+      </w:r>
+      <w:r>
+        <w:rPr>
+          <w:color w:val="EE0000"/>
+        </w:rPr>
+        <w:br/>
+        <w:t>Có dữ liệu</w:t>
+      </w:r>
+      <w:r>
+        <w:rPr>
+          <w:color w:val="EE0000"/>
+        </w:rPr>
+        <w:br/>
+        <w:t xml:space="preserve">    ↓</w:t>
+      </w:r>
+      <w:r>
+        <w:rPr>
+          <w:color w:val="EE0000"/>
+        </w:rPr>
+        <w:br/>
+        <w:t>Chạy tiếp</w:t>
+      </w:r>
+    </w:p>
+    <w:p>
+      <w:r>
+        <w:t>Trong lúc chờ Database trả dữ liệu, luồng bị "đứng yên".</w:t>
+      </w:r>
+    </w:p>
+    <w:p>
+      <w:r>
+        <w:pict w14:anchorId="2F5C412A">
+          <v:rect id="_x0000_i1035" style="width:0;height:1.5pt" o:hralign="center" o:hrstd="t" o:hr="t" fillcolor="#a0a0a0" stroked="f"/>
+        </w:pict>
+      </w:r>
+    </w:p>
+    <w:p>
+      <w:pPr>
+        <w:rPr>
+          <w:b/>
+          <w:bCs/>
+        </w:rPr>
+      </w:pPr>
+      <w:r>
+        <w:rPr>
+          <w:b/>
+          <w:bCs/>
+        </w:rPr>
+        <w:t>2. Bất đồng bộ (Asynchronous)</w:t>
+      </w:r>
+    </w:p>
+    <w:p>
+      <w:pPr>
+        <w:rPr>
+          <w:color w:val="EE0000"/>
+        </w:rPr>
+      </w:pPr>
+      <w:r>
+        <w:rPr>
+          <w:color w:val="EE0000"/>
+        </w:rPr>
+        <w:t>Bạn gọi trà sữa</w:t>
+      </w:r>
+      <w:r>
+        <w:rPr>
+          <w:color w:val="EE0000"/>
+        </w:rPr>
+        <w:br/>
+        <w:t xml:space="preserve">      ↓</w:t>
+      </w:r>
+      <w:r>
+        <w:rPr>
+          <w:color w:val="EE0000"/>
+        </w:rPr>
+        <w:br/>
+        <w:t>Lấy số thứ tự</w:t>
+      </w:r>
+      <w:r>
+        <w:rPr>
+          <w:color w:val="EE0000"/>
+        </w:rPr>
+        <w:br/>
+        <w:t xml:space="preserve">      ↓</w:t>
+      </w:r>
+      <w:r>
+        <w:rPr>
+          <w:color w:val="EE0000"/>
+        </w:rPr>
+        <w:br/>
+        <w:t>Đi làm việc khác</w:t>
+      </w:r>
+      <w:r>
+        <w:rPr>
+          <w:color w:val="EE0000"/>
+        </w:rPr>
+        <w:br/>
+        <w:t xml:space="preserve">      ↓</w:t>
+      </w:r>
+      <w:r>
+        <w:rPr>
+          <w:color w:val="EE0000"/>
+        </w:rPr>
+        <w:br/>
+        <w:t>Có trà sữa thì quay lại lấy</w:t>
+      </w:r>
+    </w:p>
+    <w:p>
+      <w:r>
+        <w:t>Ví dụ:</w:t>
+      </w:r>
+    </w:p>
+    <w:p>
+      <w:r>
+        <w:lastRenderedPageBreak/>
+        <w:t>var items = await _context.Items.ToListAsync();</w:t>
+      </w:r>
+    </w:p>
+    <w:p>
+      <w:r>
+        <w:t>Khi truy vấn Database:</w:t>
+      </w:r>
+    </w:p>
+    <w:p>
+      <w:pPr>
+        <w:rPr>
+          <w:color w:val="EE0000"/>
+        </w:rPr>
+      </w:pPr>
+      <w:r>
+        <w:rPr>
+          <w:color w:val="EE0000"/>
+        </w:rPr>
+        <w:t>Controller</w:t>
+      </w:r>
+      <w:r>
+        <w:rPr>
+          <w:color w:val="EE0000"/>
+        </w:rPr>
+        <w:br/>
+        <w:t xml:space="preserve">    ↓</w:t>
+      </w:r>
+      <w:r>
+        <w:rPr>
+          <w:color w:val="EE0000"/>
+        </w:rPr>
+        <w:br/>
+        <w:t>Gửi yêu cầu Database</w:t>
+      </w:r>
+      <w:r>
+        <w:rPr>
+          <w:color w:val="EE0000"/>
+        </w:rPr>
+        <w:br/>
+        <w:t xml:space="preserve">    ↓</w:t>
+      </w:r>
+      <w:r>
+        <w:rPr>
+          <w:color w:val="EE0000"/>
+        </w:rPr>
+        <w:br/>
+        <w:t>Tạm nhường luồng</w:t>
+      </w:r>
+      <w:r>
+        <w:rPr>
+          <w:color w:val="EE0000"/>
+        </w:rPr>
+        <w:br/>
+        <w:t xml:space="preserve">    ↓</w:t>
+      </w:r>
+      <w:r>
+        <w:rPr>
+          <w:color w:val="EE0000"/>
+        </w:rPr>
+        <w:br/>
+        <w:t>Database xử lý</w:t>
+      </w:r>
+      <w:r>
+        <w:rPr>
+          <w:color w:val="EE0000"/>
+        </w:rPr>
+        <w:br/>
+        <w:t xml:space="preserve">    ↓</w:t>
+      </w:r>
+      <w:r>
+        <w:rPr>
+          <w:color w:val="EE0000"/>
+        </w:rPr>
+        <w:br/>
+        <w:t>Có kết quả</w:t>
+      </w:r>
+      <w:r>
+        <w:rPr>
+          <w:color w:val="EE0000"/>
+        </w:rPr>
+        <w:br/>
+        <w:t xml:space="preserve">    ↓</w:t>
+      </w:r>
+      <w:r>
+        <w:rPr>
+          <w:color w:val="EE0000"/>
+        </w:rPr>
+        <w:br/>
+        <w:t>Tiếp tục chạy</w:t>
+      </w:r>
+    </w:p>
+    <w:p>
+      <w:r>
+        <w:t>Luồng không bị giữ lại vô ích.</w:t>
+      </w:r>
+    </w:p>
+    <w:p>
+      <w:r>
+        <w:br w:type="page"/>
+      </w:r>
+    </w:p>
+    <w:p>
+      <w:r>
+        <w:rPr>
+          <w:b/>
+          <w:bCs/>
+        </w:rPr>
+        <w:lastRenderedPageBreak/>
+        <w:t>asp-for</w:t>
+      </w:r>
+      <w:r>
+        <w:t>="Name"</w:t>
+      </w:r>
+    </w:p>
+    <w:p>
+      <w:r>
+        <w:t>Input này đại diện cho thuộc tính Name của Model.</w:t>
+      </w:r>
+    </w:p>
+    <w:p>
+      <w:pPr>
+        <w:rPr>
+          <w:color w:val="EE0000"/>
+        </w:rPr>
+      </w:pPr>
+      <w:r>
+        <w:rPr>
+          <w:color w:val="EE0000"/>
+        </w:rPr>
+        <w:t>asp-for="TênThuộcTính"</w:t>
+      </w:r>
+    </w:p>
+    <w:p>
+      <w:pPr>
+        <w:rPr>
+          <w:color w:val="EE0000"/>
+        </w:rPr>
+      </w:pPr>
+      <w:r>
+        <w:rPr>
+          <w:color w:val="EE0000"/>
+        </w:rPr>
+        <w:t xml:space="preserve">thì hiểu ngay là nó đang </w:t>
+      </w:r>
+      <w:r>
+        <w:rPr>
+          <w:b/>
+          <w:bCs/>
+          <w:color w:val="EE0000"/>
+        </w:rPr>
+        <w:t>gắn thẻ HTML với một thuộc tính trong Model</w:t>
+      </w:r>
+      <w:r>
+        <w:rPr>
+          <w:color w:val="EE0000"/>
+        </w:rPr>
+        <w:t xml:space="preserve"> để ASP.NET tự động xử lý dữ liệu.</w:t>
+      </w:r>
+    </w:p>
+    <w:p>
+      <w:pPr>
+        <w:rPr>
+          <w:color w:val="EE0000"/>
+        </w:rPr>
+      </w:pPr>
+    </w:p>
+    <w:p>
+      <w:pPr>
+        <w:rPr>
+          <w:b/>
+          <w:bCs/>
+          <w:color w:val="EE0000"/>
+        </w:rPr>
+      </w:pPr>
+      <w:r>
+        <w:rPr>
+          <w:b/>
+          <w:bCs/>
+          <w:color w:val="EE0000"/>
+        </w:rPr>
+        <w:br w:type="page"/>
+      </w:r>
+    </w:p>
+    <w:p>
+      <w:pPr>
+        <w:jc w:val="center"/>
+        <w:rPr>
+          <w:b/>
+          <w:bCs/>
+          <w:sz w:val="32"/>
+          <w:szCs w:val="32"/>
+        </w:rPr>
+      </w:pPr>
+      <w:r>
+        <w:rPr>
+          <w:b/>
+          <w:bCs/>
+          <w:sz w:val="32"/>
+          <w:szCs w:val="32"/>
+        </w:rPr>
+        <w:lastRenderedPageBreak/>
+        <w:t>GET VÀ POST</w:t>
+      </w:r>
+    </w:p>
+    <w:p>
+      <w:pPr>
+        <w:rPr>
+          <w:b/>
+          <w:bCs/>
+          <w:color w:val="EE0000"/>
+        </w:rPr>
+      </w:pPr>
+      <w:r>
+        <w:rPr>
+          <w:b/>
+          <w:bCs/>
+          <w:color w:val="EE0000"/>
+        </w:rPr>
+        <w:t>Cách nhớ nhanh</w:t>
+      </w:r>
+    </w:p>
+    <w:tbl>
+      <w:tblPr>
+        <w:tblW w:w="0" w:type="auto"/>
+        <w:tblCellSpacing w:w="15" w:type="dxa"/>
+        <w:tblCellMar>
+          <w:top w:w="15" w:type="dxa"/>
+          <w:left w:w="15" w:type="dxa"/>
+          <w:bottom w:w="15" w:type="dxa"/>
+          <w:right w:w="15" w:type="dxa"/>
+        </w:tblCellMar>
+        <w:tblLook w:val="04A0" w:firstRow="1" w:lastRow="0" w:firstColumn="1" w:lastColumn="0" w:noHBand="0" w:noVBand="1"/>
+      </w:tblPr>
+      <w:tblGrid>
+        <w:gridCol w:w="874"/>
+        <w:gridCol w:w="1679"/>
+      </w:tblGrid>
+      <w:tr>
+        <w:trPr>
+          <w:tblHeader/>
+          <w:tblCellSpacing w:w="15" w:type="dxa"/>
+        </w:trPr>
+        <w:tc>
+          <w:tcPr>
+            <w:tcW w:w="0" w:type="auto"/>
+            <w:vAlign w:val="center"/>
+            <w:hideMark/>
+          </w:tcPr>
+          <w:p>
+            <w:pPr>
+              <w:rPr>
+                <w:b/>
+                <w:bCs/>
+              </w:rPr>
+            </w:pPr>
+            <w:r>
+              <w:rPr>
+                <w:b/>
+                <w:bCs/>
+              </w:rPr>
+              <w:t>Method</w:t>
+            </w:r>
+          </w:p>
+        </w:tc>
+        <w:tc>
+          <w:tcPr>
+            <w:tcW w:w="0" w:type="auto"/>
+            <w:vAlign w:val="center"/>
+            <w:hideMark/>
+          </w:tcPr>
+          <w:p>
+            <w:pPr>
+              <w:rPr>
+                <w:b/>
+                <w:bCs/>
+              </w:rPr>
+            </w:pPr>
+            <w:r>
+              <w:rPr>
+                <w:b/>
+                <w:bCs/>
+              </w:rPr>
+              <w:t>Mục đích</w:t>
+            </w:r>
+          </w:p>
+        </w:tc>
+      </w:tr>
+      <w:tr>
+        <w:trPr>
+          <w:tblCellSpacing w:w="15" w:type="dxa"/>
+        </w:trPr>
+        <w:tc>
+          <w:tcPr>
+            <w:tcW w:w="0" w:type="auto"/>
+            <w:vAlign w:val="center"/>
+            <w:hideMark/>
+          </w:tcPr>
+          <w:p>
+            <w:r>
+              <w:t>GET</w:t>
+            </w:r>
+          </w:p>
+        </w:tc>
+        <w:tc>
+          <w:tcPr>
+            <w:tcW w:w="0" w:type="auto"/>
+            <w:vAlign w:val="center"/>
+            <w:hideMark/>
+          </w:tcPr>
+          <w:p>
+            <w:r>
+              <w:t>Lấy dữ liệu</w:t>
+            </w:r>
+          </w:p>
+        </w:tc>
+      </w:tr>
+      <w:tr>
+        <w:trPr>
+          <w:tblCellSpacing w:w="15" w:type="dxa"/>
+        </w:trPr>
+        <w:tc>
+          <w:tcPr>
+            <w:tcW w:w="0" w:type="auto"/>
+            <w:vAlign w:val="center"/>
+            <w:hideMark/>
+          </w:tcPr>
+          <w:p>
+            <w:r>
+              <w:t>POST</w:t>
+            </w:r>
+          </w:p>
+        </w:tc>
+        <w:tc>
+          <w:tcPr>
+            <w:tcW w:w="0" w:type="auto"/>
+            <w:vAlign w:val="center"/>
+            <w:hideMark/>
+          </w:tcPr>
+          <w:p>
+            <w:r>
+              <w:t>Gửi dữ liệu mới</w:t>
+            </w:r>
+          </w:p>
+        </w:tc>
+      </w:tr>
+      <w:tr>
+        <w:trPr>
+          <w:tblCellSpacing w:w="15" w:type="dxa"/>
+        </w:trPr>
+        <w:tc>
+          <w:tcPr>
+            <w:tcW w:w="0" w:type="auto"/>
+            <w:vAlign w:val="center"/>
+            <w:hideMark/>
+          </w:tcPr>
+          <w:p>
+            <w:r>
+              <w:t>PUT</w:t>
+            </w:r>
+          </w:p>
+        </w:tc>
+        <w:tc>
+          <w:tcPr>
+            <w:tcW w:w="0" w:type="auto"/>
+            <w:vAlign w:val="center"/>
+            <w:hideMark/>
+          </w:tcPr>
+          <w:p>
+            <w:r>
+              <w:t>Cập nhật dữ liệu</w:t>
+            </w:r>
+          </w:p>
+        </w:tc>
+      </w:tr>
+      <w:tr>
+        <w:trPr>
+          <w:tblCellSpacing w:w="15" w:type="dxa"/>
+        </w:trPr>
+        <w:tc>
+          <w:tcPr>
+            <w:tcW w:w="0" w:type="auto"/>
+            <w:vAlign w:val="center"/>
+            <w:hideMark/>
+          </w:tcPr>
+          <w:p>
+            <w:r>
+              <w:t>DELETE</w:t>
+            </w:r>
+          </w:p>
+        </w:tc>
+        <w:tc>
+          <w:tcPr>
+            <w:tcW w:w="0" w:type="auto"/>
+            <w:vAlign w:val="center"/>
+            <w:hideMark/>
+          </w:tcPr>
+          <w:p>
+            <w:r>
+              <w:t>Xóa dữ liệu</w:t>
+            </w:r>
+          </w:p>
+        </w:tc>
+      </w:tr>
+    </w:tbl>
+    <w:p>
+      <w:r>
+        <w:t>Trong ASP.NET Core MVC:</w:t>
+      </w:r>
+    </w:p>
+    <w:p>
+      <w:pPr>
+        <w:numPr>
+          <w:ilvl w:val="0"/>
+          <w:numId w:val="3"/>
+        </w:numPr>
+      </w:pPr>
+      <w:r>
+        <w:t xml:space="preserve">Trang mở form → GET </w:t>
+      </w:r>
+    </w:p>
+    <w:p>
+      <w:pPr>
+        <w:numPr>
+          <w:ilvl w:val="0"/>
+          <w:numId w:val="3"/>
+        </w:numPr>
+      </w:pPr>
+      <w:r>
+        <w:t>Nhấn nút Save → POST</w:t>
+      </w:r>
+    </w:p>
+    <w:p>
+      <w:pPr>
+        <w:rPr>
+          <w:b/>
+          <w:bCs/>
+        </w:rPr>
+      </w:pPr>
+      <w:r>
+        <w:rPr>
+          <w:b/>
+          <w:bCs/>
+        </w:rPr>
+        <w:t>Tại sao Create phải dùng POST?</w:t>
+      </w:r>
+    </w:p>
+    <w:p>
+      <w:pPr>
+        <w:rPr>
+          <w:b/>
+          <w:bCs/>
+        </w:rPr>
+      </w:pPr>
+      <w:r>
+        <w:rPr>
+          <w:b/>
+          <w:bCs/>
+        </w:rPr>
+        <w:t>Vì Create là hành động thay đổi dữ liệu trong database.</w:t>
+      </w:r>
+    </w:p>
+    <w:p>
+      <w:r>
+        <w:drawing>
+          <wp:inline distT="0" distB="0" distL="0" distR="0" wp14:anchorId="6BEA33D3" wp14:editId="70AE708B">
+            <wp:extent cx="5943600" cy="3147060"/>
+            <wp:effectExtent l="0" t="0" r="0" b="0"/>
+            <wp:docPr id="1627236896" name="Picture 1"/>
+            <wp:cNvGraphicFramePr>
+              <a:graphicFrameLocks xmlns:a="http://schemas.openxmlformats.org/drawingml/2006/main" noChangeAspect="1"/>
+            </wp:cNvGraphicFramePr>
+            <a:graphic xmlns:a="http://schemas.openxmlformats.org/drawingml/2006/main">
+              <a:graphicData uri="http://schemas.openxmlformats.org/drawingml/2006/picture">
+                <pic:pic xmlns:pic="http://schemas.openxmlformats.org/drawingml/2006/picture">
+                  <pic:nvPicPr>
+                    <pic:cNvPr id="1627236896" name=""/>
+                    <pic:cNvPicPr/>
+                  </pic:nvPicPr>
+                  <pic:blipFill>
+                    <a:blip r:embed="rId20"/>
+                    <a:stretch>
+                      <a:fillRect/>
+                    </a:stretch>
+                  </pic:blipFill>
+                  <pic:spPr>
+                    <a:xfrm>
+                      <a:off x="0" y="0"/>
+                      <a:ext cx="5943600" cy="3147060"/>
+                    </a:xfrm>
+                    <a:prstGeom prst="rect">
+                      <a:avLst/>
+                    </a:prstGeom>
+                  </pic:spPr>
+                </pic:pic>
+              </a:graphicData>
+            </a:graphic>
+          </wp:inline>
+        </w:drawing>
+      </w:r>
+    </w:p>
+    <w:p>
+      <w:pPr>
+        <w:rPr>
+          <w:color w:val="EE0000"/>
+        </w:rPr>
+      </w:pPr>
+    </w:p>
+    <w:p/>
     <w:p/>
     <w:sectPr>
       <w:pgSz w:w="12240" w:h="15840"/>
@@ -3480,6 +5027,155 @@
     </w:lvl>
   </w:abstractNum>
   <w:abstractNum w:abstractNumId="1" w15:restartNumberingAfterBreak="0">
+    <w:nsid w:val="3A48159F"/>
+    <w:multiLevelType w:val="multilevel"/>
+    <w:tmpl w:val="3BC43E3E"/>
+    <w:lvl w:ilvl="0">
+      <w:start w:val="1"/>
+      <w:numFmt w:val="bullet"/>
+      <w:lvlText w:val=""/>
+      <w:lvlJc w:val="left"/>
+      <w:pPr>
+        <w:tabs>
+          <w:tab w:val="num" w:pos="720"/>
+        </w:tabs>
+        <w:ind w:left="720" w:hanging="360"/>
+      </w:pPr>
+      <w:rPr>
+        <w:rFonts w:ascii="Symbol" w:hAnsi="Symbol" w:hint="default"/>
+        <w:sz w:val="20"/>
+      </w:rPr>
+    </w:lvl>
+    <w:lvl w:ilvl="1" w:tentative="1">
+      <w:start w:val="1"/>
+      <w:numFmt w:val="bullet"/>
+      <w:lvlText w:val="o"/>
+      <w:lvlJc w:val="left"/>
+      <w:pPr>
+        <w:tabs>
+          <w:tab w:val="num" w:pos="1440"/>
+        </w:tabs>
+        <w:ind w:left="1440" w:hanging="360"/>
+      </w:pPr>
+      <w:rPr>
+        <w:rFonts w:ascii="Courier New" w:hAnsi="Courier New" w:hint="default"/>
+        <w:sz w:val="20"/>
+      </w:rPr>
+    </w:lvl>
+    <w:lvl w:ilvl="2" w:tentative="1">
+      <w:start w:val="1"/>
+      <w:numFmt w:val="bullet"/>
+      <w:lvlText w:val=""/>
+      <w:lvlJc w:val="left"/>
+      <w:pPr>
+        <w:tabs>
+          <w:tab w:val="num" w:pos="2160"/>
+        </w:tabs>
+        <w:ind w:left="2160" w:hanging="360"/>
+      </w:pPr>
+      <w:rPr>
+        <w:rFonts w:ascii="Wingdings" w:hAnsi="Wingdings" w:hint="default"/>
+        <w:sz w:val="20"/>
+      </w:rPr>
+    </w:lvl>
+    <w:lvl w:ilvl="3" w:tentative="1">
+      <w:start w:val="1"/>
+      <w:numFmt w:val="bullet"/>
+      <w:lvlText w:val=""/>
+      <w:lvlJc w:val="left"/>
+      <w:pPr>
+        <w:tabs>
+          <w:tab w:val="num" w:pos="2880"/>
+        </w:tabs>
+        <w:ind w:left="2880" w:hanging="360"/>
+      </w:pPr>
+      <w:rPr>
+        <w:rFonts w:ascii="Wingdings" w:hAnsi="Wingdings" w:hint="default"/>
+        <w:sz w:val="20"/>
+      </w:rPr>
+    </w:lvl>
+    <w:lvl w:ilvl="4" w:tentative="1">
+      <w:start w:val="1"/>
+      <w:numFmt w:val="bullet"/>
+      <w:lvlText w:val=""/>
+      <w:lvlJc w:val="left"/>
+      <w:pPr>
+        <w:tabs>
+          <w:tab w:val="num" w:pos="3600"/>
+        </w:tabs>
+        <w:ind w:left="3600" w:hanging="360"/>
+      </w:pPr>
+      <w:rPr>
+        <w:rFonts w:ascii="Wingdings" w:hAnsi="Wingdings" w:hint="default"/>
+        <w:sz w:val="20"/>
+      </w:rPr>
+    </w:lvl>
+    <w:lvl w:ilvl="5" w:tentative="1">
+      <w:start w:val="1"/>
+      <w:numFmt w:val="bullet"/>
+      <w:lvlText w:val=""/>
+      <w:lvlJc w:val="left"/>
+      <w:pPr>
+        <w:tabs>
+          <w:tab w:val="num" w:pos="4320"/>
+        </w:tabs>
+        <w:ind w:left="4320" w:hanging="360"/>
+      </w:pPr>
+      <w:rPr>
+        <w:rFonts w:ascii="Wingdings" w:hAnsi="Wingdings" w:hint="default"/>
+        <w:sz w:val="20"/>
+      </w:rPr>
+    </w:lvl>
+    <w:lvl w:ilvl="6" w:tentative="1">
+      <w:start w:val="1"/>
+      <w:numFmt w:val="bullet"/>
+      <w:lvlText w:val=""/>
+      <w:lvlJc w:val="left"/>
+      <w:pPr>
+        <w:tabs>
+          <w:tab w:val="num" w:pos="5040"/>
+        </w:tabs>
+        <w:ind w:left="5040" w:hanging="360"/>
+      </w:pPr>
+      <w:rPr>
+        <w:rFonts w:ascii="Wingdings" w:hAnsi="Wingdings" w:hint="default"/>
+        <w:sz w:val="20"/>
+      </w:rPr>
+    </w:lvl>
+    <w:lvl w:ilvl="7" w:tentative="1">
+      <w:start w:val="1"/>
+      <w:numFmt w:val="bullet"/>
+      <w:lvlText w:val=""/>
+      <w:lvlJc w:val="left"/>
+      <w:pPr>
+        <w:tabs>
+          <w:tab w:val="num" w:pos="5760"/>
+        </w:tabs>
+        <w:ind w:left="5760" w:hanging="360"/>
+      </w:pPr>
+      <w:rPr>
+        <w:rFonts w:ascii="Wingdings" w:hAnsi="Wingdings" w:hint="default"/>
+        <w:sz w:val="20"/>
+      </w:rPr>
+    </w:lvl>
+    <w:lvl w:ilvl="8" w:tentative="1">
+      <w:start w:val="1"/>
+      <w:numFmt w:val="bullet"/>
+      <w:lvlText w:val=""/>
+      <w:lvlJc w:val="left"/>
+      <w:pPr>
+        <w:tabs>
+          <w:tab w:val="num" w:pos="6480"/>
+        </w:tabs>
+        <w:ind w:left="6480" w:hanging="360"/>
+      </w:pPr>
+      <w:rPr>
+        <w:rFonts w:ascii="Wingdings" w:hAnsi="Wingdings" w:hint="default"/>
+        <w:sz w:val="20"/>
+      </w:rPr>
+    </w:lvl>
+  </w:abstractNum>
+  <w:abstractNum w:abstractNumId="2" w15:restartNumberingAfterBreak="0">
     <w:nsid w:val="73B52B43"/>
     <w:multiLevelType w:val="multilevel"/>
     <w:tmpl w:val="59884D7E"/>
@@ -3597,10 +5293,13 @@
     </w:lvl>
   </w:abstractNum>
   <w:num w:numId="1" w16cid:durableId="430272983">
-    <w:abstractNumId w:val="1"/>
+    <w:abstractNumId w:val="2"/>
   </w:num>
   <w:num w:numId="2" w16cid:durableId="301925985">
     <w:abstractNumId w:val="0"/>
+  </w:num>
+  <w:num w:numId="3" w16cid:durableId="553927071">
+    <w:abstractNumId w:val="1"/>
   </w:num>
 </w:numbering>
 </file>

--- a/MyApp/hihi.docx
+++ b/MyApp/hihi.docx
@@ -4493,12 +4493,27 @@
       </w:r>
     </w:p>
     <w:p>
+      <w:pPr>
+        <w:rPr>
+          <w:b/>
+          <w:bCs/>
+        </w:rPr>
+      </w:pPr>
       <w:r>
         <w:rPr>
           <w:b/>
           <w:bCs/>
         </w:rPr>
         <w:lastRenderedPageBreak/>
+        <w:t>L1</w:t>
+      </w:r>
+    </w:p>
+    <w:p>
+      <w:r>
+        <w:rPr>
+          <w:b/>
+          <w:bCs/>
+        </w:rPr>
         <w:t>asp-for</w:t>
       </w:r>
       <w:r>
@@ -4560,18 +4575,110 @@
     <w:p>
       <w:pPr>
         <w:rPr>
-          <w:b/>
-          <w:bCs/>
           <w:color w:val="EE0000"/>
         </w:rPr>
       </w:pPr>
       <w:r>
         <w:rPr>
-          <w:b/>
-          <w:bCs/>
           <w:color w:val="EE0000"/>
         </w:rPr>
-        <w:br w:type="page"/>
+        <w:t>L2</w:t>
+      </w:r>
+    </w:p>
+    <w:p>
+      <w:pPr>
+        <w:rPr>
+          <w:color w:val="EE0000"/>
+        </w:rPr>
+      </w:pPr>
+      <w:r>
+        <w:rPr>
+          <w:noProof/>
+          <w:color w:val="EE0000"/>
+        </w:rPr>
+        <w:drawing>
+          <wp:inline distT="0" distB="0" distL="0" distR="0" wp14:anchorId="1D166706" wp14:editId="1810DEC4">
+            <wp:extent cx="5943600" cy="260350"/>
+            <wp:effectExtent l="0" t="0" r="0" b="6350"/>
+            <wp:docPr id="2112195367" name="Picture 1"/>
+            <wp:cNvGraphicFramePr>
+              <a:graphicFrameLocks xmlns:a="http://schemas.openxmlformats.org/drawingml/2006/main" noChangeAspect="1"/>
+            </wp:cNvGraphicFramePr>
+            <a:graphic xmlns:a="http://schemas.openxmlformats.org/drawingml/2006/main">
+              <a:graphicData uri="http://schemas.openxmlformats.org/drawingml/2006/picture">
+                <pic:pic xmlns:pic="http://schemas.openxmlformats.org/drawingml/2006/picture">
+                  <pic:nvPicPr>
+                    <pic:cNvPr id="2112195367" name=""/>
+                    <pic:cNvPicPr/>
+                  </pic:nvPicPr>
+                  <pic:blipFill>
+                    <a:blip r:embed="rId20"/>
+                    <a:stretch>
+                      <a:fillRect/>
+                    </a:stretch>
+                  </pic:blipFill>
+                  <pic:spPr>
+                    <a:xfrm>
+                      <a:off x="0" y="0"/>
+                      <a:ext cx="5943600" cy="260350"/>
+                    </a:xfrm>
+                    <a:prstGeom prst="rect">
+                      <a:avLst/>
+                    </a:prstGeom>
+                  </pic:spPr>
+                </pic:pic>
+              </a:graphicData>
+            </a:graphic>
+          </wp:inline>
+        </w:drawing>
+      </w:r>
+    </w:p>
+    <w:p>
+      <w:pPr>
+        <w:rPr>
+          <w:color w:val="EE0000"/>
+        </w:rPr>
+      </w:pPr>
+      <w:r>
+        <w:rPr>
+          <w:noProof/>
+          <w:color w:val="EE0000"/>
+        </w:rPr>
+        <w:drawing>
+          <wp:inline distT="0" distB="0" distL="0" distR="0" wp14:anchorId="5EEC4170" wp14:editId="3D06E69A">
+            <wp:extent cx="5943600" cy="5337175"/>
+            <wp:effectExtent l="0" t="0" r="0" b="0"/>
+            <wp:docPr id="1998710499" name="Picture 1"/>
+            <wp:cNvGraphicFramePr>
+              <a:graphicFrameLocks xmlns:a="http://schemas.openxmlformats.org/drawingml/2006/main" noChangeAspect="1"/>
+            </wp:cNvGraphicFramePr>
+            <a:graphic xmlns:a="http://schemas.openxmlformats.org/drawingml/2006/main">
+              <a:graphicData uri="http://schemas.openxmlformats.org/drawingml/2006/picture">
+                <pic:pic xmlns:pic="http://schemas.openxmlformats.org/drawingml/2006/picture">
+                  <pic:nvPicPr>
+                    <pic:cNvPr id="1998710499" name=""/>
+                    <pic:cNvPicPr/>
+                  </pic:nvPicPr>
+                  <pic:blipFill>
+                    <a:blip r:embed="rId21"/>
+                    <a:stretch>
+                      <a:fillRect/>
+                    </a:stretch>
+                  </pic:blipFill>
+                  <pic:spPr>
+                    <a:xfrm>
+                      <a:off x="0" y="0"/>
+                      <a:ext cx="5943600" cy="5337175"/>
+                    </a:xfrm>
+                    <a:prstGeom prst="rect">
+                      <a:avLst/>
+                    </a:prstGeom>
+                  </pic:spPr>
+                </pic:pic>
+              </a:graphicData>
+            </a:graphic>
+          </wp:inline>
+        </w:drawing>
       </w:r>
     </w:p>
     <w:p>
@@ -4584,6 +4691,117 @@
           <w:szCs w:val="32"/>
         </w:rPr>
       </w:pPr>
+      <w:r>
+        <w:rPr>
+          <w:b/>
+          <w:bCs/>
+          <w:sz w:val="32"/>
+          <w:szCs w:val="32"/>
+        </w:rPr>
+        <w:lastRenderedPageBreak/>
+        <w:t>FindAsync() and FirstOrDefaultAsync()</w:t>
+      </w:r>
+    </w:p>
+    <w:p>
+      <w:r>
+        <w:drawing>
+          <wp:inline distT="0" distB="0" distL="0" distR="0" wp14:anchorId="21841A19" wp14:editId="63E9F052">
+            <wp:extent cx="5543154" cy="3742221"/>
+            <wp:effectExtent l="0" t="0" r="635" b="0"/>
+            <wp:docPr id="1679843560" name="Picture 1"/>
+            <wp:cNvGraphicFramePr>
+              <a:graphicFrameLocks xmlns:a="http://schemas.openxmlformats.org/drawingml/2006/main" noChangeAspect="1"/>
+            </wp:cNvGraphicFramePr>
+            <a:graphic xmlns:a="http://schemas.openxmlformats.org/drawingml/2006/main">
+              <a:graphicData uri="http://schemas.openxmlformats.org/drawingml/2006/picture">
+                <pic:pic xmlns:pic="http://schemas.openxmlformats.org/drawingml/2006/picture">
+                  <pic:nvPicPr>
+                    <pic:cNvPr id="1690390350" name=""/>
+                    <pic:cNvPicPr/>
+                  </pic:nvPicPr>
+                  <pic:blipFill>
+                    <a:blip r:embed="rId22"/>
+                    <a:stretch>
+                      <a:fillRect/>
+                    </a:stretch>
+                  </pic:blipFill>
+                  <pic:spPr>
+                    <a:xfrm>
+                      <a:off x="0" y="0"/>
+                      <a:ext cx="5544530" cy="3743150"/>
+                    </a:xfrm>
+                    <a:prstGeom prst="rect">
+                      <a:avLst/>
+                    </a:prstGeom>
+                  </pic:spPr>
+                </pic:pic>
+              </a:graphicData>
+            </a:graphic>
+          </wp:inline>
+        </w:drawing>
+      </w:r>
+    </w:p>
+    <w:p>
+      <w:pPr>
+        <w:rPr>
+          <w:color w:val="EE0000"/>
+        </w:rPr>
+      </w:pPr>
+      <w:r>
+        <w:drawing>
+          <wp:inline distT="0" distB="0" distL="0" distR="0" wp14:anchorId="20B55F52" wp14:editId="691684FC">
+            <wp:extent cx="4814542" cy="3832087"/>
+            <wp:effectExtent l="0" t="0" r="5715" b="0"/>
+            <wp:docPr id="2068681959" name="Picture 1"/>
+            <wp:cNvGraphicFramePr>
+              <a:graphicFrameLocks xmlns:a="http://schemas.openxmlformats.org/drawingml/2006/main" noChangeAspect="1"/>
+            </wp:cNvGraphicFramePr>
+            <a:graphic xmlns:a="http://schemas.openxmlformats.org/drawingml/2006/main">
+              <a:graphicData uri="http://schemas.openxmlformats.org/drawingml/2006/picture">
+                <pic:pic xmlns:pic="http://schemas.openxmlformats.org/drawingml/2006/picture">
+                  <pic:nvPicPr>
+                    <pic:cNvPr id="645358015" name=""/>
+                    <pic:cNvPicPr/>
+                  </pic:nvPicPr>
+                  <pic:blipFill>
+                    <a:blip r:embed="rId23"/>
+                    <a:stretch>
+                      <a:fillRect/>
+                    </a:stretch>
+                  </pic:blipFill>
+                  <pic:spPr>
+                    <a:xfrm>
+                      <a:off x="0" y="0"/>
+                      <a:ext cx="4818408" cy="3835164"/>
+                    </a:xfrm>
+                    <a:prstGeom prst="rect">
+                      <a:avLst/>
+                    </a:prstGeom>
+                  </pic:spPr>
+                </pic:pic>
+              </a:graphicData>
+            </a:graphic>
+          </wp:inline>
+        </w:drawing>
+      </w:r>
+    </w:p>
+    <w:p>
+      <w:pPr>
+        <w:jc w:val="center"/>
+        <w:rPr>
+          <w:b/>
+          <w:bCs/>
+          <w:color w:val="EE0000"/>
+        </w:rPr>
+      </w:pPr>
+      <w:r>
+        <w:rPr>
+          <w:b/>
+          <w:bCs/>
+          <w:color w:val="EE0000"/>
+        </w:rPr>
+        <w:br w:type="page"/>
+      </w:r>
       <w:r>
         <w:rPr>
           <w:b/>
@@ -4854,6 +5072,9 @@
     </w:p>
     <w:p>
       <w:r>
+        <w:rPr>
+          <w:noProof/>
+        </w:rPr>
         <w:drawing>
           <wp:inline distT="0" distB="0" distL="0" distR="0" wp14:anchorId="6BEA33D3" wp14:editId="70AE708B">
             <wp:extent cx="5943600" cy="3147060"/>
@@ -4870,7 +5091,7 @@
                     <pic:cNvPicPr/>
                   </pic:nvPicPr>
                   <pic:blipFill>
-                    <a:blip r:embed="rId20"/>
+                    <a:blip r:embed="rId24"/>
                     <a:stretch>
                       <a:fillRect/>
                     </a:stretch>

--- a/MyApp/hihi.docx
+++ b/MyApp/hihi.docx
@@ -4704,6 +4704,9 @@
     </w:p>
     <w:p>
       <w:r>
+        <w:rPr>
+          <w:noProof/>
+        </w:rPr>
         <w:drawing>
           <wp:inline distT="0" distB="0" distL="0" distR="0" wp14:anchorId="21841A19" wp14:editId="63E9F052">
             <wp:extent cx="5543154" cy="3742221"/>
@@ -4748,6 +4751,9 @@
         </w:rPr>
       </w:pPr>
       <w:r>
+        <w:rPr>
+          <w:noProof/>
+        </w:rPr>
         <w:drawing>
           <wp:inline distT="0" distB="0" distL="0" distR="0" wp14:anchorId="20B55F52" wp14:editId="691684FC">
             <wp:extent cx="4814542" cy="3832087"/>
@@ -5119,8 +5125,1019 @@
         </w:rPr>
       </w:pPr>
     </w:p>
-    <w:p/>
-    <w:p/>
+    <w:p>
+      <w:r>
+        <w:br w:type="page"/>
+      </w:r>
+    </w:p>
+    <w:p>
+      <w:pPr>
+        <w:jc w:val="center"/>
+        <w:rPr>
+          <w:b/>
+          <w:bCs/>
+          <w:color w:val="EE0000"/>
+          <w:sz w:val="32"/>
+          <w:szCs w:val="32"/>
+        </w:rPr>
+      </w:pPr>
+      <w:r>
+        <w:rPr>
+          <w:b/>
+          <w:bCs/>
+          <w:color w:val="EE0000"/>
+          <w:sz w:val="32"/>
+          <w:szCs w:val="32"/>
+        </w:rPr>
+        <w:lastRenderedPageBreak/>
+        <w:t>QUAN TRỌNG</w:t>
+      </w:r>
+    </w:p>
+    <w:p>
+      <w:r>
+        <w:rPr>
+          <w:noProof/>
+        </w:rPr>
+        <w:drawing>
+          <wp:inline distT="0" distB="0" distL="0" distR="0" wp14:anchorId="082A574F" wp14:editId="275335EC">
+            <wp:extent cx="5943600" cy="6227445"/>
+            <wp:effectExtent l="0" t="0" r="0" b="1905"/>
+            <wp:docPr id="158878963" name="Picture 1"/>
+            <wp:cNvGraphicFramePr>
+              <a:graphicFrameLocks xmlns:a="http://schemas.openxmlformats.org/drawingml/2006/main" noChangeAspect="1"/>
+            </wp:cNvGraphicFramePr>
+            <a:graphic xmlns:a="http://schemas.openxmlformats.org/drawingml/2006/main">
+              <a:graphicData uri="http://schemas.openxmlformats.org/drawingml/2006/picture">
+                <pic:pic xmlns:pic="http://schemas.openxmlformats.org/drawingml/2006/picture">
+                  <pic:nvPicPr>
+                    <pic:cNvPr id="158878963" name=""/>
+                    <pic:cNvPicPr/>
+                  </pic:nvPicPr>
+                  <pic:blipFill>
+                    <a:blip r:embed="rId25"/>
+                    <a:stretch>
+                      <a:fillRect/>
+                    </a:stretch>
+                  </pic:blipFill>
+                  <pic:spPr>
+                    <a:xfrm>
+                      <a:off x="0" y="0"/>
+                      <a:ext cx="5943600" cy="6227445"/>
+                    </a:xfrm>
+                    <a:prstGeom prst="rect">
+                      <a:avLst/>
+                    </a:prstGeom>
+                  </pic:spPr>
+                </pic:pic>
+              </a:graphicData>
+            </a:graphic>
+          </wp:inline>
+        </w:drawing>
+      </w:r>
+    </w:p>
+    <w:p>
+      <w:r>
+        <w:rPr>
+          <w:noProof/>
+        </w:rPr>
+        <w:lastRenderedPageBreak/>
+        <w:drawing>
+          <wp:inline distT="0" distB="0" distL="0" distR="0" wp14:anchorId="290BE8A9" wp14:editId="09560E50">
+            <wp:extent cx="5943600" cy="3450590"/>
+            <wp:effectExtent l="0" t="0" r="0" b="0"/>
+            <wp:docPr id="805183998" name="Picture 1"/>
+            <wp:cNvGraphicFramePr>
+              <a:graphicFrameLocks xmlns:a="http://schemas.openxmlformats.org/drawingml/2006/main" noChangeAspect="1"/>
+            </wp:cNvGraphicFramePr>
+            <a:graphic xmlns:a="http://schemas.openxmlformats.org/drawingml/2006/main">
+              <a:graphicData uri="http://schemas.openxmlformats.org/drawingml/2006/picture">
+                <pic:pic xmlns:pic="http://schemas.openxmlformats.org/drawingml/2006/picture">
+                  <pic:nvPicPr>
+                    <pic:cNvPr id="805183998" name=""/>
+                    <pic:cNvPicPr/>
+                  </pic:nvPicPr>
+                  <pic:blipFill>
+                    <a:blip r:embed="rId26"/>
+                    <a:stretch>
+                      <a:fillRect/>
+                    </a:stretch>
+                  </pic:blipFill>
+                  <pic:spPr>
+                    <a:xfrm>
+                      <a:off x="0" y="0"/>
+                      <a:ext cx="5943600" cy="3450590"/>
+                    </a:xfrm>
+                    <a:prstGeom prst="rect">
+                      <a:avLst/>
+                    </a:prstGeom>
+                  </pic:spPr>
+                </pic:pic>
+              </a:graphicData>
+            </a:graphic>
+          </wp:inline>
+        </w:drawing>
+      </w:r>
+    </w:p>
+    <w:p>
+      <w:r>
+        <w:br w:type="page"/>
+      </w:r>
+    </w:p>
+    <w:p>
+      <w:pPr>
+        <w:jc w:val="center"/>
+        <w:rPr>
+          <w:b/>
+          <w:bCs/>
+          <w:sz w:val="32"/>
+          <w:szCs w:val="32"/>
+        </w:rPr>
+      </w:pPr>
+      <w:r>
+        <w:rPr>
+          <w:b/>
+          <w:bCs/>
+          <w:sz w:val="32"/>
+          <w:szCs w:val="32"/>
+        </w:rPr>
+        <w:lastRenderedPageBreak/>
+        <w:t>NULL</w:t>
+      </w:r>
+    </w:p>
+    <w:p>
+      <w:r>
+        <w:drawing>
+          <wp:inline distT="0" distB="0" distL="0" distR="0" wp14:anchorId="0829B020" wp14:editId="2B3334DD">
+            <wp:extent cx="5943600" cy="2129155"/>
+            <wp:effectExtent l="0" t="0" r="0" b="4445"/>
+            <wp:docPr id="1420821055" name="Picture 1"/>
+            <wp:cNvGraphicFramePr>
+              <a:graphicFrameLocks xmlns:a="http://schemas.openxmlformats.org/drawingml/2006/main" noChangeAspect="1"/>
+            </wp:cNvGraphicFramePr>
+            <a:graphic xmlns:a="http://schemas.openxmlformats.org/drawingml/2006/main">
+              <a:graphicData uri="http://schemas.openxmlformats.org/drawingml/2006/picture">
+                <pic:pic xmlns:pic="http://schemas.openxmlformats.org/drawingml/2006/picture">
+                  <pic:nvPicPr>
+                    <pic:cNvPr id="1420821055" name=""/>
+                    <pic:cNvPicPr/>
+                  </pic:nvPicPr>
+                  <pic:blipFill>
+                    <a:blip r:embed="rId27"/>
+                    <a:stretch>
+                      <a:fillRect/>
+                    </a:stretch>
+                  </pic:blipFill>
+                  <pic:spPr>
+                    <a:xfrm>
+                      <a:off x="0" y="0"/>
+                      <a:ext cx="5943600" cy="2129155"/>
+                    </a:xfrm>
+                    <a:prstGeom prst="rect">
+                      <a:avLst/>
+                    </a:prstGeom>
+                  </pic:spPr>
+                </pic:pic>
+              </a:graphicData>
+            </a:graphic>
+          </wp:inline>
+        </w:drawing>
+      </w:r>
+    </w:p>
+    <w:p>
+      <w:r>
+        <w:br w:type="page"/>
+      </w:r>
+    </w:p>
+    <w:p>
+      <w:pPr>
+        <w:jc w:val="center"/>
+        <w:rPr>
+          <w:b/>
+          <w:bCs/>
+          <w:sz w:val="32"/>
+          <w:szCs w:val="32"/>
+        </w:rPr>
+      </w:pPr>
+      <w:r>
+        <w:rPr>
+          <w:b/>
+          <w:bCs/>
+          <w:sz w:val="32"/>
+          <w:szCs w:val="32"/>
+        </w:rPr>
+        <w:lastRenderedPageBreak/>
+        <w:t>Quan hệ 1-1 hoặc N-1 và Quan hệ 1-N hoặc N-N</w:t>
+      </w:r>
+    </w:p>
+    <w:p>
+      <w:r>
+        <w:drawing>
+          <wp:inline distT="0" distB="0" distL="0" distR="0" wp14:anchorId="7058A13B" wp14:editId="75CCA67F">
+            <wp:extent cx="4136334" cy="3586149"/>
+            <wp:effectExtent l="0" t="0" r="0" b="0"/>
+            <wp:docPr id="57534107" name="Picture 1"/>
+            <wp:cNvGraphicFramePr>
+              <a:graphicFrameLocks xmlns:a="http://schemas.openxmlformats.org/drawingml/2006/main" noChangeAspect="1"/>
+            </wp:cNvGraphicFramePr>
+            <a:graphic xmlns:a="http://schemas.openxmlformats.org/drawingml/2006/main">
+              <a:graphicData uri="http://schemas.openxmlformats.org/drawingml/2006/picture">
+                <pic:pic xmlns:pic="http://schemas.openxmlformats.org/drawingml/2006/picture">
+                  <pic:nvPicPr>
+                    <pic:cNvPr id="57534107" name=""/>
+                    <pic:cNvPicPr/>
+                  </pic:nvPicPr>
+                  <pic:blipFill>
+                    <a:blip r:embed="rId28"/>
+                    <a:stretch>
+                      <a:fillRect/>
+                    </a:stretch>
+                  </pic:blipFill>
+                  <pic:spPr>
+                    <a:xfrm>
+                      <a:off x="0" y="0"/>
+                      <a:ext cx="4152335" cy="3600022"/>
+                    </a:xfrm>
+                    <a:prstGeom prst="rect">
+                      <a:avLst/>
+                    </a:prstGeom>
+                  </pic:spPr>
+                </pic:pic>
+              </a:graphicData>
+            </a:graphic>
+          </wp:inline>
+        </w:drawing>
+      </w:r>
+    </w:p>
+    <w:p>
+      <w:r>
+        <w:drawing>
+          <wp:inline distT="0" distB="0" distL="0" distR="0" wp14:anchorId="4CF4656A" wp14:editId="1DA7E333">
+            <wp:extent cx="3923152" cy="4090918"/>
+            <wp:effectExtent l="0" t="0" r="1270" b="5080"/>
+            <wp:docPr id="1362859197" name="Picture 1"/>
+            <wp:cNvGraphicFramePr>
+              <a:graphicFrameLocks xmlns:a="http://schemas.openxmlformats.org/drawingml/2006/main" noChangeAspect="1"/>
+            </wp:cNvGraphicFramePr>
+            <a:graphic xmlns:a="http://schemas.openxmlformats.org/drawingml/2006/main">
+              <a:graphicData uri="http://schemas.openxmlformats.org/drawingml/2006/picture">
+                <pic:pic xmlns:pic="http://schemas.openxmlformats.org/drawingml/2006/picture">
+                  <pic:nvPicPr>
+                    <pic:cNvPr id="1362859197" name=""/>
+                    <pic:cNvPicPr/>
+                  </pic:nvPicPr>
+                  <pic:blipFill>
+                    <a:blip r:embed="rId29"/>
+                    <a:stretch>
+                      <a:fillRect/>
+                    </a:stretch>
+                  </pic:blipFill>
+                  <pic:spPr>
+                    <a:xfrm>
+                      <a:off x="0" y="0"/>
+                      <a:ext cx="3926933" cy="4094860"/>
+                    </a:xfrm>
+                    <a:prstGeom prst="rect">
+                      <a:avLst/>
+                    </a:prstGeom>
+                  </pic:spPr>
+                </pic:pic>
+              </a:graphicData>
+            </a:graphic>
+          </wp:inline>
+        </w:drawing>
+      </w:r>
+    </w:p>
+    <w:p>
+      <w:r>
+        <w:lastRenderedPageBreak/>
+        <w:drawing>
+          <wp:inline distT="0" distB="0" distL="0" distR="0" wp14:anchorId="71217354" wp14:editId="3908DE6D">
+            <wp:extent cx="4882639" cy="4642509"/>
+            <wp:effectExtent l="0" t="0" r="0" b="5715"/>
+            <wp:docPr id="1634339140" name="Picture 1"/>
+            <wp:cNvGraphicFramePr>
+              <a:graphicFrameLocks xmlns:a="http://schemas.openxmlformats.org/drawingml/2006/main" noChangeAspect="1"/>
+            </wp:cNvGraphicFramePr>
+            <a:graphic xmlns:a="http://schemas.openxmlformats.org/drawingml/2006/main">
+              <a:graphicData uri="http://schemas.openxmlformats.org/drawingml/2006/picture">
+                <pic:pic xmlns:pic="http://schemas.openxmlformats.org/drawingml/2006/picture">
+                  <pic:nvPicPr>
+                    <pic:cNvPr id="1634339140" name=""/>
+                    <pic:cNvPicPr/>
+                  </pic:nvPicPr>
+                  <pic:blipFill>
+                    <a:blip r:embed="rId30"/>
+                    <a:stretch>
+                      <a:fillRect/>
+                    </a:stretch>
+                  </pic:blipFill>
+                  <pic:spPr>
+                    <a:xfrm>
+                      <a:off x="0" y="0"/>
+                      <a:ext cx="4886547" cy="4646225"/>
+                    </a:xfrm>
+                    <a:prstGeom prst="rect">
+                      <a:avLst/>
+                    </a:prstGeom>
+                  </pic:spPr>
+                </pic:pic>
+              </a:graphicData>
+            </a:graphic>
+          </wp:inline>
+        </w:drawing>
+      </w:r>
+    </w:p>
+    <w:p>
+      <w:r>
+        <w:drawing>
+          <wp:inline distT="0" distB="0" distL="0" distR="0" wp14:anchorId="6622B425" wp14:editId="5FC4DA59">
+            <wp:extent cx="3997435" cy="2213113"/>
+            <wp:effectExtent l="0" t="0" r="3175" b="0"/>
+            <wp:docPr id="2034570501" name="Picture 1"/>
+            <wp:cNvGraphicFramePr>
+              <a:graphicFrameLocks xmlns:a="http://schemas.openxmlformats.org/drawingml/2006/main" noChangeAspect="1"/>
+            </wp:cNvGraphicFramePr>
+            <a:graphic xmlns:a="http://schemas.openxmlformats.org/drawingml/2006/main">
+              <a:graphicData uri="http://schemas.openxmlformats.org/drawingml/2006/picture">
+                <pic:pic xmlns:pic="http://schemas.openxmlformats.org/drawingml/2006/picture">
+                  <pic:nvPicPr>
+                    <pic:cNvPr id="2034570501" name=""/>
+                    <pic:cNvPicPr/>
+                  </pic:nvPicPr>
+                  <pic:blipFill>
+                    <a:blip r:embed="rId31"/>
+                    <a:stretch>
+                      <a:fillRect/>
+                    </a:stretch>
+                  </pic:blipFill>
+                  <pic:spPr>
+                    <a:xfrm>
+                      <a:off x="0" y="0"/>
+                      <a:ext cx="3998242" cy="2213560"/>
+                    </a:xfrm>
+                    <a:prstGeom prst="rect">
+                      <a:avLst/>
+                    </a:prstGeom>
+                  </pic:spPr>
+                </pic:pic>
+              </a:graphicData>
+            </a:graphic>
+          </wp:inline>
+        </w:drawing>
+      </w:r>
+    </w:p>
+    <w:p>
+      <w:r>
+        <w:br w:type="page"/>
+      </w:r>
+    </w:p>
+    <w:p>
+      <w:pPr>
+        <w:jc w:val="center"/>
+        <w:rPr>
+          <w:b/>
+          <w:bCs/>
+          <w:sz w:val="32"/>
+          <w:szCs w:val="32"/>
+        </w:rPr>
+      </w:pPr>
+      <w:r>
+        <w:rPr>
+          <w:b/>
+          <w:bCs/>
+          <w:sz w:val="32"/>
+          <w:szCs w:val="32"/>
+        </w:rPr>
+        <w:lastRenderedPageBreak/>
+        <w:t>Làm sao để nhận biết các quan hệ trên?</w:t>
+      </w:r>
+    </w:p>
+    <w:p>
+      <w:pPr>
+        <w:rPr>
+          <w:b/>
+          <w:bCs/>
+        </w:rPr>
+      </w:pPr>
+      <w:r>
+        <w:rPr>
+          <w:b/>
+          <w:bCs/>
+        </w:rPr>
+        <w:drawing>
+          <wp:inline distT="0" distB="0" distL="0" distR="0" wp14:anchorId="68F89D6C" wp14:editId="13BF6363">
+            <wp:extent cx="4350837" cy="5140491"/>
+            <wp:effectExtent l="0" t="0" r="0" b="3175"/>
+            <wp:docPr id="22804576" name="Picture 1"/>
+            <wp:cNvGraphicFramePr>
+              <a:graphicFrameLocks xmlns:a="http://schemas.openxmlformats.org/drawingml/2006/main" noChangeAspect="1"/>
+            </wp:cNvGraphicFramePr>
+            <a:graphic xmlns:a="http://schemas.openxmlformats.org/drawingml/2006/main">
+              <a:graphicData uri="http://schemas.openxmlformats.org/drawingml/2006/picture">
+                <pic:pic xmlns:pic="http://schemas.openxmlformats.org/drawingml/2006/picture">
+                  <pic:nvPicPr>
+                    <pic:cNvPr id="22804576" name=""/>
+                    <pic:cNvPicPr/>
+                  </pic:nvPicPr>
+                  <pic:blipFill>
+                    <a:blip r:embed="rId32"/>
+                    <a:stretch>
+                      <a:fillRect/>
+                    </a:stretch>
+                  </pic:blipFill>
+                  <pic:spPr>
+                    <a:xfrm>
+                      <a:off x="0" y="0"/>
+                      <a:ext cx="4356743" cy="5147468"/>
+                    </a:xfrm>
+                    <a:prstGeom prst="rect">
+                      <a:avLst/>
+                    </a:prstGeom>
+                  </pic:spPr>
+                </pic:pic>
+              </a:graphicData>
+            </a:graphic>
+          </wp:inline>
+        </w:drawing>
+      </w:r>
+    </w:p>
+    <w:p>
+      <w:pPr>
+        <w:rPr>
+          <w:b/>
+          <w:bCs/>
+        </w:rPr>
+      </w:pPr>
+      <w:r>
+        <w:rPr>
+          <w:b/>
+          <w:bCs/>
+        </w:rPr>
+        <w:drawing>
+          <wp:inline distT="0" distB="0" distL="0" distR="0" wp14:anchorId="3B12D7D8" wp14:editId="6D4F2D78">
+            <wp:extent cx="4974905" cy="1674247"/>
+            <wp:effectExtent l="0" t="0" r="0" b="2540"/>
+            <wp:docPr id="1496861595" name="Picture 1"/>
+            <wp:cNvGraphicFramePr>
+              <a:graphicFrameLocks xmlns:a="http://schemas.openxmlformats.org/drawingml/2006/main" noChangeAspect="1"/>
+            </wp:cNvGraphicFramePr>
+            <a:graphic xmlns:a="http://schemas.openxmlformats.org/drawingml/2006/main">
+              <a:graphicData uri="http://schemas.openxmlformats.org/drawingml/2006/picture">
+                <pic:pic xmlns:pic="http://schemas.openxmlformats.org/drawingml/2006/picture">
+                  <pic:nvPicPr>
+                    <pic:cNvPr id="1496861595" name=""/>
+                    <pic:cNvPicPr/>
+                  </pic:nvPicPr>
+                  <pic:blipFill>
+                    <a:blip r:embed="rId33"/>
+                    <a:stretch>
+                      <a:fillRect/>
+                    </a:stretch>
+                  </pic:blipFill>
+                  <pic:spPr>
+                    <a:xfrm>
+                      <a:off x="0" y="0"/>
+                      <a:ext cx="4985287" cy="1677741"/>
+                    </a:xfrm>
+                    <a:prstGeom prst="rect">
+                      <a:avLst/>
+                    </a:prstGeom>
+                  </pic:spPr>
+                </pic:pic>
+              </a:graphicData>
+            </a:graphic>
+          </wp:inline>
+        </w:drawing>
+      </w:r>
+    </w:p>
+    <w:p>
+      <w:pPr>
+        <w:rPr>
+          <w:b/>
+          <w:bCs/>
+        </w:rPr>
+      </w:pPr>
+    </w:p>
+    <w:p>
+      <w:pPr>
+        <w:rPr>
+          <w:b/>
+          <w:bCs/>
+        </w:rPr>
+      </w:pPr>
+    </w:p>
+    <w:p>
+      <w:pPr>
+        <w:jc w:val="center"/>
+        <w:rPr>
+          <w:b/>
+          <w:bCs/>
+          <w:sz w:val="32"/>
+          <w:szCs w:val="32"/>
+        </w:rPr>
+      </w:pPr>
+      <w:r>
+        <w:rPr>
+          <w:b/>
+          <w:bCs/>
+          <w:sz w:val="32"/>
+          <w:szCs w:val="32"/>
+        </w:rPr>
+        <w:lastRenderedPageBreak/>
+        <w:t>Dễ hiểu hơn</w:t>
+      </w:r>
+    </w:p>
+    <w:p>
+      <w:pPr>
+        <w:rPr>
+          <w:b/>
+          <w:bCs/>
+        </w:rPr>
+      </w:pPr>
+      <w:r>
+        <w:rPr>
+          <w:b/>
+          <w:bCs/>
+        </w:rPr>
+        <w:drawing>
+          <wp:inline distT="0" distB="0" distL="0" distR="0" wp14:anchorId="1F2A3695" wp14:editId="6CFD7F34">
+            <wp:extent cx="4428490" cy="3140723"/>
+            <wp:effectExtent l="0" t="0" r="0" b="2540"/>
+            <wp:docPr id="1585456193" name="Picture 1"/>
+            <wp:cNvGraphicFramePr>
+              <a:graphicFrameLocks xmlns:a="http://schemas.openxmlformats.org/drawingml/2006/main" noChangeAspect="1"/>
+            </wp:cNvGraphicFramePr>
+            <a:graphic xmlns:a="http://schemas.openxmlformats.org/drawingml/2006/main">
+              <a:graphicData uri="http://schemas.openxmlformats.org/drawingml/2006/picture">
+                <pic:pic xmlns:pic="http://schemas.openxmlformats.org/drawingml/2006/picture">
+                  <pic:nvPicPr>
+                    <pic:cNvPr id="1585456193" name=""/>
+                    <pic:cNvPicPr/>
+                  </pic:nvPicPr>
+                  <pic:blipFill>
+                    <a:blip r:embed="rId34"/>
+                    <a:stretch>
+                      <a:fillRect/>
+                    </a:stretch>
+                  </pic:blipFill>
+                  <pic:spPr>
+                    <a:xfrm>
+                      <a:off x="0" y="0"/>
+                      <a:ext cx="4447840" cy="3154446"/>
+                    </a:xfrm>
+                    <a:prstGeom prst="rect">
+                      <a:avLst/>
+                    </a:prstGeom>
+                  </pic:spPr>
+                </pic:pic>
+              </a:graphicData>
+            </a:graphic>
+          </wp:inline>
+        </w:drawing>
+      </w:r>
+    </w:p>
+    <w:p>
+      <w:pPr>
+        <w:rPr>
+          <w:b/>
+          <w:bCs/>
+        </w:rPr>
+      </w:pPr>
+      <w:r>
+        <w:rPr>
+          <w:b/>
+          <w:bCs/>
+        </w:rPr>
+        <w:drawing>
+          <wp:inline distT="0" distB="0" distL="0" distR="0" wp14:anchorId="41721A22" wp14:editId="6E6EDBE9">
+            <wp:extent cx="4428877" cy="3137122"/>
+            <wp:effectExtent l="0" t="0" r="0" b="6350"/>
+            <wp:docPr id="10454569" name="Picture 1"/>
+            <wp:cNvGraphicFramePr>
+              <a:graphicFrameLocks xmlns:a="http://schemas.openxmlformats.org/drawingml/2006/main" noChangeAspect="1"/>
+            </wp:cNvGraphicFramePr>
+            <a:graphic xmlns:a="http://schemas.openxmlformats.org/drawingml/2006/main">
+              <a:graphicData uri="http://schemas.openxmlformats.org/drawingml/2006/picture">
+                <pic:pic xmlns:pic="http://schemas.openxmlformats.org/drawingml/2006/picture">
+                  <pic:nvPicPr>
+                    <pic:cNvPr id="10454569" name=""/>
+                    <pic:cNvPicPr/>
+                  </pic:nvPicPr>
+                  <pic:blipFill>
+                    <a:blip r:embed="rId35"/>
+                    <a:stretch>
+                      <a:fillRect/>
+                    </a:stretch>
+                  </pic:blipFill>
+                  <pic:spPr>
+                    <a:xfrm>
+                      <a:off x="0" y="0"/>
+                      <a:ext cx="4455995" cy="3156331"/>
+                    </a:xfrm>
+                    <a:prstGeom prst="rect">
+                      <a:avLst/>
+                    </a:prstGeom>
+                  </pic:spPr>
+                </pic:pic>
+              </a:graphicData>
+            </a:graphic>
+          </wp:inline>
+        </w:drawing>
+      </w:r>
+    </w:p>
+    <w:p>
+      <w:pPr>
+        <w:rPr>
+          <w:b/>
+          <w:bCs/>
+        </w:rPr>
+      </w:pPr>
+      <w:r>
+        <w:rPr>
+          <w:b/>
+          <w:bCs/>
+        </w:rPr>
+        <w:lastRenderedPageBreak/>
+        <w:drawing>
+          <wp:inline distT="0" distB="0" distL="0" distR="0" wp14:anchorId="6A4ED99B" wp14:editId="47B735A9">
+            <wp:extent cx="3927944" cy="3728191"/>
+            <wp:effectExtent l="0" t="0" r="0" b="5715"/>
+            <wp:docPr id="881521225" name="Picture 1"/>
+            <wp:cNvGraphicFramePr>
+              <a:graphicFrameLocks xmlns:a="http://schemas.openxmlformats.org/drawingml/2006/main" noChangeAspect="1"/>
+            </wp:cNvGraphicFramePr>
+            <a:graphic xmlns:a="http://schemas.openxmlformats.org/drawingml/2006/main">
+              <a:graphicData uri="http://schemas.openxmlformats.org/drawingml/2006/picture">
+                <pic:pic xmlns:pic="http://schemas.openxmlformats.org/drawingml/2006/picture">
+                  <pic:nvPicPr>
+                    <pic:cNvPr id="881521225" name=""/>
+                    <pic:cNvPicPr/>
+                  </pic:nvPicPr>
+                  <pic:blipFill>
+                    <a:blip r:embed="rId36"/>
+                    <a:stretch>
+                      <a:fillRect/>
+                    </a:stretch>
+                  </pic:blipFill>
+                  <pic:spPr>
+                    <a:xfrm>
+                      <a:off x="0" y="0"/>
+                      <a:ext cx="3933301" cy="3733275"/>
+                    </a:xfrm>
+                    <a:prstGeom prst="rect">
+                      <a:avLst/>
+                    </a:prstGeom>
+                  </pic:spPr>
+                </pic:pic>
+              </a:graphicData>
+            </a:graphic>
+          </wp:inline>
+        </w:drawing>
+      </w:r>
+    </w:p>
+    <w:p>
+      <w:pPr>
+        <w:rPr>
+          <w:b/>
+          <w:bCs/>
+        </w:rPr>
+      </w:pPr>
+    </w:p>
+    <w:p>
+      <w:pPr>
+        <w:jc w:val="center"/>
+        <w:rPr>
+          <w:b/>
+          <w:bCs/>
+          <w:sz w:val="32"/>
+          <w:szCs w:val="32"/>
+        </w:rPr>
+      </w:pPr>
+      <w:r>
+        <w:rPr>
+          <w:b/>
+          <w:bCs/>
+          <w:sz w:val="32"/>
+          <w:szCs w:val="32"/>
+        </w:rPr>
+        <w:t>Trong dự án MyApp</w:t>
+      </w:r>
+    </w:p>
+    <w:p>
+      <w:pPr>
+        <w:rPr>
+          <w:b/>
+          <w:bCs/>
+        </w:rPr>
+      </w:pPr>
+      <w:r>
+        <w:rPr>
+          <w:b/>
+          <w:bCs/>
+        </w:rPr>
+        <w:lastRenderedPageBreak/>
+        <w:drawing>
+          <wp:inline distT="0" distB="0" distL="0" distR="0" wp14:anchorId="591BF1E2" wp14:editId="0CD3EBCD">
+            <wp:extent cx="5796170" cy="5732388"/>
+            <wp:effectExtent l="0" t="0" r="0" b="1905"/>
+            <wp:docPr id="100310169" name="Picture 1"/>
+            <wp:cNvGraphicFramePr>
+              <a:graphicFrameLocks xmlns:a="http://schemas.openxmlformats.org/drawingml/2006/main" noChangeAspect="1"/>
+            </wp:cNvGraphicFramePr>
+            <a:graphic xmlns:a="http://schemas.openxmlformats.org/drawingml/2006/main">
+              <a:graphicData uri="http://schemas.openxmlformats.org/drawingml/2006/picture">
+                <pic:pic xmlns:pic="http://schemas.openxmlformats.org/drawingml/2006/picture">
+                  <pic:nvPicPr>
+                    <pic:cNvPr id="100310169" name=""/>
+                    <pic:cNvPicPr/>
+                  </pic:nvPicPr>
+                  <pic:blipFill>
+                    <a:blip r:embed="rId37"/>
+                    <a:stretch>
+                      <a:fillRect/>
+                    </a:stretch>
+                  </pic:blipFill>
+                  <pic:spPr>
+                    <a:xfrm>
+                      <a:off x="0" y="0"/>
+                      <a:ext cx="5812195" cy="5748237"/>
+                    </a:xfrm>
+                    <a:prstGeom prst="rect">
+                      <a:avLst/>
+                    </a:prstGeom>
+                  </pic:spPr>
+                </pic:pic>
+              </a:graphicData>
+            </a:graphic>
+          </wp:inline>
+        </w:drawing>
+      </w:r>
+    </w:p>
+    <w:p>
+      <w:pPr>
+        <w:rPr>
+          <w:b/>
+          <w:bCs/>
+        </w:rPr>
+      </w:pPr>
+      <w:r>
+        <w:rPr>
+          <w:b/>
+          <w:bCs/>
+        </w:rPr>
+        <w:lastRenderedPageBreak/>
+        <w:drawing>
+          <wp:inline distT="0" distB="0" distL="0" distR="0" wp14:anchorId="2E384240" wp14:editId="67B7C9B5">
+            <wp:extent cx="5645426" cy="5417439"/>
+            <wp:effectExtent l="0" t="0" r="0" b="0"/>
+            <wp:docPr id="243004368" name="Picture 1"/>
+            <wp:cNvGraphicFramePr>
+              <a:graphicFrameLocks xmlns:a="http://schemas.openxmlformats.org/drawingml/2006/main" noChangeAspect="1"/>
+            </wp:cNvGraphicFramePr>
+            <a:graphic xmlns:a="http://schemas.openxmlformats.org/drawingml/2006/main">
+              <a:graphicData uri="http://schemas.openxmlformats.org/drawingml/2006/picture">
+                <pic:pic xmlns:pic="http://schemas.openxmlformats.org/drawingml/2006/picture">
+                  <pic:nvPicPr>
+                    <pic:cNvPr id="243004368" name=""/>
+                    <pic:cNvPicPr/>
+                  </pic:nvPicPr>
+                  <pic:blipFill>
+                    <a:blip r:embed="rId38"/>
+                    <a:stretch>
+                      <a:fillRect/>
+                    </a:stretch>
+                  </pic:blipFill>
+                  <pic:spPr>
+                    <a:xfrm>
+                      <a:off x="0" y="0"/>
+                      <a:ext cx="5652327" cy="5424062"/>
+                    </a:xfrm>
+                    <a:prstGeom prst="rect">
+                      <a:avLst/>
+                    </a:prstGeom>
+                  </pic:spPr>
+                </pic:pic>
+              </a:graphicData>
+            </a:graphic>
+          </wp:inline>
+        </w:drawing>
+      </w:r>
+    </w:p>
+    <w:p>
+      <w:pPr>
+        <w:rPr>
+          <w:b/>
+          <w:bCs/>
+        </w:rPr>
+      </w:pPr>
+      <w:r>
+        <w:rPr>
+          <w:b/>
+          <w:bCs/>
+        </w:rPr>
+        <w:lastRenderedPageBreak/>
+        <w:drawing>
+          <wp:inline distT="0" distB="0" distL="0" distR="0" wp14:anchorId="77A2FF85" wp14:editId="4EBC16C7">
+            <wp:extent cx="5438692" cy="4369548"/>
+            <wp:effectExtent l="0" t="0" r="0" b="0"/>
+            <wp:docPr id="381095988" name="Picture 1"/>
+            <wp:cNvGraphicFramePr>
+              <a:graphicFrameLocks xmlns:a="http://schemas.openxmlformats.org/drawingml/2006/main" noChangeAspect="1"/>
+            </wp:cNvGraphicFramePr>
+            <a:graphic xmlns:a="http://schemas.openxmlformats.org/drawingml/2006/main">
+              <a:graphicData uri="http://schemas.openxmlformats.org/drawingml/2006/picture">
+                <pic:pic xmlns:pic="http://schemas.openxmlformats.org/drawingml/2006/picture">
+                  <pic:nvPicPr>
+                    <pic:cNvPr id="381095988" name=""/>
+                    <pic:cNvPicPr/>
+                  </pic:nvPicPr>
+                  <pic:blipFill>
+                    <a:blip r:embed="rId39"/>
+                    <a:stretch>
+                      <a:fillRect/>
+                    </a:stretch>
+                  </pic:blipFill>
+                  <pic:spPr>
+                    <a:xfrm>
+                      <a:off x="0" y="0"/>
+                      <a:ext cx="5444515" cy="4374226"/>
+                    </a:xfrm>
+                    <a:prstGeom prst="rect">
+                      <a:avLst/>
+                    </a:prstGeom>
+                  </pic:spPr>
+                </pic:pic>
+              </a:graphicData>
+            </a:graphic>
+          </wp:inline>
+        </w:drawing>
+      </w:r>
+    </w:p>
+    <w:p>
+      <w:pPr>
+        <w:pStyle w:val="ListParagraph"/>
+        <w:numPr>
+          <w:ilvl w:val="0"/>
+          <w:numId w:val="4"/>
+        </w:numPr>
+        <w:rPr>
+          <w:b/>
+          <w:bCs/>
+        </w:rPr>
+      </w:pPr>
+      <w:r>
+        <w:rPr>
+          <w:b/>
+          <w:bCs/>
+        </w:rPr>
+        <w:t>Đây là quan hệ 1-1</w:t>
+      </w:r>
+    </w:p>
+    <w:p>
+      <w:pPr>
+        <w:rPr>
+          <w:b/>
+          <w:bCs/>
+        </w:rPr>
+      </w:pPr>
+      <w:r>
+        <w:rPr>
+          <w:b/>
+          <w:bCs/>
+        </w:rPr>
+        <w:br w:type="page"/>
+      </w:r>
+    </w:p>
+    <w:p>
+      <w:pPr>
+        <w:jc w:val="center"/>
+        <w:rPr>
+          <w:b/>
+          <w:bCs/>
+          <w:sz w:val="32"/>
+          <w:szCs w:val="32"/>
+        </w:rPr>
+      </w:pPr>
+      <w:r>
+        <w:rPr>
+          <w:b/>
+          <w:bCs/>
+          <w:sz w:val="32"/>
+          <w:szCs w:val="32"/>
+        </w:rPr>
+        <w:lastRenderedPageBreak/>
+        <w:t>[ForeignKey]</w:t>
+      </w:r>
+    </w:p>
+    <w:p>
+      <w:pPr>
+        <w:jc w:val="center"/>
+        <w:rPr>
+          <w:b/>
+          <w:bCs/>
+          <w:sz w:val="32"/>
+          <w:szCs w:val="32"/>
+        </w:rPr>
+      </w:pPr>
+      <w:r>
+        <w:rPr>
+          <w:b/>
+          <w:bCs/>
+          <w:sz w:val="32"/>
+          <w:szCs w:val="32"/>
+        </w:rPr>
+        <w:drawing>
+          <wp:inline distT="0" distB="0" distL="0" distR="0" wp14:anchorId="0135AAB6" wp14:editId="2785B12C">
+            <wp:extent cx="5221544" cy="4550999"/>
+            <wp:effectExtent l="0" t="0" r="0" b="2540"/>
+            <wp:docPr id="594745861" name="Picture 1"/>
+            <wp:cNvGraphicFramePr>
+              <a:graphicFrameLocks xmlns:a="http://schemas.openxmlformats.org/drawingml/2006/main" noChangeAspect="1"/>
+            </wp:cNvGraphicFramePr>
+            <a:graphic xmlns:a="http://schemas.openxmlformats.org/drawingml/2006/main">
+              <a:graphicData uri="http://schemas.openxmlformats.org/drawingml/2006/picture">
+                <pic:pic xmlns:pic="http://schemas.openxmlformats.org/drawingml/2006/picture">
+                  <pic:nvPicPr>
+                    <pic:cNvPr id="594745861" name=""/>
+                    <pic:cNvPicPr/>
+                  </pic:nvPicPr>
+                  <pic:blipFill>
+                    <a:blip r:embed="rId40"/>
+                    <a:stretch>
+                      <a:fillRect/>
+                    </a:stretch>
+                  </pic:blipFill>
+                  <pic:spPr>
+                    <a:xfrm>
+                      <a:off x="0" y="0"/>
+                      <a:ext cx="5234501" cy="4562292"/>
+                    </a:xfrm>
+                    <a:prstGeom prst="rect">
+                      <a:avLst/>
+                    </a:prstGeom>
+                  </pic:spPr>
+                </pic:pic>
+              </a:graphicData>
+            </a:graphic>
+          </wp:inline>
+        </w:drawing>
+      </w:r>
+    </w:p>
+    <w:p>
+      <w:pPr>
+        <w:jc w:val="center"/>
+        <w:rPr>
+          <w:b/>
+          <w:bCs/>
+          <w:sz w:val="32"/>
+          <w:szCs w:val="32"/>
+        </w:rPr>
+      </w:pPr>
+      <w:r>
+        <w:rPr>
+          <w:b/>
+          <w:bCs/>
+          <w:sz w:val="32"/>
+          <w:szCs w:val="32"/>
+        </w:rPr>
+        <w:lastRenderedPageBreak/>
+        <w:drawing>
+          <wp:inline distT="0" distB="0" distL="0" distR="0" wp14:anchorId="0BAC8F91" wp14:editId="446514CD">
+            <wp:extent cx="4913906" cy="4176820"/>
+            <wp:effectExtent l="0" t="0" r="1270" b="0"/>
+            <wp:docPr id="1317973840" name="Picture 1"/>
+            <wp:cNvGraphicFramePr>
+              <a:graphicFrameLocks xmlns:a="http://schemas.openxmlformats.org/drawingml/2006/main" noChangeAspect="1"/>
+            </wp:cNvGraphicFramePr>
+            <a:graphic xmlns:a="http://schemas.openxmlformats.org/drawingml/2006/main">
+              <a:graphicData uri="http://schemas.openxmlformats.org/drawingml/2006/picture">
+                <pic:pic xmlns:pic="http://schemas.openxmlformats.org/drawingml/2006/picture">
+                  <pic:nvPicPr>
+                    <pic:cNvPr id="1317973840" name=""/>
+                    <pic:cNvPicPr/>
+                  </pic:nvPicPr>
+                  <pic:blipFill>
+                    <a:blip r:embed="rId41"/>
+                    <a:stretch>
+                      <a:fillRect/>
+                    </a:stretch>
+                  </pic:blipFill>
+                  <pic:spPr>
+                    <a:xfrm>
+                      <a:off x="0" y="0"/>
+                      <a:ext cx="4916366" cy="4178911"/>
+                    </a:xfrm>
+                    <a:prstGeom prst="rect">
+                      <a:avLst/>
+                    </a:prstGeom>
+                  </pic:spPr>
+                </pic:pic>
+              </a:graphicData>
+            </a:graphic>
+          </wp:inline>
+        </w:drawing>
+      </w:r>
+    </w:p>
     <w:sectPr>
       <w:pgSz w:w="12240" w:h="15840"/>
       <w:pgMar w:top="1440" w:right="1440" w:bottom="1440" w:left="1440" w:header="720" w:footer="720" w:gutter="0"/>
@@ -5248,6 +6265,118 @@
     </w:lvl>
   </w:abstractNum>
   <w:abstractNum w:abstractNumId="1" w15:restartNumberingAfterBreak="0">
+    <w:nsid w:val="12E640D7"/>
+    <w:multiLevelType w:val="hybridMultilevel"/>
+    <w:tmpl w:val="79C04D2A"/>
+    <w:lvl w:ilvl="0" w:tplc="3B964774">
+      <w:numFmt w:val="bullet"/>
+      <w:lvlText w:val=""/>
+      <w:lvlJc w:val="left"/>
+      <w:pPr>
+        <w:ind w:left="720" w:hanging="360"/>
+      </w:pPr>
+      <w:rPr>
+        <w:rFonts w:ascii="Wingdings" w:eastAsiaTheme="minorHAnsi" w:hAnsi="Wingdings" w:cstheme="minorBidi" w:hint="default"/>
+      </w:rPr>
+    </w:lvl>
+    <w:lvl w:ilvl="1" w:tplc="04090003" w:tentative="1">
+      <w:start w:val="1"/>
+      <w:numFmt w:val="bullet"/>
+      <w:lvlText w:val="o"/>
+      <w:lvlJc w:val="left"/>
+      <w:pPr>
+        <w:ind w:left="1440" w:hanging="360"/>
+      </w:pPr>
+      <w:rPr>
+        <w:rFonts w:ascii="Courier New" w:hAnsi="Courier New" w:cs="Courier New" w:hint="default"/>
+      </w:rPr>
+    </w:lvl>
+    <w:lvl w:ilvl="2" w:tplc="04090005" w:tentative="1">
+      <w:start w:val="1"/>
+      <w:numFmt w:val="bullet"/>
+      <w:lvlText w:val=""/>
+      <w:lvlJc w:val="left"/>
+      <w:pPr>
+        <w:ind w:left="2160" w:hanging="360"/>
+      </w:pPr>
+      <w:rPr>
+        <w:rFonts w:ascii="Wingdings" w:hAnsi="Wingdings" w:hint="default"/>
+      </w:rPr>
+    </w:lvl>
+    <w:lvl w:ilvl="3" w:tplc="04090001" w:tentative="1">
+      <w:start w:val="1"/>
+      <w:numFmt w:val="bullet"/>
+      <w:lvlText w:val=""/>
+      <w:lvlJc w:val="left"/>
+      <w:pPr>
+        <w:ind w:left="2880" w:hanging="360"/>
+      </w:pPr>
+      <w:rPr>
+        <w:rFonts w:ascii="Symbol" w:hAnsi="Symbol" w:hint="default"/>
+      </w:rPr>
+    </w:lvl>
+    <w:lvl w:ilvl="4" w:tplc="04090003" w:tentative="1">
+      <w:start w:val="1"/>
+      <w:numFmt w:val="bullet"/>
+      <w:lvlText w:val="o"/>
+      <w:lvlJc w:val="left"/>
+      <w:pPr>
+        <w:ind w:left="3600" w:hanging="360"/>
+      </w:pPr>
+      <w:rPr>
+        <w:rFonts w:ascii="Courier New" w:hAnsi="Courier New" w:cs="Courier New" w:hint="default"/>
+      </w:rPr>
+    </w:lvl>
+    <w:lvl w:ilvl="5" w:tplc="04090005" w:tentative="1">
+      <w:start w:val="1"/>
+      <w:numFmt w:val="bullet"/>
+      <w:lvlText w:val=""/>
+      <w:lvlJc w:val="left"/>
+      <w:pPr>
+        <w:ind w:left="4320" w:hanging="360"/>
+      </w:pPr>
+      <w:rPr>
+        <w:rFonts w:ascii="Wingdings" w:hAnsi="Wingdings" w:hint="default"/>
+      </w:rPr>
+    </w:lvl>
+    <w:lvl w:ilvl="6" w:tplc="04090001" w:tentative="1">
+      <w:start w:val="1"/>
+      <w:numFmt w:val="bullet"/>
+      <w:lvlText w:val=""/>
+      <w:lvlJc w:val="left"/>
+      <w:pPr>
+        <w:ind w:left="5040" w:hanging="360"/>
+      </w:pPr>
+      <w:rPr>
+        <w:rFonts w:ascii="Symbol" w:hAnsi="Symbol" w:hint="default"/>
+      </w:rPr>
+    </w:lvl>
+    <w:lvl w:ilvl="7" w:tplc="04090003" w:tentative="1">
+      <w:start w:val="1"/>
+      <w:numFmt w:val="bullet"/>
+      <w:lvlText w:val="o"/>
+      <w:lvlJc w:val="left"/>
+      <w:pPr>
+        <w:ind w:left="5760" w:hanging="360"/>
+      </w:pPr>
+      <w:rPr>
+        <w:rFonts w:ascii="Courier New" w:hAnsi="Courier New" w:cs="Courier New" w:hint="default"/>
+      </w:rPr>
+    </w:lvl>
+    <w:lvl w:ilvl="8" w:tplc="04090005" w:tentative="1">
+      <w:start w:val="1"/>
+      <w:numFmt w:val="bullet"/>
+      <w:lvlText w:val=""/>
+      <w:lvlJc w:val="left"/>
+      <w:pPr>
+        <w:ind w:left="6480" w:hanging="360"/>
+      </w:pPr>
+      <w:rPr>
+        <w:rFonts w:ascii="Wingdings" w:hAnsi="Wingdings" w:hint="default"/>
+      </w:rPr>
+    </w:lvl>
+  </w:abstractNum>
+  <w:abstractNum w:abstractNumId="2" w15:restartNumberingAfterBreak="0">
     <w:nsid w:val="3A48159F"/>
     <w:multiLevelType w:val="multilevel"/>
     <w:tmpl w:val="3BC43E3E"/>
@@ -5396,7 +6525,7 @@
       </w:rPr>
     </w:lvl>
   </w:abstractNum>
-  <w:abstractNum w:abstractNumId="2" w15:restartNumberingAfterBreak="0">
+  <w:abstractNum w:abstractNumId="3" w15:restartNumberingAfterBreak="0">
     <w:nsid w:val="73B52B43"/>
     <w:multiLevelType w:val="multilevel"/>
     <w:tmpl w:val="59884D7E"/>
@@ -5514,12 +6643,15 @@
     </w:lvl>
   </w:abstractNum>
   <w:num w:numId="1" w16cid:durableId="430272983">
-    <w:abstractNumId w:val="2"/>
+    <w:abstractNumId w:val="3"/>
   </w:num>
   <w:num w:numId="2" w16cid:durableId="301925985">
     <w:abstractNumId w:val="0"/>
   </w:num>
   <w:num w:numId="3" w16cid:durableId="553927071">
+    <w:abstractNumId w:val="2"/>
+  </w:num>
+  <w:num w:numId="4" w16cid:durableId="1953439933">
     <w:abstractNumId w:val="1"/>
   </w:num>
 </w:numbering>

--- a/MyApp/hihi.docx
+++ b/MyApp/hihi.docx
@@ -5266,6 +5266,9 @@
     </w:p>
     <w:p>
       <w:r>
+        <w:rPr>
+          <w:noProof/>
+        </w:rPr>
         <w:drawing>
           <wp:inline distT="0" distB="0" distL="0" distR="0" wp14:anchorId="0829B020" wp14:editId="2B3334DD">
             <wp:extent cx="5943600" cy="2129155"/>
@@ -5331,6 +5334,9 @@
     </w:p>
     <w:p>
       <w:r>
+        <w:rPr>
+          <w:noProof/>
+        </w:rPr>
         <w:drawing>
           <wp:inline distT="0" distB="0" distL="0" distR="0" wp14:anchorId="7058A13B" wp14:editId="75CCA67F">
             <wp:extent cx="4136334" cy="3586149"/>
@@ -5370,6 +5376,9 @@
     </w:p>
     <w:p>
       <w:r>
+        <w:rPr>
+          <w:noProof/>
+        </w:rPr>
         <w:drawing>
           <wp:inline distT="0" distB="0" distL="0" distR="0" wp14:anchorId="4CF4656A" wp14:editId="1DA7E333">
             <wp:extent cx="3923152" cy="4090918"/>
@@ -5409,6 +5418,9 @@
     </w:p>
     <w:p>
       <w:r>
+        <w:rPr>
+          <w:noProof/>
+        </w:rPr>
         <w:lastRenderedPageBreak/>
         <w:drawing>
           <wp:inline distT="0" distB="0" distL="0" distR="0" wp14:anchorId="71217354" wp14:editId="3908DE6D">
@@ -5449,6 +5461,9 @@
     </w:p>
     <w:p>
       <w:r>
+        <w:rPr>
+          <w:noProof/>
+        </w:rPr>
         <w:drawing>
           <wp:inline distT="0" distB="0" distL="0" distR="0" wp14:anchorId="6622B425" wp14:editId="5FC4DA59">
             <wp:extent cx="3997435" cy="2213113"/>
@@ -5523,6 +5538,7 @@
         <w:rPr>
           <w:b/>
           <w:bCs/>
+          <w:noProof/>
         </w:rPr>
         <w:drawing>
           <wp:inline distT="0" distB="0" distL="0" distR="0" wp14:anchorId="68F89D6C" wp14:editId="13BF6363">
@@ -5572,6 +5588,7 @@
         <w:rPr>
           <w:b/>
           <w:bCs/>
+          <w:noProof/>
         </w:rPr>
         <w:drawing>
           <wp:inline distT="0" distB="0" distL="0" distR="0" wp14:anchorId="3B12D7D8" wp14:editId="6D4F2D78">
@@ -5658,6 +5675,7 @@
         <w:rPr>
           <w:b/>
           <w:bCs/>
+          <w:noProof/>
         </w:rPr>
         <w:drawing>
           <wp:inline distT="0" distB="0" distL="0" distR="0" wp14:anchorId="1F2A3695" wp14:editId="6CFD7F34">
@@ -5707,6 +5725,7 @@
         <w:rPr>
           <w:b/>
           <w:bCs/>
+          <w:noProof/>
         </w:rPr>
         <w:drawing>
           <wp:inline distT="0" distB="0" distL="0" distR="0" wp14:anchorId="41721A22" wp14:editId="6E6EDBE9">
@@ -5756,6 +5775,7 @@
         <w:rPr>
           <w:b/>
           <w:bCs/>
+          <w:noProof/>
         </w:rPr>
         <w:lastRenderedPageBreak/>
         <w:drawing>
@@ -5834,6 +5854,7 @@
         <w:rPr>
           <w:b/>
           <w:bCs/>
+          <w:noProof/>
         </w:rPr>
         <w:lastRenderedPageBreak/>
         <w:drawing>
@@ -5884,6 +5905,7 @@
         <w:rPr>
           <w:b/>
           <w:bCs/>
+          <w:noProof/>
         </w:rPr>
         <w:lastRenderedPageBreak/>
         <w:drawing>
@@ -5934,6 +5956,7 @@
         <w:rPr>
           <w:b/>
           <w:bCs/>
+          <w:noProof/>
         </w:rPr>
         <w:lastRenderedPageBreak/>
         <w:drawing>
@@ -6043,6 +6066,7 @@
         <w:rPr>
           <w:b/>
           <w:bCs/>
+          <w:noProof/>
           <w:sz w:val="32"/>
           <w:szCs w:val="32"/>
         </w:rPr>
@@ -6097,6 +6121,7 @@
         <w:rPr>
           <w:b/>
           <w:bCs/>
+          <w:noProof/>
           <w:sz w:val="32"/>
           <w:szCs w:val="32"/>
         </w:rPr>
@@ -6138,6 +6163,396 @@
         </w:drawing>
       </w:r>
     </w:p>
+    <w:p>
+      <w:pPr>
+        <w:rPr>
+          <w:b/>
+          <w:bCs/>
+          <w:sz w:val="32"/>
+          <w:szCs w:val="32"/>
+        </w:rPr>
+      </w:pPr>
+      <w:r>
+        <w:rPr>
+          <w:b/>
+          <w:bCs/>
+          <w:sz w:val="32"/>
+          <w:szCs w:val="32"/>
+        </w:rPr>
+        <w:br w:type="page"/>
+      </w:r>
+    </w:p>
+    <w:p>
+      <w:pPr>
+        <w:jc w:val="center"/>
+        <w:rPr>
+          <w:b/>
+          <w:bCs/>
+          <w:sz w:val="32"/>
+          <w:szCs w:val="32"/>
+        </w:rPr>
+      </w:pPr>
+      <w:r>
+        <w:rPr>
+          <w:b/>
+          <w:bCs/>
+          <w:sz w:val="32"/>
+          <w:szCs w:val="32"/>
+        </w:rPr>
+        <w:lastRenderedPageBreak/>
+        <w:t xml:space="preserve">Phương thức </w:t>
+      </w:r>
+      <w:r>
+        <w:rPr>
+          <w:b/>
+          <w:bCs/>
+          <w:sz w:val="32"/>
+          <w:szCs w:val="32"/>
+        </w:rPr>
+        <w:t>OnModelCreating</w:t>
+      </w:r>
+      <w:r>
+        <w:rPr>
+          <w:b/>
+          <w:bCs/>
+          <w:sz w:val="32"/>
+          <w:szCs w:val="32"/>
+        </w:rPr>
+        <w:t>()</w:t>
+      </w:r>
+    </w:p>
+    <w:p>
+      <w:pPr>
+        <w:jc w:val="center"/>
+        <w:rPr>
+          <w:b/>
+          <w:bCs/>
+          <w:sz w:val="32"/>
+          <w:szCs w:val="32"/>
+        </w:rPr>
+      </w:pPr>
+      <w:r>
+        <w:rPr>
+          <w:b/>
+          <w:bCs/>
+          <w:sz w:val="32"/>
+          <w:szCs w:val="32"/>
+        </w:rPr>
+        <w:drawing>
+          <wp:inline distT="0" distB="0" distL="0" distR="0" wp14:anchorId="2CD62BC0" wp14:editId="2E52A352">
+            <wp:extent cx="5422790" cy="5443647"/>
+            <wp:effectExtent l="0" t="0" r="6985" b="5080"/>
+            <wp:docPr id="1919958620" name="Picture 1"/>
+            <wp:cNvGraphicFramePr>
+              <a:graphicFrameLocks xmlns:a="http://schemas.openxmlformats.org/drawingml/2006/main" noChangeAspect="1"/>
+            </wp:cNvGraphicFramePr>
+            <a:graphic xmlns:a="http://schemas.openxmlformats.org/drawingml/2006/main">
+              <a:graphicData uri="http://schemas.openxmlformats.org/drawingml/2006/picture">
+                <pic:pic xmlns:pic="http://schemas.openxmlformats.org/drawingml/2006/picture">
+                  <pic:nvPicPr>
+                    <pic:cNvPr id="1919958620" name=""/>
+                    <pic:cNvPicPr/>
+                  </pic:nvPicPr>
+                  <pic:blipFill>
+                    <a:blip r:embed="rId42"/>
+                    <a:stretch>
+                      <a:fillRect/>
+                    </a:stretch>
+                  </pic:blipFill>
+                  <pic:spPr>
+                    <a:xfrm>
+                      <a:off x="0" y="0"/>
+                      <a:ext cx="5429719" cy="5450602"/>
+                    </a:xfrm>
+                    <a:prstGeom prst="rect">
+                      <a:avLst/>
+                    </a:prstGeom>
+                  </pic:spPr>
+                </pic:pic>
+              </a:graphicData>
+            </a:graphic>
+          </wp:inline>
+        </w:drawing>
+      </w:r>
+    </w:p>
+    <w:p>
+      <w:pPr>
+        <w:jc w:val="center"/>
+        <w:rPr>
+          <w:b/>
+          <w:bCs/>
+          <w:sz w:val="32"/>
+          <w:szCs w:val="32"/>
+        </w:rPr>
+      </w:pPr>
+      <w:r>
+        <w:rPr>
+          <w:b/>
+          <w:bCs/>
+          <w:sz w:val="32"/>
+          <w:szCs w:val="32"/>
+        </w:rPr>
+        <w:drawing>
+          <wp:inline distT="0" distB="0" distL="0" distR="0" wp14:anchorId="50DA3826" wp14:editId="5B77B7FA">
+            <wp:extent cx="5542059" cy="1856235"/>
+            <wp:effectExtent l="0" t="0" r="1905" b="0"/>
+            <wp:docPr id="1225183750" name="Picture 1"/>
+            <wp:cNvGraphicFramePr>
+              <a:graphicFrameLocks xmlns:a="http://schemas.openxmlformats.org/drawingml/2006/main" noChangeAspect="1"/>
+            </wp:cNvGraphicFramePr>
+            <a:graphic xmlns:a="http://schemas.openxmlformats.org/drawingml/2006/main">
+              <a:graphicData uri="http://schemas.openxmlformats.org/drawingml/2006/picture">
+                <pic:pic xmlns:pic="http://schemas.openxmlformats.org/drawingml/2006/picture">
+                  <pic:nvPicPr>
+                    <pic:cNvPr id="1225183750" name=""/>
+                    <pic:cNvPicPr/>
+                  </pic:nvPicPr>
+                  <pic:blipFill>
+                    <a:blip r:embed="rId43"/>
+                    <a:stretch>
+                      <a:fillRect/>
+                    </a:stretch>
+                  </pic:blipFill>
+                  <pic:spPr>
+                    <a:xfrm>
+                      <a:off x="0" y="0"/>
+                      <a:ext cx="5545862" cy="1857509"/>
+                    </a:xfrm>
+                    <a:prstGeom prst="rect">
+                      <a:avLst/>
+                    </a:prstGeom>
+                  </pic:spPr>
+                </pic:pic>
+              </a:graphicData>
+            </a:graphic>
+          </wp:inline>
+        </w:drawing>
+      </w:r>
+    </w:p>
+    <w:p>
+      <w:r>
+        <w:br w:type="page"/>
+      </w:r>
+    </w:p>
+    <w:p>
+      <w:pPr>
+        <w:numPr>
+          <w:ilvl w:val="0"/>
+          <w:numId w:val="2"/>
+        </w:numPr>
+        <w:tabs>
+          <w:tab w:val="clear" w:pos="720"/>
+        </w:tabs>
+        <w:rPr>
+          <w:b/>
+          <w:bCs/>
+        </w:rPr>
+      </w:pPr>
+      <w:r>
+        <w:rPr>
+          <w:b/>
+          <w:bCs/>
+        </w:rPr>
+        <w:lastRenderedPageBreak/>
+        <w:t>Sau khi tạo Migration:</w:t>
+      </w:r>
+    </w:p>
+    <w:p>
+      <w:pPr>
+        <w:ind w:left="720"/>
+      </w:pPr>
+      <w:r>
+        <w:t>Add-Migration SeedData</w:t>
+      </w:r>
+    </w:p>
+    <w:p>
+      <w:pPr>
+        <w:numPr>
+          <w:ilvl w:val="0"/>
+          <w:numId w:val="2"/>
+        </w:numPr>
+        <w:tabs>
+          <w:tab w:val="clear" w:pos="720"/>
+        </w:tabs>
+        <w:rPr>
+          <w:b/>
+          <w:bCs/>
+        </w:rPr>
+      </w:pPr>
+      <w:r>
+        <w:rPr>
+          <w:b/>
+          <w:bCs/>
+        </w:rPr>
+        <w:t>EF sinh mã:</w:t>
+      </w:r>
+    </w:p>
+    <w:p>
+      <w:pPr>
+        <w:ind w:left="720"/>
+      </w:pPr>
+      <w:r>
+        <w:t>migrationBuilder.InsertData(</w:t>
+      </w:r>
+      <w:r>
+        <w:br/>
+        <w:t xml:space="preserve">    table: "SerialNumbers",</w:t>
+      </w:r>
+      <w:r>
+        <w:br/>
+        <w:t xml:space="preserve">    columns: new[] { "Id", "Name" },</w:t>
+      </w:r>
+      <w:r>
+        <w:br/>
+        <w:t xml:space="preserve">    values: new object[] { 10, "MIC150" });</w:t>
+      </w:r>
+    </w:p>
+    <w:p>
+      <w:pPr>
+        <w:numPr>
+          <w:ilvl w:val="0"/>
+          <w:numId w:val="2"/>
+        </w:numPr>
+        <w:tabs>
+          <w:tab w:val="clear" w:pos="720"/>
+        </w:tabs>
+        <w:rPr>
+          <w:b/>
+          <w:bCs/>
+        </w:rPr>
+      </w:pPr>
+      <w:r>
+        <w:rPr>
+          <w:b/>
+          <w:bCs/>
+        </w:rPr>
+        <w:t>Sau đó:</w:t>
+      </w:r>
+    </w:p>
+    <w:p>
+      <w:pPr>
+        <w:ind w:left="720"/>
+      </w:pPr>
+      <w:r>
+        <w:t>Update-Database</w:t>
+      </w:r>
+    </w:p>
+    <w:p>
+      <w:pPr>
+        <w:numPr>
+          <w:ilvl w:val="0"/>
+          <w:numId w:val="2"/>
+        </w:numPr>
+        <w:tabs>
+          <w:tab w:val="clear" w:pos="720"/>
+        </w:tabs>
+        <w:rPr>
+          <w:b/>
+          <w:bCs/>
+        </w:rPr>
+      </w:pPr>
+      <w:r>
+        <w:rPr>
+          <w:b/>
+          <w:bCs/>
+        </w:rPr>
+        <w:t>dữ liệu sẽ được chèn vào database.</w:t>
+      </w:r>
+    </w:p>
+    <w:p>
+      <w:r>
+        <w:br w:type="page"/>
+      </w:r>
+    </w:p>
+    <w:p>
+      <w:pPr>
+        <w:jc w:val="center"/>
+        <w:rPr>
+          <w:b/>
+          <w:bCs/>
+          <w:sz w:val="32"/>
+          <w:szCs w:val="32"/>
+        </w:rPr>
+      </w:pPr>
+      <w:r>
+        <w:rPr>
+          <w:b/>
+          <w:bCs/>
+          <w:sz w:val="32"/>
+          <w:szCs w:val="32"/>
+        </w:rPr>
+        <w:lastRenderedPageBreak/>
+        <w:t>Include()</w:t>
+      </w:r>
+    </w:p>
+    <w:p>
+      <w:r>
+        <w:t xml:space="preserve">Include() là một phương thức của </w:t>
+      </w:r>
+      <w:r>
+        <w:rPr>
+          <w:b/>
+          <w:bCs/>
+        </w:rPr>
+        <w:t>Entity Framework Core</w:t>
+      </w:r>
+      <w:r>
+        <w:t xml:space="preserve"> dùng để </w:t>
+      </w:r>
+      <w:r>
+        <w:rPr>
+          <w:b/>
+          <w:bCs/>
+        </w:rPr>
+        <w:t>tải dữ liệu liên quan (Related Data)</w:t>
+      </w:r>
+      <w:r>
+        <w:t xml:space="preserve"> cùng lúc với dữ liệu chính.</w:t>
+      </w:r>
+    </w:p>
+    <w:p>
+      <w:r>
+        <w:t>Nó giúp bạn lấy dữ liệu từ các bảng có quan hệ với nhau (</w:t>
+      </w:r>
+      <w:r>
+        <w:rPr>
+          <w:b/>
+          <w:bCs/>
+        </w:rPr>
+        <w:t>Eager Loading</w:t>
+      </w:r>
+      <w:r>
+        <w:t>).</w:t>
+      </w:r>
+    </w:p>
+    <w:p>
+      <w:r>
+        <w:t>Include(i =&gt; i.SerialNumber)</w:t>
+      </w:r>
+    </w:p>
+    <w:p>
+      <w:pPr>
+        <w:numPr>
+          <w:ilvl w:val="0"/>
+          <w:numId w:val="5"/>
+        </w:numPr>
+      </w:pPr>
+      <w:r>
+        <w:t xml:space="preserve">i → đại diện cho từng Item </w:t>
+      </w:r>
+    </w:p>
+    <w:p>
+      <w:pPr>
+        <w:numPr>
+          <w:ilvl w:val="0"/>
+          <w:numId w:val="5"/>
+        </w:numPr>
+      </w:pPr>
+      <w:r>
+        <w:t>i.SerialNumber → Navigation Property cần lấy thêm</w:t>
+      </w:r>
+    </w:p>
+    <w:p/>
     <w:sectPr>
       <w:pgSz w:w="12240" w:h="15840"/>
       <w:pgMar w:top="1440" w:right="1440" w:bottom="1440" w:left="1440" w:header="720" w:footer="720" w:gutter="0"/>
@@ -6642,6 +7057,155 @@
       </w:rPr>
     </w:lvl>
   </w:abstractNum>
+  <w:abstractNum w:abstractNumId="4" w15:restartNumberingAfterBreak="0">
+    <w:nsid w:val="7B635819"/>
+    <w:multiLevelType w:val="multilevel"/>
+    <w:tmpl w:val="1E981C98"/>
+    <w:lvl w:ilvl="0">
+      <w:start w:val="1"/>
+      <w:numFmt w:val="bullet"/>
+      <w:lvlText w:val=""/>
+      <w:lvlJc w:val="left"/>
+      <w:pPr>
+        <w:tabs>
+          <w:tab w:val="num" w:pos="720"/>
+        </w:tabs>
+        <w:ind w:left="720" w:hanging="360"/>
+      </w:pPr>
+      <w:rPr>
+        <w:rFonts w:ascii="Symbol" w:hAnsi="Symbol" w:hint="default"/>
+        <w:sz w:val="20"/>
+      </w:rPr>
+    </w:lvl>
+    <w:lvl w:ilvl="1" w:tentative="1">
+      <w:start w:val="1"/>
+      <w:numFmt w:val="bullet"/>
+      <w:lvlText w:val="o"/>
+      <w:lvlJc w:val="left"/>
+      <w:pPr>
+        <w:tabs>
+          <w:tab w:val="num" w:pos="1440"/>
+        </w:tabs>
+        <w:ind w:left="1440" w:hanging="360"/>
+      </w:pPr>
+      <w:rPr>
+        <w:rFonts w:ascii="Courier New" w:hAnsi="Courier New" w:hint="default"/>
+        <w:sz w:val="20"/>
+      </w:rPr>
+    </w:lvl>
+    <w:lvl w:ilvl="2" w:tentative="1">
+      <w:start w:val="1"/>
+      <w:numFmt w:val="bullet"/>
+      <w:lvlText w:val=""/>
+      <w:lvlJc w:val="left"/>
+      <w:pPr>
+        <w:tabs>
+          <w:tab w:val="num" w:pos="2160"/>
+        </w:tabs>
+        <w:ind w:left="2160" w:hanging="360"/>
+      </w:pPr>
+      <w:rPr>
+        <w:rFonts w:ascii="Wingdings" w:hAnsi="Wingdings" w:hint="default"/>
+        <w:sz w:val="20"/>
+      </w:rPr>
+    </w:lvl>
+    <w:lvl w:ilvl="3" w:tentative="1">
+      <w:start w:val="1"/>
+      <w:numFmt w:val="bullet"/>
+      <w:lvlText w:val=""/>
+      <w:lvlJc w:val="left"/>
+      <w:pPr>
+        <w:tabs>
+          <w:tab w:val="num" w:pos="2880"/>
+        </w:tabs>
+        <w:ind w:left="2880" w:hanging="360"/>
+      </w:pPr>
+      <w:rPr>
+        <w:rFonts w:ascii="Wingdings" w:hAnsi="Wingdings" w:hint="default"/>
+        <w:sz w:val="20"/>
+      </w:rPr>
+    </w:lvl>
+    <w:lvl w:ilvl="4" w:tentative="1">
+      <w:start w:val="1"/>
+      <w:numFmt w:val="bullet"/>
+      <w:lvlText w:val=""/>
+      <w:lvlJc w:val="left"/>
+      <w:pPr>
+        <w:tabs>
+          <w:tab w:val="num" w:pos="3600"/>
+        </w:tabs>
+        <w:ind w:left="3600" w:hanging="360"/>
+      </w:pPr>
+      <w:rPr>
+        <w:rFonts w:ascii="Wingdings" w:hAnsi="Wingdings" w:hint="default"/>
+        <w:sz w:val="20"/>
+      </w:rPr>
+    </w:lvl>
+    <w:lvl w:ilvl="5" w:tentative="1">
+      <w:start w:val="1"/>
+      <w:numFmt w:val="bullet"/>
+      <w:lvlText w:val=""/>
+      <w:lvlJc w:val="left"/>
+      <w:pPr>
+        <w:tabs>
+          <w:tab w:val="num" w:pos="4320"/>
+        </w:tabs>
+        <w:ind w:left="4320" w:hanging="360"/>
+      </w:pPr>
+      <w:rPr>
+        <w:rFonts w:ascii="Wingdings" w:hAnsi="Wingdings" w:hint="default"/>
+        <w:sz w:val="20"/>
+      </w:rPr>
+    </w:lvl>
+    <w:lvl w:ilvl="6" w:tentative="1">
+      <w:start w:val="1"/>
+      <w:numFmt w:val="bullet"/>
+      <w:lvlText w:val=""/>
+      <w:lvlJc w:val="left"/>
+      <w:pPr>
+        <w:tabs>
+          <w:tab w:val="num" w:pos="5040"/>
+        </w:tabs>
+        <w:ind w:left="5040" w:hanging="360"/>
+      </w:pPr>
+      <w:rPr>
+        <w:rFonts w:ascii="Wingdings" w:hAnsi="Wingdings" w:hint="default"/>
+        <w:sz w:val="20"/>
+      </w:rPr>
+    </w:lvl>
+    <w:lvl w:ilvl="7" w:tentative="1">
+      <w:start w:val="1"/>
+      <w:numFmt w:val="bullet"/>
+      <w:lvlText w:val=""/>
+      <w:lvlJc w:val="left"/>
+      <w:pPr>
+        <w:tabs>
+          <w:tab w:val="num" w:pos="5760"/>
+        </w:tabs>
+        <w:ind w:left="5760" w:hanging="360"/>
+      </w:pPr>
+      <w:rPr>
+        <w:rFonts w:ascii="Wingdings" w:hAnsi="Wingdings" w:hint="default"/>
+        <w:sz w:val="20"/>
+      </w:rPr>
+    </w:lvl>
+    <w:lvl w:ilvl="8" w:tentative="1">
+      <w:start w:val="1"/>
+      <w:numFmt w:val="bullet"/>
+      <w:lvlText w:val=""/>
+      <w:lvlJc w:val="left"/>
+      <w:pPr>
+        <w:tabs>
+          <w:tab w:val="num" w:pos="6480"/>
+        </w:tabs>
+        <w:ind w:left="6480" w:hanging="360"/>
+      </w:pPr>
+      <w:rPr>
+        <w:rFonts w:ascii="Wingdings" w:hAnsi="Wingdings" w:hint="default"/>
+        <w:sz w:val="20"/>
+      </w:rPr>
+    </w:lvl>
+  </w:abstractNum>
   <w:num w:numId="1" w16cid:durableId="430272983">
     <w:abstractNumId w:val="3"/>
   </w:num>
@@ -6653,6 +7217,9 @@
   </w:num>
   <w:num w:numId="4" w16cid:durableId="1953439933">
     <w:abstractNumId w:val="1"/>
+  </w:num>
+  <w:num w:numId="5" w16cid:durableId="468716779">
+    <w:abstractNumId w:val="4"/>
   </w:num>
 </w:numbering>
 </file>

--- a/MyApp/hihi.docx
+++ b/MyApp/hihi.docx
@@ -5822,6 +5822,71 @@
           <w:bCs/>
         </w:rPr>
       </w:pPr>
+      <w:r>
+        <w:rPr>
+          <w:b/>
+          <w:bCs/>
+        </w:rPr>
+        <w:t>Tại sao không có bảng trung gian SinhVienMonHoc.cs</w:t>
+      </w:r>
+    </w:p>
+    <w:p>
+      <w:pPr>
+        <w:rPr>
+          <w:b/>
+          <w:bCs/>
+        </w:rPr>
+      </w:pPr>
+      <w:r>
+        <w:rPr>
+          <w:b/>
+          <w:bCs/>
+          <w:noProof/>
+        </w:rPr>
+        <w:drawing>
+          <wp:inline distT="0" distB="0" distL="0" distR="0" wp14:anchorId="6E8FE638" wp14:editId="4FC407EB">
+            <wp:extent cx="4206240" cy="3900209"/>
+            <wp:effectExtent l="0" t="0" r="3810" b="5080"/>
+            <wp:docPr id="1850723958" name="Picture 1"/>
+            <wp:cNvGraphicFramePr>
+              <a:graphicFrameLocks xmlns:a="http://schemas.openxmlformats.org/drawingml/2006/main" noChangeAspect="1"/>
+            </wp:cNvGraphicFramePr>
+            <a:graphic xmlns:a="http://schemas.openxmlformats.org/drawingml/2006/main">
+              <a:graphicData uri="http://schemas.openxmlformats.org/drawingml/2006/picture">
+                <pic:pic xmlns:pic="http://schemas.openxmlformats.org/drawingml/2006/picture">
+                  <pic:nvPicPr>
+                    <pic:cNvPr id="1850723958" name=""/>
+                    <pic:cNvPicPr/>
+                  </pic:nvPicPr>
+                  <pic:blipFill>
+                    <a:blip r:embed="rId37"/>
+                    <a:stretch>
+                      <a:fillRect/>
+                    </a:stretch>
+                  </pic:blipFill>
+                  <pic:spPr>
+                    <a:xfrm>
+                      <a:off x="0" y="0"/>
+                      <a:ext cx="4215346" cy="3908652"/>
+                    </a:xfrm>
+                    <a:prstGeom prst="rect">
+                      <a:avLst/>
+                    </a:prstGeom>
+                  </pic:spPr>
+                </pic:pic>
+              </a:graphicData>
+            </a:graphic>
+          </wp:inline>
+        </w:drawing>
+      </w:r>
+    </w:p>
+    <w:p>
+      <w:pPr>
+        <w:rPr>
+          <w:b/>
+          <w:bCs/>
+        </w:rPr>
+      </w:pPr>
     </w:p>
     <w:p>
       <w:pPr>
@@ -5856,7 +5921,6 @@
           <w:bCs/>
           <w:noProof/>
         </w:rPr>
-        <w:lastRenderedPageBreak/>
         <w:drawing>
           <wp:inline distT="0" distB="0" distL="0" distR="0" wp14:anchorId="591BF1E2" wp14:editId="0CD3EBCD">
             <wp:extent cx="5796170" cy="5732388"/>
@@ -5873,7 +5937,7 @@
                     <pic:cNvPicPr/>
                   </pic:nvPicPr>
                   <pic:blipFill>
-                    <a:blip r:embed="rId37"/>
+                    <a:blip r:embed="rId38"/>
                     <a:stretch>
                       <a:fillRect/>
                     </a:stretch>
@@ -5924,7 +5988,7 @@
                     <pic:cNvPicPr/>
                   </pic:nvPicPr>
                   <pic:blipFill>
-                    <a:blip r:embed="rId38"/>
+                    <a:blip r:embed="rId39"/>
                     <a:stretch>
                       <a:fillRect/>
                     </a:stretch>
@@ -5975,7 +6039,7 @@
                     <pic:cNvPicPr/>
                   </pic:nvPicPr>
                   <pic:blipFill>
-                    <a:blip r:embed="rId39"/>
+                    <a:blip r:embed="rId40"/>
                     <a:stretch>
                       <a:fillRect/>
                     </a:stretch>
@@ -6086,7 +6150,7 @@
                     <pic:cNvPicPr/>
                   </pic:nvPicPr>
                   <pic:blipFill>
-                    <a:blip r:embed="rId40"/>
+                    <a:blip r:embed="rId41"/>
                     <a:stretch>
                       <a:fillRect/>
                     </a:stretch>
@@ -6142,7 +6206,7 @@
                     <pic:cNvPicPr/>
                   </pic:nvPicPr>
                   <pic:blipFill>
-                    <a:blip r:embed="rId41"/>
+                    <a:blip r:embed="rId42"/>
                     <a:stretch>
                       <a:fillRect/>
                     </a:stretch>
@@ -6235,6 +6299,7 @@
         <w:rPr>
           <w:b/>
           <w:bCs/>
+          <w:noProof/>
           <w:sz w:val="32"/>
           <w:szCs w:val="32"/>
         </w:rPr>
@@ -6254,7 +6319,7 @@
                     <pic:cNvPicPr/>
                   </pic:nvPicPr>
                   <pic:blipFill>
-                    <a:blip r:embed="rId42"/>
+                    <a:blip r:embed="rId43"/>
                     <a:stretch>
                       <a:fillRect/>
                     </a:stretch>
@@ -6289,6 +6354,7 @@
         <w:rPr>
           <w:b/>
           <w:bCs/>
+          <w:noProof/>
           <w:sz w:val="32"/>
           <w:szCs w:val="32"/>
         </w:rPr>
@@ -6308,7 +6374,7 @@
                     <pic:cNvPicPr/>
                   </pic:nvPicPr>
                   <pic:blipFill>
-                    <a:blip r:embed="rId43"/>
+                    <a:blip r:embed="rId44"/>
                     <a:stretch>
                       <a:fillRect/>
                     </a:stretch>
@@ -6552,6 +6618,1342 @@
         <w:t>i.SerialNumber → Navigation Property cần lấy thêm</w:t>
       </w:r>
     </w:p>
+    <w:p>
+      <w:r>
+        <w:br w:type="page"/>
+      </w:r>
+    </w:p>
+    <w:p>
+      <w:pPr>
+        <w:jc w:val="center"/>
+        <w:rPr>
+          <w:b/>
+          <w:bCs/>
+          <w:sz w:val="32"/>
+          <w:szCs w:val="32"/>
+        </w:rPr>
+      </w:pPr>
+      <w:r>
+        <w:rPr>
+          <w:b/>
+          <w:bCs/>
+          <w:sz w:val="32"/>
+          <w:szCs w:val="32"/>
+        </w:rPr>
+        <w:lastRenderedPageBreak/>
+        <w:t>One To Many</w:t>
+      </w:r>
+    </w:p>
+    <w:p>
+      <w:r>
+        <w:rPr>
+          <w:noProof/>
+        </w:rPr>
+        <w:drawing>
+          <wp:inline distT="0" distB="0" distL="0" distR="0" wp14:anchorId="2505604A" wp14:editId="63BA283A">
+            <wp:extent cx="5943600" cy="1209675"/>
+            <wp:effectExtent l="0" t="0" r="0" b="9525"/>
+            <wp:docPr id="1704335377" name="Picture 1"/>
+            <wp:cNvGraphicFramePr>
+              <a:graphicFrameLocks xmlns:a="http://schemas.openxmlformats.org/drawingml/2006/main" noChangeAspect="1"/>
+            </wp:cNvGraphicFramePr>
+            <a:graphic xmlns:a="http://schemas.openxmlformats.org/drawingml/2006/main">
+              <a:graphicData uri="http://schemas.openxmlformats.org/drawingml/2006/picture">
+                <pic:pic xmlns:pic="http://schemas.openxmlformats.org/drawingml/2006/picture">
+                  <pic:nvPicPr>
+                    <pic:cNvPr id="1704335377" name=""/>
+                    <pic:cNvPicPr/>
+                  </pic:nvPicPr>
+                  <pic:blipFill>
+                    <a:blip r:embed="rId45"/>
+                    <a:stretch>
+                      <a:fillRect/>
+                    </a:stretch>
+                  </pic:blipFill>
+                  <pic:spPr>
+                    <a:xfrm>
+                      <a:off x="0" y="0"/>
+                      <a:ext cx="5943600" cy="1209675"/>
+                    </a:xfrm>
+                    <a:prstGeom prst="rect">
+                      <a:avLst/>
+                    </a:prstGeom>
+                  </pic:spPr>
+                </pic:pic>
+              </a:graphicData>
+            </a:graphic>
+          </wp:inline>
+        </w:drawing>
+      </w:r>
+    </w:p>
+    <w:p>
+      <w:pPr>
+        <w:rPr>
+          <w:b/>
+          <w:bCs/>
+        </w:rPr>
+      </w:pPr>
+      <w:r>
+        <w:rPr>
+          <w:b/>
+          <w:bCs/>
+        </w:rPr>
+        <w:t>new SelectList(...)</w:t>
+      </w:r>
+    </w:p>
+    <w:p>
+      <w:r>
+        <w:t>SelectList dùng để tạo dữ liệu cho thẻ &lt;select&gt; (dropdown).</w:t>
+      </w:r>
+    </w:p>
+    <w:p>
+      <w:r>
+        <w:t>Cú pháp:</w:t>
+      </w:r>
+    </w:p>
+    <w:p>
+      <w:r>
+        <w:t>new SelectList(</w:t>
+      </w:r>
+      <w:r>
+        <w:br/>
+        <w:t>dữ_liệu,</w:t>
+      </w:r>
+      <w:r>
+        <w:br/>
+        <w:t>thuộc_tính_làm_value,</w:t>
+      </w:r>
+      <w:r>
+        <w:br/>
+        <w:t>thuộc_tính_hiển_thị</w:t>
+      </w:r>
+      <w:r>
+        <w:br/>
+        <w:t>)</w:t>
+      </w:r>
+    </w:p>
+    <w:p/>
+    <w:p>
+      <w:r>
+        <w:t>new SelectList(</w:t>
+      </w:r>
+      <w:r>
+        <w:br/>
+        <w:t>_context.Categories, // Nguồn dữ liệu</w:t>
+      </w:r>
+      <w:r>
+        <w:br/>
+        <w:t>"Id", // Giá trị của option (value)</w:t>
+      </w:r>
+      <w:r>
+        <w:br/>
+        <w:t>"Name" // Nội dung hiển thị</w:t>
+      </w:r>
+      <w:r>
+        <w:br/>
+        <w:t>)</w:t>
+      </w:r>
+    </w:p>
+    <w:p/>
+    <w:p>
+      <w:pPr>
+        <w:rPr>
+          <w:b/>
+          <w:bCs/>
+        </w:rPr>
+      </w:pPr>
+      <w:r>
+        <w:rPr>
+          <w:b/>
+          <w:bCs/>
+        </w:rPr>
+        <w:t>Tóm tắt</w:t>
+      </w:r>
+    </w:p>
+    <w:p>
+      <w:r>
+        <w:t>SelectList có tác dụng:</w:t>
+      </w:r>
+    </w:p>
+    <w:p>
+      <w:pPr>
+        <w:numPr>
+          <w:ilvl w:val="0"/>
+          <w:numId w:val="6"/>
+        </w:numPr>
+      </w:pPr>
+      <w:r>
+        <w:t xml:space="preserve">Chuyển danh sách dữ liệu thành </w:t>
+      </w:r>
+      <w:r>
+        <w:rPr>
+          <w:b/>
+          <w:bCs/>
+        </w:rPr>
+        <w:t>danh sách lựa chọn (dropdown)</w:t>
+      </w:r>
+      <w:r>
+        <w:t xml:space="preserve">. </w:t>
+      </w:r>
+    </w:p>
+    <w:p>
+      <w:pPr>
+        <w:numPr>
+          <w:ilvl w:val="0"/>
+          <w:numId w:val="6"/>
+        </w:numPr>
+      </w:pPr>
+      <w:r>
+        <w:t xml:space="preserve">Xác định: </w:t>
+      </w:r>
+    </w:p>
+    <w:p>
+      <w:pPr>
+        <w:numPr>
+          <w:ilvl w:val="1"/>
+          <w:numId w:val="6"/>
+        </w:numPr>
+      </w:pPr>
+      <w:r>
+        <w:rPr>
+          <w:b/>
+          <w:bCs/>
+        </w:rPr>
+        <w:t>Value</w:t>
+      </w:r>
+      <w:r>
+        <w:t xml:space="preserve">: giá trị gửi về server. </w:t>
+      </w:r>
+    </w:p>
+    <w:p>
+      <w:pPr>
+        <w:numPr>
+          <w:ilvl w:val="1"/>
+          <w:numId w:val="6"/>
+        </w:numPr>
+      </w:pPr>
+      <w:r>
+        <w:rPr>
+          <w:b/>
+          <w:bCs/>
+        </w:rPr>
+        <w:t>Text</w:t>
+      </w:r>
+      <w:r>
+        <w:t xml:space="preserve">: nội dung hiển thị cho người dùng. </w:t>
+      </w:r>
+    </w:p>
+    <w:p>
+      <w:pPr>
+        <w:numPr>
+          <w:ilvl w:val="0"/>
+          <w:numId w:val="6"/>
+        </w:numPr>
+      </w:pPr>
+      <w:r>
+        <w:t xml:space="preserve">Hỗ trợ chọn giá trị mặc định. </w:t>
+      </w:r>
+    </w:p>
+    <w:p>
+      <w:pPr>
+        <w:numPr>
+          <w:ilvl w:val="0"/>
+          <w:numId w:val="6"/>
+        </w:numPr>
+      </w:pPr>
+      <w:r>
+        <w:t xml:space="preserve">Thường dùng với: </w:t>
+      </w:r>
+    </w:p>
+    <w:p>
+      <w:r>
+        <w:lastRenderedPageBreak/>
+        <w:t>asp-items=""</w:t>
+      </w:r>
+    </w:p>
+    <w:p>
+      <w:r>
+        <w:t>để tạo &lt;select&gt; động từ dữ liệu database.</w:t>
+      </w:r>
+    </w:p>
+    <w:p>
+      <w:r>
+        <w:t>Nói đơn giản:</w:t>
+      </w:r>
+    </w:p>
+    <w:p>
+      <w:r>
+        <w:rPr>
+          <w:b/>
+          <w:bCs/>
+        </w:rPr>
+        <w:t>SelectList là cầu nối giữa dữ liệu trong database và thẻ &lt;select&gt; trên giao diện.</w:t>
+      </w:r>
+    </w:p>
+    <w:p>
+      <w:r>
+        <w:t xml:space="preserve"> </w:t>
+      </w:r>
+    </w:p>
+    <w:p>
+      <w:r>
+        <w:br w:type="page"/>
+      </w:r>
+    </w:p>
+    <w:p>
+      <w:pPr>
+        <w:jc w:val="center"/>
+        <w:rPr>
+          <w:b/>
+          <w:bCs/>
+          <w:sz w:val="32"/>
+          <w:szCs w:val="32"/>
+        </w:rPr>
+      </w:pPr>
+      <w:r>
+        <w:rPr>
+          <w:b/>
+          <w:bCs/>
+          <w:sz w:val="32"/>
+          <w:szCs w:val="32"/>
+        </w:rPr>
+        <w:lastRenderedPageBreak/>
+        <w:t>Bind[]</w:t>
+      </w:r>
+    </w:p>
+    <w:p>
+      <w:pPr>
+        <w:rPr>
+          <w:b/>
+          <w:bCs/>
+        </w:rPr>
+      </w:pPr>
+      <w:r>
+        <w:rPr>
+          <w:b/>
+          <w:bCs/>
+        </w:rPr>
+        <w:t>1. Dùng SerialNumberId</w:t>
+      </w:r>
+    </w:p>
+    <w:p>
+      <w:pPr>
+        <w:rPr>
+          <w:color w:val="EE0000"/>
+        </w:rPr>
+      </w:pPr>
+      <w:r>
+        <w:rPr>
+          <w:color w:val="EE0000"/>
+        </w:rPr>
+        <w:t>[Bind("Id, Name, Price, CategoryId, SerialNumberId")]</w:t>
+      </w:r>
+    </w:p>
+    <w:p>
+      <w:r>
+        <w:t>và View:</w:t>
+      </w:r>
+    </w:p>
+    <w:p>
+      <w:r>
+        <w:t>&lt;select asp-for="SerialNumberId"&gt;...&lt;/select&gt;</w:t>
+      </w:r>
+    </w:p>
+    <w:p>
+      <w:pPr>
+        <w:numPr>
+          <w:ilvl w:val="0"/>
+          <w:numId w:val="7"/>
+        </w:numPr>
+      </w:pPr>
+      <w:r>
+        <w:t xml:space="preserve">Chỉ lấy </w:t>
+      </w:r>
+      <w:r>
+        <w:rPr>
+          <w:b/>
+          <w:bCs/>
+        </w:rPr>
+        <w:t>ID</w:t>
+      </w:r>
+      <w:r>
+        <w:t xml:space="preserve"> của Serial Number. </w:t>
+      </w:r>
+    </w:p>
+    <w:p>
+      <w:pPr>
+        <w:numPr>
+          <w:ilvl w:val="0"/>
+          <w:numId w:val="7"/>
+        </w:numPr>
+      </w:pPr>
+      <w:r>
+        <w:t xml:space="preserve">Dùng khi </w:t>
+      </w:r>
+      <w:r>
+        <w:rPr>
+          <w:b/>
+          <w:bCs/>
+        </w:rPr>
+        <w:t>Serial Number đã có sẵn trong database</w:t>
+      </w:r>
+      <w:r>
+        <w:t xml:space="preserve">. </w:t>
+      </w:r>
+    </w:p>
+    <w:p>
+      <w:pPr>
+        <w:numPr>
+          <w:ilvl w:val="0"/>
+          <w:numId w:val="7"/>
+        </w:numPr>
+      </w:pPr>
+      <w:r>
+        <w:t xml:space="preserve">Sau khi submit: </w:t>
+      </w:r>
+    </w:p>
+    <w:p>
+      <w:r>
+        <w:t>item.SerialNumberId = 1;</w:t>
+      </w:r>
+      <w:r>
+        <w:br/>
+        <w:t>item.SerialNumber = null;</w:t>
+      </w:r>
+    </w:p>
+    <w:p>
+      <w:r>
+        <w:rPr>
+          <w:rFonts w:ascii="Segoe UI Emoji" w:hAnsi="Segoe UI Emoji" w:cs="Segoe UI Emoji"/>
+        </w:rPr>
+        <w:t>✅</w:t>
+      </w:r>
+      <w:r>
+        <w:t xml:space="preserve"> Đây là cách phù hợp với project hiện tại của bạn.</w:t>
+      </w:r>
+    </w:p>
+    <w:p>
+      <w:r>
+        <w:pict w14:anchorId="1BCC0CE4">
+          <v:rect id="_x0000_i1036" style="width:0;height:1.5pt" o:hralign="center" o:hrstd="t" o:hr="t" fillcolor="#a0a0a0" stroked="f"/>
+        </w:pict>
+      </w:r>
+    </w:p>
+    <w:p>
+      <w:pPr>
+        <w:rPr>
+          <w:b/>
+          <w:bCs/>
+        </w:rPr>
+      </w:pPr>
+      <w:r>
+        <w:rPr>
+          <w:b/>
+          <w:bCs/>
+        </w:rPr>
+        <w:t>2. Dùng SerialNumber</w:t>
+      </w:r>
+    </w:p>
+    <w:p>
+      <w:pPr>
+        <w:rPr>
+          <w:color w:val="EE0000"/>
+        </w:rPr>
+      </w:pPr>
+      <w:r>
+        <w:rPr>
+          <w:color w:val="EE0000"/>
+        </w:rPr>
+        <w:t>[Bind("Id, Name, Price, CategoryId, SerialNumber")]</w:t>
+      </w:r>
+    </w:p>
+    <w:p>
+      <w:r>
+        <w:t>và View:</w:t>
+      </w:r>
+    </w:p>
+    <w:p>
+      <w:r>
+        <w:t>&lt;input asp-for="SerialNumber.Name" /&gt;</w:t>
+      </w:r>
+    </w:p>
+    <w:p>
+      <w:pPr>
+        <w:numPr>
+          <w:ilvl w:val="0"/>
+          <w:numId w:val="8"/>
+        </w:numPr>
+      </w:pPr>
+      <w:r>
+        <w:t xml:space="preserve">Lấy cả đối tượng SerialNumber. </w:t>
+      </w:r>
+    </w:p>
+    <w:p>
+      <w:pPr>
+        <w:numPr>
+          <w:ilvl w:val="0"/>
+          <w:numId w:val="8"/>
+        </w:numPr>
+      </w:pPr>
+      <w:r>
+        <w:t xml:space="preserve">Dùng khi muốn </w:t>
+      </w:r>
+      <w:r>
+        <w:rPr>
+          <w:b/>
+          <w:bCs/>
+        </w:rPr>
+        <w:t>tạo hoặc chỉnh sửa Serial Number mới</w:t>
+      </w:r>
+      <w:r>
+        <w:t xml:space="preserve">. </w:t>
+      </w:r>
+    </w:p>
+    <w:p>
+      <w:pPr>
+        <w:numPr>
+          <w:ilvl w:val="0"/>
+          <w:numId w:val="8"/>
+        </w:numPr>
+      </w:pPr>
+      <w:r>
+        <w:t xml:space="preserve">Sau khi submit: </w:t>
+      </w:r>
+    </w:p>
+    <w:p>
+      <w:r>
+        <w:t>item.SerialNumber = new SerialNumber</w:t>
+      </w:r>
+      <w:r>
+        <w:br/>
+        <w:t>{</w:t>
+      </w:r>
+      <w:r>
+        <w:br/>
+        <w:t xml:space="preserve">    Name = "SN001"</w:t>
+      </w:r>
+      <w:r>
+        <w:br/>
+        <w:t>};</w:t>
+      </w:r>
+    </w:p>
+    <w:p>
+      <w:r>
+        <w:pict w14:anchorId="7E175A98">
+          <v:rect id="_x0000_i1037" style="width:0;height:1.5pt" o:hralign="center" o:hrstd="t" o:hr="t" fillcolor="#a0a0a0" stroked="f"/>
+        </w:pict>
+      </w:r>
+    </w:p>
+    <w:p>
+      <w:pPr>
+        <w:rPr>
+          <w:b/>
+          <w:bCs/>
+        </w:rPr>
+      </w:pPr>
+      <w:r>
+        <w:rPr>
+          <w:b/>
+          <w:bCs/>
+        </w:rPr>
+        <w:t>Kết luận</w:t>
+      </w:r>
+    </w:p>
+    <w:p>
+      <w:pPr>
+        <w:numPr>
+          <w:ilvl w:val="0"/>
+          <w:numId w:val="9"/>
+        </w:numPr>
+      </w:pPr>
+      <w:r>
+        <w:rPr>
+          <w:b/>
+          <w:bCs/>
+        </w:rPr>
+        <w:t>SerialNumberId</w:t>
+      </w:r>
+      <w:r>
+        <w:t xml:space="preserve"> → Chọn Serial Number đã tồn tại → </w:t>
+      </w:r>
+      <w:r>
+        <w:rPr>
+          <w:rFonts w:ascii="Segoe UI Emoji" w:hAnsi="Segoe UI Emoji" w:cs="Segoe UI Emoji"/>
+        </w:rPr>
+        <w:t>✅</w:t>
+      </w:r>
+      <w:r>
+        <w:t xml:space="preserve"> N</w:t>
+      </w:r>
+      <w:r>
+        <w:rPr>
+          <w:rFonts w:ascii="Calibri" w:hAnsi="Calibri" w:cs="Calibri"/>
+        </w:rPr>
+        <w:t>ê</w:t>
+      </w:r>
+      <w:r>
+        <w:t>n d</w:t>
+      </w:r>
+      <w:r>
+        <w:rPr>
+          <w:rFonts w:ascii="Calibri" w:hAnsi="Calibri" w:cs="Calibri"/>
+        </w:rPr>
+        <w:t>ù</w:t>
+      </w:r>
+      <w:r>
+        <w:t xml:space="preserve">ng. </w:t>
+      </w:r>
+    </w:p>
+    <w:p>
+      <w:pPr>
+        <w:numPr>
+          <w:ilvl w:val="0"/>
+          <w:numId w:val="9"/>
+        </w:numPr>
+      </w:pPr>
+      <w:r>
+        <w:rPr>
+          <w:b/>
+          <w:bCs/>
+        </w:rPr>
+        <w:t>SerialNumber</w:t>
+      </w:r>
+      <w:r>
+        <w:t xml:space="preserve"> → Tạo/chỉnh sửa Serial Number mới → </w:t>
+      </w:r>
+      <w:r>
+        <w:rPr>
+          <w:rFonts w:ascii="Segoe UI Emoji" w:hAnsi="Segoe UI Emoji" w:cs="Segoe UI Emoji"/>
+        </w:rPr>
+        <w:t>⚠️</w:t>
+      </w:r>
+      <w:r>
+        <w:t xml:space="preserve"> Chỉ dùng khi cần. </w:t>
+      </w:r>
+    </w:p>
+    <w:p>
+      <w:pPr>
+        <w:rPr>
+          <w:b/>
+          <w:bCs/>
+        </w:rPr>
+      </w:pPr>
+      <w:r>
+        <w:rPr>
+          <w:b/>
+          <w:bCs/>
+        </w:rPr>
+        <w:lastRenderedPageBreak/>
+        <w:t>Muốn hiển thị dữ liệu của SerialNumber khi ấn vào nút Edit</w:t>
+      </w:r>
+    </w:p>
+    <w:p>
+      <w:r>
+        <w:t>var item = await _context.Items.Include(i =&gt; i.SerialNumber).FirstOrDefaultAsync(x =&gt; x.Id == id);</w:t>
+      </w:r>
+    </w:p>
+    <w:p>
+      <w:r>
+        <w:br w:type="page"/>
+      </w:r>
+    </w:p>
+    <w:p>
+      <w:pPr>
+        <w:jc w:val="center"/>
+        <w:rPr>
+          <w:b/>
+          <w:bCs/>
+          <w:sz w:val="32"/>
+          <w:szCs w:val="32"/>
+        </w:rPr>
+      </w:pPr>
+      <w:r>
+        <w:rPr>
+          <w:b/>
+          <w:bCs/>
+          <w:sz w:val="32"/>
+          <w:szCs w:val="32"/>
+        </w:rPr>
+        <w:lastRenderedPageBreak/>
+        <w:t xml:space="preserve">Class </w:t>
+      </w:r>
+      <w:r>
+        <w:rPr>
+          <w:b/>
+          <w:bCs/>
+          <w:sz w:val="32"/>
+          <w:szCs w:val="32"/>
+        </w:rPr>
+        <w:t>ItemClient</w:t>
+      </w:r>
+    </w:p>
+    <w:p>
+      <w:r>
+        <w:t>ItemClient có 2 mục đích chính:</w:t>
+      </w:r>
+    </w:p>
+    <w:p>
+      <w:pPr>
+        <w:rPr>
+          <w:b/>
+          <w:bCs/>
+        </w:rPr>
+      </w:pPr>
+      <w:r>
+        <w:rPr>
+          <w:b/>
+          <w:bCs/>
+        </w:rPr>
+        <w:t>1. Tạo quan hệ nhiều-nhiều giữa Item và Client</w:t>
+      </w:r>
+    </w:p>
+    <w:p>
+      <w:r>
+        <w:t>Client ←→ ItemClient ←→ Item</w:t>
+      </w:r>
+    </w:p>
+    <w:p>
+      <w:pPr>
+        <w:rPr>
+          <w:b/>
+          <w:bCs/>
+        </w:rPr>
+      </w:pPr>
+      <w:r>
+        <w:rPr>
+          <w:b/>
+          <w:bCs/>
+        </w:rPr>
+        <w:t>2. Lưu thêm thông tin về mối quan hệ đó (nếu cần)</w:t>
+      </w:r>
+    </w:p>
+    <w:p>
+      <w:r>
+        <w:t>- Ngày mua</w:t>
+      </w:r>
+      <w:r>
+        <w:br/>
+        <w:t>- Số lượng</w:t>
+      </w:r>
+      <w:r>
+        <w:br/>
+        <w:t>- Giá</w:t>
+      </w:r>
+      <w:r>
+        <w:br/>
+        <w:t>- Ghi chú</w:t>
+      </w:r>
+      <w:r>
+        <w:br/>
+        <w:t>...</w:t>
+      </w:r>
+    </w:p>
+    <w:p>
+      <w:r>
+        <w:t xml:space="preserve">Nếu </w:t>
+      </w:r>
+      <w:r>
+        <w:rPr>
+          <w:b/>
+          <w:bCs/>
+        </w:rPr>
+        <w:t>chỉ cần quan hệ nhiều-nhiều đơn giản</w:t>
+      </w:r>
+      <w:r>
+        <w:t>, có thể không cần ItemClient và để EF Core tự tạo bảng trung gian.</w:t>
+      </w:r>
+    </w:p>
+    <w:p>
+      <w:r>
+        <w:t xml:space="preserve">Nếu </w:t>
+      </w:r>
+      <w:r>
+        <w:rPr>
+          <w:b/>
+          <w:bCs/>
+        </w:rPr>
+        <w:t>muốn kiểm soát hoặc lưu thêm dữ liệu</w:t>
+      </w:r>
+      <w:r>
+        <w:t>, thì cần tạo class ItemClient như bạn đang làm.</w:t>
+      </w:r>
+    </w:p>
+    <w:p>
+      <w:r>
+        <w:br w:type="page"/>
+      </w:r>
+    </w:p>
+    <w:p>
+      <w:pPr>
+        <w:jc w:val="center"/>
+        <w:rPr>
+          <w:b/>
+          <w:bCs/>
+          <w:sz w:val="32"/>
+          <w:szCs w:val="32"/>
+        </w:rPr>
+      </w:pPr>
+      <w:r>
+        <w:rPr>
+          <w:b/>
+          <w:bCs/>
+          <w:sz w:val="32"/>
+          <w:szCs w:val="32"/>
+        </w:rPr>
+        <w:lastRenderedPageBreak/>
+        <w:t>QUAN HỆ NHIỀU NHIÈU</w:t>
+      </w:r>
+    </w:p>
+    <w:p>
+      <w:pPr>
+        <w:rPr>
+          <w:b/>
+          <w:bCs/>
+          <w:sz w:val="32"/>
+          <w:szCs w:val="32"/>
+        </w:rPr>
+      </w:pPr>
+      <w:r>
+        <w:rPr>
+          <w:b/>
+          <w:bCs/>
+          <w:sz w:val="32"/>
+          <w:szCs w:val="32"/>
+        </w:rPr>
+        <w:t>Mục đích cuối cùng</w:t>
+      </w:r>
+    </w:p>
+    <w:p>
+      <w:r>
+        <w:t>Hai đoạn này kết hợp lại để tạo:</w:t>
+      </w:r>
+    </w:p>
+    <w:p>
+      <w:r>
+        <w:t>Item (*) ←→ ItemClient ←→ (*) Client</w:t>
+      </w:r>
+    </w:p>
+    <w:p>
+      <w:r>
+        <w:t>Hay:</w:t>
+      </w:r>
+    </w:p>
+    <w:p>
+      <w:r>
+        <w:t>Item</w:t>
+      </w:r>
+      <w:r>
+        <w:br/>
+        <w:t xml:space="preserve"> 1</w:t>
+      </w:r>
+      <w:r>
+        <w:br/>
+        <w:t xml:space="preserve"> │</w:t>
+      </w:r>
+      <w:r>
+        <w:br/>
+        <w:t xml:space="preserve"> *</w:t>
+      </w:r>
+      <w:r>
+        <w:br/>
+        <w:t>ItemClient</w:t>
+      </w:r>
+      <w:r>
+        <w:br/>
+        <w:t xml:space="preserve"> *</w:t>
+      </w:r>
+      <w:r>
+        <w:br/>
+        <w:t xml:space="preserve"> │</w:t>
+      </w:r>
+      <w:r>
+        <w:br/>
+        <w:t xml:space="preserve"> 1</w:t>
+      </w:r>
+      <w:r>
+        <w:br/>
+        <w:t>Client</w:t>
+      </w:r>
+    </w:p>
+    <w:p>
+      <w:r>
+        <w:t>Để EF hiểu đây là:</w:t>
+      </w:r>
+    </w:p>
+    <w:p>
+      <w:r>
+        <w:t xml:space="preserve">Quan hệ </w:t>
+      </w:r>
+      <w:r>
+        <w:rPr>
+          <w:b/>
+          <w:bCs/>
+        </w:rPr>
+        <w:t>Many-to-Many</w:t>
+      </w:r>
+      <w:r>
+        <w:t xml:space="preserve"> giữa Item và Client.</w:t>
+      </w:r>
+    </w:p>
+    <w:p>
+      <w:r>
+        <w:pict w14:anchorId="14A5A432">
+          <v:rect id="_x0000_i1056" style="width:0;height:1.5pt" o:hralign="center" o:hrstd="t" o:hr="t" fillcolor="#a0a0a0" stroked="f"/>
+        </w:pict>
+      </w:r>
+    </w:p>
+    <w:p>
+      <w:pPr>
+        <w:rPr>
+          <w:b/>
+          <w:bCs/>
+          <w:sz w:val="32"/>
+          <w:szCs w:val="32"/>
+        </w:rPr>
+      </w:pPr>
+      <w:r>
+        <w:rPr>
+          <w:b/>
+          <w:bCs/>
+          <w:sz w:val="32"/>
+          <w:szCs w:val="32"/>
+        </w:rPr>
+        <w:t>Nếu bỏ đi thì sao?</w:t>
+      </w:r>
+    </w:p>
+    <w:p>
+      <w:r>
+        <w:t>Nếu model của bạn đặt đúng quy ước:</w:t>
+      </w:r>
+    </w:p>
+    <w:p>
+      <w:r>
+        <w:t>public int ItemId { get; set; }</w:t>
+      </w:r>
+      <w:r>
+        <w:br/>
+        <w:t>public Item? Item { get; set; }</w:t>
+      </w:r>
+      <w:r>
+        <w:br/>
+      </w:r>
+      <w:r>
+        <w:br/>
+        <w:t>public int ClientId { get; set; }</w:t>
+      </w:r>
+      <w:r>
+        <w:br/>
+        <w:t>public Client? Client { get; set; }</w:t>
+      </w:r>
+    </w:p>
+    <w:p>
+      <w:r>
+        <w:t xml:space="preserve">thì </w:t>
+      </w:r>
+      <w:r>
+        <w:rPr>
+          <w:b/>
+          <w:bCs/>
+        </w:rPr>
+        <w:t>có thể EF Core vẫn chạy được</w:t>
+      </w:r>
+      <w:r>
+        <w:t>.</w:t>
+      </w:r>
+    </w:p>
+    <w:p>
+      <w:r>
+        <w:t>Nhưng:</w:t>
+      </w:r>
+    </w:p>
+    <w:p>
+      <w:pPr>
+        <w:numPr>
+          <w:ilvl w:val="0"/>
+          <w:numId w:val="10"/>
+        </w:numPr>
+      </w:pPr>
+      <w:r>
+        <w:t xml:space="preserve">Dự án lớn → dễ lỗi. </w:t>
+      </w:r>
+    </w:p>
+    <w:p>
+      <w:pPr>
+        <w:numPr>
+          <w:ilvl w:val="0"/>
+          <w:numId w:val="10"/>
+        </w:numPr>
+      </w:pPr>
+      <w:r>
+        <w:t xml:space="preserve">Quan hệ phức tạp → EF có thể hiểu sai. </w:t>
+      </w:r>
+    </w:p>
+    <w:p>
+      <w:pPr>
+        <w:numPr>
+          <w:ilvl w:val="0"/>
+          <w:numId w:val="10"/>
+        </w:numPr>
+      </w:pPr>
+      <w:r>
+        <w:t xml:space="preserve">Khó đọc code. </w:t>
+      </w:r>
+    </w:p>
+    <w:p>
+      <w:r>
+        <w:lastRenderedPageBreak/>
+        <w:pict w14:anchorId="3198D2D4">
+          <v:rect id="_x0000_i1057" style="width:0;height:1.5pt" o:hralign="center" o:hrstd="t" o:hr="t" fillcolor="#a0a0a0" stroked="f"/>
+        </w:pict>
+      </w:r>
+    </w:p>
+    <w:p>
+      <w:pPr>
+        <w:rPr>
+          <w:b/>
+          <w:bCs/>
+          <w:sz w:val="32"/>
+          <w:szCs w:val="32"/>
+        </w:rPr>
+      </w:pPr>
+      <w:r>
+        <w:rPr>
+          <w:b/>
+          <w:bCs/>
+          <w:sz w:val="32"/>
+          <w:szCs w:val="32"/>
+        </w:rPr>
+        <w:t>Hiểu đơn giản nhất</w:t>
+      </w:r>
+    </w:p>
+    <w:p>
+      <w:r>
+        <w:t>Giả sử bạn có 3 người:</w:t>
+      </w:r>
+    </w:p>
+    <w:p>
+      <w:pPr>
+        <w:numPr>
+          <w:ilvl w:val="0"/>
+          <w:numId w:val="11"/>
+        </w:numPr>
+      </w:pPr>
+      <w:r>
+        <w:t xml:space="preserve">Item </w:t>
+      </w:r>
+    </w:p>
+    <w:p>
+      <w:pPr>
+        <w:numPr>
+          <w:ilvl w:val="0"/>
+          <w:numId w:val="11"/>
+        </w:numPr>
+      </w:pPr>
+      <w:r>
+        <w:t xml:space="preserve">Client </w:t>
+      </w:r>
+    </w:p>
+    <w:p>
+      <w:pPr>
+        <w:numPr>
+          <w:ilvl w:val="0"/>
+          <w:numId w:val="11"/>
+        </w:numPr>
+      </w:pPr>
+      <w:r>
+        <w:t xml:space="preserve">EF Core </w:t>
+      </w:r>
+    </w:p>
+    <w:p>
+      <w:r>
+        <w:t>EF Core hỏi:</w:t>
+      </w:r>
+    </w:p>
+    <w:p>
+      <w:r>
+        <w:t>"Làm sao tôi biết ItemClient liên kết với ai?"</w:t>
+      </w:r>
+    </w:p>
+    <w:p>
+      <w:r>
+        <w:t>Bạn trả lời:</w:t>
+      </w:r>
+    </w:p>
+    <w:p>
+      <w:r>
+        <w:t>.HasOne(ic =&gt; ic.Item)</w:t>
+      </w:r>
+      <w:r>
+        <w:br/>
+        <w:t>.WithMany(i =&gt; i.ItemClients)</w:t>
+      </w:r>
+      <w:r>
+        <w:br/>
+        <w:t>.HasForeignKey(ic =&gt; ic.ItemId);</w:t>
+      </w:r>
+    </w:p>
+    <w:p>
+      <w:r>
+        <w:t>"Mỗi ItemClient liên kết với 1 Item, và Item có nhiều ItemClient."</w:t>
+      </w:r>
+    </w:p>
+    <w:p>
+      <w:r>
+        <w:t>EF lại hỏi:</w:t>
+      </w:r>
+    </w:p>
+    <w:p>
+      <w:r>
+        <w:t>"Còn Client thì sao?"</w:t>
+      </w:r>
+    </w:p>
+    <w:p>
+      <w:r>
+        <w:t>Bạn trả lời:</w:t>
+      </w:r>
+    </w:p>
+    <w:p>
+      <w:r>
+        <w:t>.HasOne(ic =&gt; ic.Client)</w:t>
+      </w:r>
+      <w:r>
+        <w:br/>
+        <w:t>.WithMany(c =&gt; c.ItemClients)</w:t>
+      </w:r>
+      <w:r>
+        <w:br/>
+        <w:t>.HasForeignKey(ic =&gt; ic.ClientId);</w:t>
+      </w:r>
+    </w:p>
+    <w:p>
+      <w:r>
+        <w:t>"Mỗi ItemClient liên kết với 1 Client, và Client có nhiều ItemClient."</w:t>
+      </w:r>
+    </w:p>
+    <w:p>
+      <w:r>
+        <w:pict w14:anchorId="4EDCDF7D">
+          <v:rect id="_x0000_i1058" style="width:0;height:1.5pt" o:hralign="center" o:hrstd="t" o:hr="t" fillcolor="#a0a0a0" stroked="f"/>
+        </w:pict>
+      </w:r>
+    </w:p>
+    <w:p>
+      <w:pPr>
+        <w:rPr>
+          <w:b/>
+          <w:bCs/>
+        </w:rPr>
+      </w:pPr>
+      <w:r>
+        <w:rPr>
+          <w:b/>
+          <w:bCs/>
+        </w:rPr>
+        <w:t>Tóm tắt</w:t>
+      </w:r>
+    </w:p>
+    <w:tbl>
+      <w:tblPr>
+        <w:tblStyle w:val="TableGrid"/>
+        <w:tblW w:w="0" w:type="auto"/>
+        <w:tblLook w:val="04A0" w:firstRow="1" w:lastRow="0" w:firstColumn="1" w:lastColumn="0" w:noHBand="0" w:noVBand="1"/>
+      </w:tblPr>
+      <w:tblGrid>
+        <w:gridCol w:w="5395"/>
+        <w:gridCol w:w="3944"/>
+      </w:tblGrid>
+      <w:tr>
+        <w:tc>
+          <w:tcPr>
+            <w:tcW w:w="0" w:type="auto"/>
+            <w:hideMark/>
+          </w:tcPr>
+          <w:p>
+            <w:pPr>
+              <w:spacing w:after="160" w:line="278" w:lineRule="auto"/>
+              <w:rPr>
+                <w:b/>
+                <w:bCs/>
+              </w:rPr>
+            </w:pPr>
+            <w:r>
+              <w:rPr>
+                <w:b/>
+                <w:bCs/>
+              </w:rPr>
+              <w:t>Đoạn code</w:t>
+            </w:r>
+          </w:p>
+        </w:tc>
+        <w:tc>
+          <w:tcPr>
+            <w:tcW w:w="0" w:type="auto"/>
+            <w:hideMark/>
+          </w:tcPr>
+          <w:p>
+            <w:pPr>
+              <w:spacing w:after="160" w:line="278" w:lineRule="auto"/>
+              <w:rPr>
+                <w:b/>
+                <w:bCs/>
+              </w:rPr>
+            </w:pPr>
+            <w:r>
+              <w:rPr>
+                <w:b/>
+                <w:bCs/>
+              </w:rPr>
+              <w:t>Mục đích</w:t>
+            </w:r>
+          </w:p>
+        </w:tc>
+      </w:tr>
+      <w:tr>
+        <w:tc>
+          <w:tcPr>
+            <w:tcW w:w="0" w:type="auto"/>
+            <w:hideMark/>
+          </w:tcPr>
+          <w:p>
+            <w:pPr>
+              <w:spacing w:after="160" w:line="278" w:lineRule="auto"/>
+            </w:pPr>
+            <w:r>
+              <w:t>.HasOne(ic =&gt; ic.Item).WithMany(i =&gt; i.ItemClients)</w:t>
+            </w:r>
+          </w:p>
+        </w:tc>
+        <w:tc>
+          <w:tcPr>
+            <w:tcW w:w="0" w:type="auto"/>
+            <w:hideMark/>
+          </w:tcPr>
+          <w:p>
+            <w:pPr>
+              <w:spacing w:after="160" w:line="278" w:lineRule="auto"/>
+            </w:pPr>
+            <w:r>
+              <w:t>Xác định quan hệ Item ↔ ItemClient</w:t>
+            </w:r>
+          </w:p>
+        </w:tc>
+      </w:tr>
+      <w:tr>
+        <w:tc>
+          <w:tcPr>
+            <w:tcW w:w="0" w:type="auto"/>
+            <w:hideMark/>
+          </w:tcPr>
+          <w:p>
+            <w:pPr>
+              <w:spacing w:after="160" w:line="278" w:lineRule="auto"/>
+            </w:pPr>
+            <w:r>
+              <w:t>.HasForeignKey(ic =&gt; ic.ItemId)</w:t>
+            </w:r>
+          </w:p>
+        </w:tc>
+        <w:tc>
+          <w:tcPr>
+            <w:tcW w:w="0" w:type="auto"/>
+            <w:hideMark/>
+          </w:tcPr>
+          <w:p>
+            <w:pPr>
+              <w:spacing w:after="160" w:line="278" w:lineRule="auto"/>
+            </w:pPr>
+            <w:r>
+              <w:t>Chỉ định ItemId là khóa ngoại</w:t>
+            </w:r>
+          </w:p>
+        </w:tc>
+      </w:tr>
+      <w:tr>
+        <w:tc>
+          <w:tcPr>
+            <w:tcW w:w="0" w:type="auto"/>
+            <w:hideMark/>
+          </w:tcPr>
+          <w:p>
+            <w:pPr>
+              <w:spacing w:after="160" w:line="278" w:lineRule="auto"/>
+            </w:pPr>
+            <w:r>
+              <w:t>.HasOne(ic =&gt; ic.Client).WithMany(c =&gt; c.ItemClients)</w:t>
+            </w:r>
+          </w:p>
+        </w:tc>
+        <w:tc>
+          <w:tcPr>
+            <w:tcW w:w="0" w:type="auto"/>
+            <w:hideMark/>
+          </w:tcPr>
+          <w:p>
+            <w:pPr>
+              <w:spacing w:after="160" w:line="278" w:lineRule="auto"/>
+            </w:pPr>
+            <w:r>
+              <w:t>Xác định quan hệ Client ↔ ItemClient</w:t>
+            </w:r>
+          </w:p>
+        </w:tc>
+      </w:tr>
+      <w:tr>
+        <w:tc>
+          <w:tcPr>
+            <w:tcW w:w="0" w:type="auto"/>
+            <w:hideMark/>
+          </w:tcPr>
+          <w:p>
+            <w:pPr>
+              <w:spacing w:after="160" w:line="278" w:lineRule="auto"/>
+            </w:pPr>
+            <w:r>
+              <w:lastRenderedPageBreak/>
+              <w:t>.HasForeignKey(ic =&gt; ic.ClientId)</w:t>
+            </w:r>
+          </w:p>
+        </w:tc>
+        <w:tc>
+          <w:tcPr>
+            <w:tcW w:w="0" w:type="auto"/>
+            <w:hideMark/>
+          </w:tcPr>
+          <w:p>
+            <w:pPr>
+              <w:spacing w:after="160" w:line="278" w:lineRule="auto"/>
+            </w:pPr>
+            <w:r>
+              <w:t>Chỉ định ClientId là khóa ngoại</w:t>
+            </w:r>
+          </w:p>
+        </w:tc>
+      </w:tr>
+    </w:tbl>
+    <w:p>
+      <w:r>
+        <w:rPr>
+          <w:b/>
+          <w:bCs/>
+        </w:rPr>
+        <w:t>Nói ngắn gọn:</w:t>
+      </w:r>
+    </w:p>
+    <w:p>
+      <w:r>
+        <w:t xml:space="preserve">Hai đoạn code này dùng để </w:t>
+      </w:r>
+      <w:r>
+        <w:rPr>
+          <w:b/>
+          <w:bCs/>
+        </w:rPr>
+        <w:t>cấu hình cho EF Core biết cách các bảng liên kết với nhau</w:t>
+      </w:r>
+      <w:r>
+        <w:t>, từ đó tạo đúng database và cho phép truy vấn dữ liệu đúng cách.</w:t>
+      </w:r>
+    </w:p>
     <w:p/>
     <w:sectPr>
       <w:pgSz w:w="12240" w:h="15840"/>
@@ -6566,235 +7968,9 @@
 <file path=word/numbering.xml><?xml version="1.0" encoding="utf-8"?>
 <w:numbering xmlns:wpc="http://schemas.microsoft.com/office/word/2010/wordprocessingCanvas" xmlns:cx="http://schemas.microsoft.com/office/drawing/2014/chartex" xmlns:cx1="http://schemas.microsoft.com/office/drawing/2015/9/8/chartex" xmlns:cx2="http://schemas.microsoft.com/office/drawing/2015/10/21/chartex" xmlns:cx3="http://schemas.microsoft.com/office/drawing/2016/5/9/chartex" xmlns:cx4="http://schemas.microsoft.com/office/drawing/2016/5/10/chartex" xmlns:cx5="http://schemas.microsoft.com/office/drawing/2016/5/11/chartex" xmlns:cx6="http://schemas.microsoft.com/office/drawing/2016/5/12/chartex" xmlns:cx7="http://schemas.microsoft.com/office/drawing/2016/5/13/chartex" xmlns:cx8="http://schemas.microsoft.com/office/drawing/2016/5/14/chartex" xmlns:mc="http://schemas.openxmlformats.org/markup-compatibility/2006" xmlns:aink="http://schemas.microsoft.com/office/drawing/2016/ink" xmlns:am3d="http://schemas.microsoft.com/office/drawing/2017/model3d" xmlns:o="urn:schemas-microsoft-com:office:office" xmlns:oel="http://schemas.microsoft.com/office/2019/extlst" xmlns:r="http://schemas.openxmlformats.org/officeDocument/2006/relationships" xmlns:m="http://schemas.openxmlformats.org/officeDocument/2006/math" xmlns:v="urn:schemas-microsoft-com:vml" xmlns:wp14="http://schemas.microsoft.com/office/word/2010/wordprocessingDrawing" xmlns:wp="http://schemas.openxmlformats.org/drawingml/2006/wordprocessingDrawing" xmlns:w10="urn:schemas-microsoft-com:office:word" xmlns:w="http://schemas.openxmlformats.org/wordprocessingml/2006/main" xmlns:w14="http://schemas.microsoft.com/office/word/2010/wordml" xmlns:w15="http://schemas.microsoft.com/office/word/2012/wordml" xmlns:w16cex="http://schemas.microsoft.com/office/word/2018/wordml/cex" xmlns:w16cid="http://schemas.microsoft.com/office/word/2016/wordml/cid" xmlns:w16="http://schemas.microsoft.com/office/word/2018/wordml" xmlns:w16du="http://schemas.microsoft.com/office/word/2023/wordml/word16du" xmlns:w16sdtdh="http://schemas.microsoft.com/office/word/2020/wordml/sdtdatahash" xmlns:w16sdtfl="http://schemas.microsoft.com/office/word/2024/wordml/sdtformatlock" xmlns:w16se="http://schemas.microsoft.com/office/word/2015/wordml/symex" xmlns:wpg="http://schemas.microsoft.com/office/word/2010/wordprocessingGroup" xmlns:wpi="http://schemas.microsoft.com/office/word/2010/wordprocessingInk" xmlns:wne="http://schemas.microsoft.com/office/word/2006/wordml" xmlns:wps="http://schemas.microsoft.com/office/word/2010/wordprocessingShape" mc:Ignorable="w14 w15 w16se w16cid w16 w16cex w16sdtdh w16sdtfl w16du wp14">
   <w:abstractNum w:abstractNumId="0" w15:restartNumberingAfterBreak="0">
-    <w:nsid w:val="0E574A18"/>
+    <w:nsid w:val="0E49264B"/>
     <w:multiLevelType w:val="multilevel"/>
-    <w:tmpl w:val="80441C62"/>
-    <w:lvl w:ilvl="0">
-      <w:start w:val="1"/>
-      <w:numFmt w:val="decimal"/>
-      <w:lvlText w:val="%1."/>
-      <w:lvlJc w:val="left"/>
-      <w:pPr>
-        <w:tabs>
-          <w:tab w:val="num" w:pos="720"/>
-        </w:tabs>
-        <w:ind w:left="720" w:hanging="720"/>
-      </w:pPr>
-    </w:lvl>
-    <w:lvl w:ilvl="1">
-      <w:start w:val="1"/>
-      <w:numFmt w:val="decimal"/>
-      <w:lvlText w:val="%2."/>
-      <w:lvlJc w:val="left"/>
-      <w:pPr>
-        <w:tabs>
-          <w:tab w:val="num" w:pos="1440"/>
-        </w:tabs>
-        <w:ind w:left="1440" w:hanging="720"/>
-      </w:pPr>
-    </w:lvl>
-    <w:lvl w:ilvl="2">
-      <w:start w:val="1"/>
-      <w:numFmt w:val="decimal"/>
-      <w:pStyle w:val="LV3"/>
-      <w:lvlText w:val="%3."/>
-      <w:lvlJc w:val="left"/>
-      <w:pPr>
-        <w:tabs>
-          <w:tab w:val="num" w:pos="2160"/>
-        </w:tabs>
-        <w:ind w:left="2160" w:hanging="720"/>
-      </w:pPr>
-    </w:lvl>
-    <w:lvl w:ilvl="3">
-      <w:start w:val="1"/>
-      <w:numFmt w:val="decimal"/>
-      <w:lvlText w:val="%4."/>
-      <w:lvlJc w:val="left"/>
-      <w:pPr>
-        <w:tabs>
-          <w:tab w:val="num" w:pos="2880"/>
-        </w:tabs>
-        <w:ind w:left="2880" w:hanging="720"/>
-      </w:pPr>
-    </w:lvl>
-    <w:lvl w:ilvl="4">
-      <w:start w:val="1"/>
-      <w:numFmt w:val="decimal"/>
-      <w:lvlText w:val="%5."/>
-      <w:lvlJc w:val="left"/>
-      <w:pPr>
-        <w:tabs>
-          <w:tab w:val="num" w:pos="3600"/>
-        </w:tabs>
-        <w:ind w:left="3600" w:hanging="720"/>
-      </w:pPr>
-    </w:lvl>
-    <w:lvl w:ilvl="5">
-      <w:start w:val="1"/>
-      <w:numFmt w:val="decimal"/>
-      <w:lvlText w:val="%6."/>
-      <w:lvlJc w:val="left"/>
-      <w:pPr>
-        <w:tabs>
-          <w:tab w:val="num" w:pos="4320"/>
-        </w:tabs>
-        <w:ind w:left="4320" w:hanging="720"/>
-      </w:pPr>
-    </w:lvl>
-    <w:lvl w:ilvl="6">
-      <w:start w:val="1"/>
-      <w:numFmt w:val="decimal"/>
-      <w:lvlText w:val="%7."/>
-      <w:lvlJc w:val="left"/>
-      <w:pPr>
-        <w:tabs>
-          <w:tab w:val="num" w:pos="5040"/>
-        </w:tabs>
-        <w:ind w:left="5040" w:hanging="720"/>
-      </w:pPr>
-    </w:lvl>
-    <w:lvl w:ilvl="7">
-      <w:start w:val="1"/>
-      <w:numFmt w:val="decimal"/>
-      <w:lvlText w:val="%8."/>
-      <w:lvlJc w:val="left"/>
-      <w:pPr>
-        <w:tabs>
-          <w:tab w:val="num" w:pos="5760"/>
-        </w:tabs>
-        <w:ind w:left="5760" w:hanging="720"/>
-      </w:pPr>
-    </w:lvl>
-    <w:lvl w:ilvl="8">
-      <w:start w:val="1"/>
-      <w:numFmt w:val="decimal"/>
-      <w:lvlText w:val="%9."/>
-      <w:lvlJc w:val="left"/>
-      <w:pPr>
-        <w:tabs>
-          <w:tab w:val="num" w:pos="6480"/>
-        </w:tabs>
-        <w:ind w:left="6480" w:hanging="720"/>
-      </w:pPr>
-    </w:lvl>
-  </w:abstractNum>
-  <w:abstractNum w:abstractNumId="1" w15:restartNumberingAfterBreak="0">
-    <w:nsid w:val="12E640D7"/>
-    <w:multiLevelType w:val="hybridMultilevel"/>
-    <w:tmpl w:val="79C04D2A"/>
-    <w:lvl w:ilvl="0" w:tplc="3B964774">
-      <w:numFmt w:val="bullet"/>
-      <w:lvlText w:val=""/>
-      <w:lvlJc w:val="left"/>
-      <w:pPr>
-        <w:ind w:left="720" w:hanging="360"/>
-      </w:pPr>
-      <w:rPr>
-        <w:rFonts w:ascii="Wingdings" w:eastAsiaTheme="minorHAnsi" w:hAnsi="Wingdings" w:cstheme="minorBidi" w:hint="default"/>
-      </w:rPr>
-    </w:lvl>
-    <w:lvl w:ilvl="1" w:tplc="04090003" w:tentative="1">
-      <w:start w:val="1"/>
-      <w:numFmt w:val="bullet"/>
-      <w:lvlText w:val="o"/>
-      <w:lvlJc w:val="left"/>
-      <w:pPr>
-        <w:ind w:left="1440" w:hanging="360"/>
-      </w:pPr>
-      <w:rPr>
-        <w:rFonts w:ascii="Courier New" w:hAnsi="Courier New" w:cs="Courier New" w:hint="default"/>
-      </w:rPr>
-    </w:lvl>
-    <w:lvl w:ilvl="2" w:tplc="04090005" w:tentative="1">
-      <w:start w:val="1"/>
-      <w:numFmt w:val="bullet"/>
-      <w:lvlText w:val=""/>
-      <w:lvlJc w:val="left"/>
-      <w:pPr>
-        <w:ind w:left="2160" w:hanging="360"/>
-      </w:pPr>
-      <w:rPr>
-        <w:rFonts w:ascii="Wingdings" w:hAnsi="Wingdings" w:hint="default"/>
-      </w:rPr>
-    </w:lvl>
-    <w:lvl w:ilvl="3" w:tplc="04090001" w:tentative="1">
-      <w:start w:val="1"/>
-      <w:numFmt w:val="bullet"/>
-      <w:lvlText w:val=""/>
-      <w:lvlJc w:val="left"/>
-      <w:pPr>
-        <w:ind w:left="2880" w:hanging="360"/>
-      </w:pPr>
-      <w:rPr>
-        <w:rFonts w:ascii="Symbol" w:hAnsi="Symbol" w:hint="default"/>
-      </w:rPr>
-    </w:lvl>
-    <w:lvl w:ilvl="4" w:tplc="04090003" w:tentative="1">
-      <w:start w:val="1"/>
-      <w:numFmt w:val="bullet"/>
-      <w:lvlText w:val="o"/>
-      <w:lvlJc w:val="left"/>
-      <w:pPr>
-        <w:ind w:left="3600" w:hanging="360"/>
-      </w:pPr>
-      <w:rPr>
-        <w:rFonts w:ascii="Courier New" w:hAnsi="Courier New" w:cs="Courier New" w:hint="default"/>
-      </w:rPr>
-    </w:lvl>
-    <w:lvl w:ilvl="5" w:tplc="04090005" w:tentative="1">
-      <w:start w:val="1"/>
-      <w:numFmt w:val="bullet"/>
-      <w:lvlText w:val=""/>
-      <w:lvlJc w:val="left"/>
-      <w:pPr>
-        <w:ind w:left="4320" w:hanging="360"/>
-      </w:pPr>
-      <w:rPr>
-        <w:rFonts w:ascii="Wingdings" w:hAnsi="Wingdings" w:hint="default"/>
-      </w:rPr>
-    </w:lvl>
-    <w:lvl w:ilvl="6" w:tplc="04090001" w:tentative="1">
-      <w:start w:val="1"/>
-      <w:numFmt w:val="bullet"/>
-      <w:lvlText w:val=""/>
-      <w:lvlJc w:val="left"/>
-      <w:pPr>
-        <w:ind w:left="5040" w:hanging="360"/>
-      </w:pPr>
-      <w:rPr>
-        <w:rFonts w:ascii="Symbol" w:hAnsi="Symbol" w:hint="default"/>
-      </w:rPr>
-    </w:lvl>
-    <w:lvl w:ilvl="7" w:tplc="04090003" w:tentative="1">
-      <w:start w:val="1"/>
-      <w:numFmt w:val="bullet"/>
-      <w:lvlText w:val="o"/>
-      <w:lvlJc w:val="left"/>
-      <w:pPr>
-        <w:ind w:left="5760" w:hanging="360"/>
-      </w:pPr>
-      <w:rPr>
-        <w:rFonts w:ascii="Courier New" w:hAnsi="Courier New" w:cs="Courier New" w:hint="default"/>
-      </w:rPr>
-    </w:lvl>
-    <w:lvl w:ilvl="8" w:tplc="04090005" w:tentative="1">
-      <w:start w:val="1"/>
-      <w:numFmt w:val="bullet"/>
-      <w:lvlText w:val=""/>
-      <w:lvlJc w:val="left"/>
-      <w:pPr>
-        <w:ind w:left="6480" w:hanging="360"/>
-      </w:pPr>
-      <w:rPr>
-        <w:rFonts w:ascii="Wingdings" w:hAnsi="Wingdings" w:hint="default"/>
-      </w:rPr>
-    </w:lvl>
-  </w:abstractNum>
-  <w:abstractNum w:abstractNumId="2" w15:restartNumberingAfterBreak="0">
-    <w:nsid w:val="3A48159F"/>
-    <w:multiLevelType w:val="multilevel"/>
-    <w:tmpl w:val="3BC43E3E"/>
+    <w:tmpl w:val="A80C7046"/>
     <w:lvl w:ilvl="0">
       <w:start w:val="1"/>
       <w:numFmt w:val="bullet"/>
@@ -6940,7 +8116,1127 @@
       </w:rPr>
     </w:lvl>
   </w:abstractNum>
+  <w:abstractNum w:abstractNumId="1" w15:restartNumberingAfterBreak="0">
+    <w:nsid w:val="0E574A18"/>
+    <w:multiLevelType w:val="multilevel"/>
+    <w:tmpl w:val="80441C62"/>
+    <w:lvl w:ilvl="0">
+      <w:start w:val="1"/>
+      <w:numFmt w:val="decimal"/>
+      <w:lvlText w:val="%1."/>
+      <w:lvlJc w:val="left"/>
+      <w:pPr>
+        <w:tabs>
+          <w:tab w:val="num" w:pos="720"/>
+        </w:tabs>
+        <w:ind w:left="720" w:hanging="720"/>
+      </w:pPr>
+    </w:lvl>
+    <w:lvl w:ilvl="1">
+      <w:start w:val="1"/>
+      <w:numFmt w:val="decimal"/>
+      <w:lvlText w:val="%2."/>
+      <w:lvlJc w:val="left"/>
+      <w:pPr>
+        <w:tabs>
+          <w:tab w:val="num" w:pos="1440"/>
+        </w:tabs>
+        <w:ind w:left="1440" w:hanging="720"/>
+      </w:pPr>
+    </w:lvl>
+    <w:lvl w:ilvl="2">
+      <w:start w:val="1"/>
+      <w:numFmt w:val="decimal"/>
+      <w:pStyle w:val="LV3"/>
+      <w:lvlText w:val="%3."/>
+      <w:lvlJc w:val="left"/>
+      <w:pPr>
+        <w:tabs>
+          <w:tab w:val="num" w:pos="2160"/>
+        </w:tabs>
+        <w:ind w:left="2160" w:hanging="720"/>
+      </w:pPr>
+    </w:lvl>
+    <w:lvl w:ilvl="3">
+      <w:start w:val="1"/>
+      <w:numFmt w:val="decimal"/>
+      <w:lvlText w:val="%4."/>
+      <w:lvlJc w:val="left"/>
+      <w:pPr>
+        <w:tabs>
+          <w:tab w:val="num" w:pos="2880"/>
+        </w:tabs>
+        <w:ind w:left="2880" w:hanging="720"/>
+      </w:pPr>
+    </w:lvl>
+    <w:lvl w:ilvl="4">
+      <w:start w:val="1"/>
+      <w:numFmt w:val="decimal"/>
+      <w:lvlText w:val="%5."/>
+      <w:lvlJc w:val="left"/>
+      <w:pPr>
+        <w:tabs>
+          <w:tab w:val="num" w:pos="3600"/>
+        </w:tabs>
+        <w:ind w:left="3600" w:hanging="720"/>
+      </w:pPr>
+    </w:lvl>
+    <w:lvl w:ilvl="5">
+      <w:start w:val="1"/>
+      <w:numFmt w:val="decimal"/>
+      <w:lvlText w:val="%6."/>
+      <w:lvlJc w:val="left"/>
+      <w:pPr>
+        <w:tabs>
+          <w:tab w:val="num" w:pos="4320"/>
+        </w:tabs>
+        <w:ind w:left="4320" w:hanging="720"/>
+      </w:pPr>
+    </w:lvl>
+    <w:lvl w:ilvl="6">
+      <w:start w:val="1"/>
+      <w:numFmt w:val="decimal"/>
+      <w:lvlText w:val="%7."/>
+      <w:lvlJc w:val="left"/>
+      <w:pPr>
+        <w:tabs>
+          <w:tab w:val="num" w:pos="5040"/>
+        </w:tabs>
+        <w:ind w:left="5040" w:hanging="720"/>
+      </w:pPr>
+    </w:lvl>
+    <w:lvl w:ilvl="7">
+      <w:start w:val="1"/>
+      <w:numFmt w:val="decimal"/>
+      <w:lvlText w:val="%8."/>
+      <w:lvlJc w:val="left"/>
+      <w:pPr>
+        <w:tabs>
+          <w:tab w:val="num" w:pos="5760"/>
+        </w:tabs>
+        <w:ind w:left="5760" w:hanging="720"/>
+      </w:pPr>
+    </w:lvl>
+    <w:lvl w:ilvl="8">
+      <w:start w:val="1"/>
+      <w:numFmt w:val="decimal"/>
+      <w:lvlText w:val="%9."/>
+      <w:lvlJc w:val="left"/>
+      <w:pPr>
+        <w:tabs>
+          <w:tab w:val="num" w:pos="6480"/>
+        </w:tabs>
+        <w:ind w:left="6480" w:hanging="720"/>
+      </w:pPr>
+    </w:lvl>
+  </w:abstractNum>
+  <w:abstractNum w:abstractNumId="2" w15:restartNumberingAfterBreak="0">
+    <w:nsid w:val="12E640D7"/>
+    <w:multiLevelType w:val="hybridMultilevel"/>
+    <w:tmpl w:val="79C04D2A"/>
+    <w:lvl w:ilvl="0" w:tplc="3B964774">
+      <w:numFmt w:val="bullet"/>
+      <w:lvlText w:val=""/>
+      <w:lvlJc w:val="left"/>
+      <w:pPr>
+        <w:ind w:left="720" w:hanging="360"/>
+      </w:pPr>
+      <w:rPr>
+        <w:rFonts w:ascii="Wingdings" w:eastAsiaTheme="minorHAnsi" w:hAnsi="Wingdings" w:cstheme="minorBidi" w:hint="default"/>
+      </w:rPr>
+    </w:lvl>
+    <w:lvl w:ilvl="1" w:tplc="04090003" w:tentative="1">
+      <w:start w:val="1"/>
+      <w:numFmt w:val="bullet"/>
+      <w:lvlText w:val="o"/>
+      <w:lvlJc w:val="left"/>
+      <w:pPr>
+        <w:ind w:left="1440" w:hanging="360"/>
+      </w:pPr>
+      <w:rPr>
+        <w:rFonts w:ascii="Courier New" w:hAnsi="Courier New" w:cs="Courier New" w:hint="default"/>
+      </w:rPr>
+    </w:lvl>
+    <w:lvl w:ilvl="2" w:tplc="04090005" w:tentative="1">
+      <w:start w:val="1"/>
+      <w:numFmt w:val="bullet"/>
+      <w:lvlText w:val=""/>
+      <w:lvlJc w:val="left"/>
+      <w:pPr>
+        <w:ind w:left="2160" w:hanging="360"/>
+      </w:pPr>
+      <w:rPr>
+        <w:rFonts w:ascii="Wingdings" w:hAnsi="Wingdings" w:hint="default"/>
+      </w:rPr>
+    </w:lvl>
+    <w:lvl w:ilvl="3" w:tplc="04090001" w:tentative="1">
+      <w:start w:val="1"/>
+      <w:numFmt w:val="bullet"/>
+      <w:lvlText w:val=""/>
+      <w:lvlJc w:val="left"/>
+      <w:pPr>
+        <w:ind w:left="2880" w:hanging="360"/>
+      </w:pPr>
+      <w:rPr>
+        <w:rFonts w:ascii="Symbol" w:hAnsi="Symbol" w:hint="default"/>
+      </w:rPr>
+    </w:lvl>
+    <w:lvl w:ilvl="4" w:tplc="04090003" w:tentative="1">
+      <w:start w:val="1"/>
+      <w:numFmt w:val="bullet"/>
+      <w:lvlText w:val="o"/>
+      <w:lvlJc w:val="left"/>
+      <w:pPr>
+        <w:ind w:left="3600" w:hanging="360"/>
+      </w:pPr>
+      <w:rPr>
+        <w:rFonts w:ascii="Courier New" w:hAnsi="Courier New" w:cs="Courier New" w:hint="default"/>
+      </w:rPr>
+    </w:lvl>
+    <w:lvl w:ilvl="5" w:tplc="04090005" w:tentative="1">
+      <w:start w:val="1"/>
+      <w:numFmt w:val="bullet"/>
+      <w:lvlText w:val=""/>
+      <w:lvlJc w:val="left"/>
+      <w:pPr>
+        <w:ind w:left="4320" w:hanging="360"/>
+      </w:pPr>
+      <w:rPr>
+        <w:rFonts w:ascii="Wingdings" w:hAnsi="Wingdings" w:hint="default"/>
+      </w:rPr>
+    </w:lvl>
+    <w:lvl w:ilvl="6" w:tplc="04090001" w:tentative="1">
+      <w:start w:val="1"/>
+      <w:numFmt w:val="bullet"/>
+      <w:lvlText w:val=""/>
+      <w:lvlJc w:val="left"/>
+      <w:pPr>
+        <w:ind w:left="5040" w:hanging="360"/>
+      </w:pPr>
+      <w:rPr>
+        <w:rFonts w:ascii="Symbol" w:hAnsi="Symbol" w:hint="default"/>
+      </w:rPr>
+    </w:lvl>
+    <w:lvl w:ilvl="7" w:tplc="04090003" w:tentative="1">
+      <w:start w:val="1"/>
+      <w:numFmt w:val="bullet"/>
+      <w:lvlText w:val="o"/>
+      <w:lvlJc w:val="left"/>
+      <w:pPr>
+        <w:ind w:left="5760" w:hanging="360"/>
+      </w:pPr>
+      <w:rPr>
+        <w:rFonts w:ascii="Courier New" w:hAnsi="Courier New" w:cs="Courier New" w:hint="default"/>
+      </w:rPr>
+    </w:lvl>
+    <w:lvl w:ilvl="8" w:tplc="04090005" w:tentative="1">
+      <w:start w:val="1"/>
+      <w:numFmt w:val="bullet"/>
+      <w:lvlText w:val=""/>
+      <w:lvlJc w:val="left"/>
+      <w:pPr>
+        <w:ind w:left="6480" w:hanging="360"/>
+      </w:pPr>
+      <w:rPr>
+        <w:rFonts w:ascii="Wingdings" w:hAnsi="Wingdings" w:hint="default"/>
+      </w:rPr>
+    </w:lvl>
+  </w:abstractNum>
   <w:abstractNum w:abstractNumId="3" w15:restartNumberingAfterBreak="0">
+    <w:nsid w:val="348D4FCE"/>
+    <w:multiLevelType w:val="multilevel"/>
+    <w:tmpl w:val="D5B88336"/>
+    <w:lvl w:ilvl="0">
+      <w:start w:val="1"/>
+      <w:numFmt w:val="bullet"/>
+      <w:lvlText w:val=""/>
+      <w:lvlJc w:val="left"/>
+      <w:pPr>
+        <w:tabs>
+          <w:tab w:val="num" w:pos="720"/>
+        </w:tabs>
+        <w:ind w:left="720" w:hanging="360"/>
+      </w:pPr>
+      <w:rPr>
+        <w:rFonts w:ascii="Symbol" w:hAnsi="Symbol" w:hint="default"/>
+        <w:sz w:val="20"/>
+      </w:rPr>
+    </w:lvl>
+    <w:lvl w:ilvl="1" w:tentative="1">
+      <w:start w:val="1"/>
+      <w:numFmt w:val="bullet"/>
+      <w:lvlText w:val="o"/>
+      <w:lvlJc w:val="left"/>
+      <w:pPr>
+        <w:tabs>
+          <w:tab w:val="num" w:pos="1440"/>
+        </w:tabs>
+        <w:ind w:left="1440" w:hanging="360"/>
+      </w:pPr>
+      <w:rPr>
+        <w:rFonts w:ascii="Courier New" w:hAnsi="Courier New" w:hint="default"/>
+        <w:sz w:val="20"/>
+      </w:rPr>
+    </w:lvl>
+    <w:lvl w:ilvl="2" w:tentative="1">
+      <w:start w:val="1"/>
+      <w:numFmt w:val="bullet"/>
+      <w:lvlText w:val=""/>
+      <w:lvlJc w:val="left"/>
+      <w:pPr>
+        <w:tabs>
+          <w:tab w:val="num" w:pos="2160"/>
+        </w:tabs>
+        <w:ind w:left="2160" w:hanging="360"/>
+      </w:pPr>
+      <w:rPr>
+        <w:rFonts w:ascii="Wingdings" w:hAnsi="Wingdings" w:hint="default"/>
+        <w:sz w:val="20"/>
+      </w:rPr>
+    </w:lvl>
+    <w:lvl w:ilvl="3" w:tentative="1">
+      <w:start w:val="1"/>
+      <w:numFmt w:val="bullet"/>
+      <w:lvlText w:val=""/>
+      <w:lvlJc w:val="left"/>
+      <w:pPr>
+        <w:tabs>
+          <w:tab w:val="num" w:pos="2880"/>
+        </w:tabs>
+        <w:ind w:left="2880" w:hanging="360"/>
+      </w:pPr>
+      <w:rPr>
+        <w:rFonts w:ascii="Wingdings" w:hAnsi="Wingdings" w:hint="default"/>
+        <w:sz w:val="20"/>
+      </w:rPr>
+    </w:lvl>
+    <w:lvl w:ilvl="4" w:tentative="1">
+      <w:start w:val="1"/>
+      <w:numFmt w:val="bullet"/>
+      <w:lvlText w:val=""/>
+      <w:lvlJc w:val="left"/>
+      <w:pPr>
+        <w:tabs>
+          <w:tab w:val="num" w:pos="3600"/>
+        </w:tabs>
+        <w:ind w:left="3600" w:hanging="360"/>
+      </w:pPr>
+      <w:rPr>
+        <w:rFonts w:ascii="Wingdings" w:hAnsi="Wingdings" w:hint="default"/>
+        <w:sz w:val="20"/>
+      </w:rPr>
+    </w:lvl>
+    <w:lvl w:ilvl="5" w:tentative="1">
+      <w:start w:val="1"/>
+      <w:numFmt w:val="bullet"/>
+      <w:lvlText w:val=""/>
+      <w:lvlJc w:val="left"/>
+      <w:pPr>
+        <w:tabs>
+          <w:tab w:val="num" w:pos="4320"/>
+        </w:tabs>
+        <w:ind w:left="4320" w:hanging="360"/>
+      </w:pPr>
+      <w:rPr>
+        <w:rFonts w:ascii="Wingdings" w:hAnsi="Wingdings" w:hint="default"/>
+        <w:sz w:val="20"/>
+      </w:rPr>
+    </w:lvl>
+    <w:lvl w:ilvl="6" w:tentative="1">
+      <w:start w:val="1"/>
+      <w:numFmt w:val="bullet"/>
+      <w:lvlText w:val=""/>
+      <w:lvlJc w:val="left"/>
+      <w:pPr>
+        <w:tabs>
+          <w:tab w:val="num" w:pos="5040"/>
+        </w:tabs>
+        <w:ind w:left="5040" w:hanging="360"/>
+      </w:pPr>
+      <w:rPr>
+        <w:rFonts w:ascii="Wingdings" w:hAnsi="Wingdings" w:hint="default"/>
+        <w:sz w:val="20"/>
+      </w:rPr>
+    </w:lvl>
+    <w:lvl w:ilvl="7" w:tentative="1">
+      <w:start w:val="1"/>
+      <w:numFmt w:val="bullet"/>
+      <w:lvlText w:val=""/>
+      <w:lvlJc w:val="left"/>
+      <w:pPr>
+        <w:tabs>
+          <w:tab w:val="num" w:pos="5760"/>
+        </w:tabs>
+        <w:ind w:left="5760" w:hanging="360"/>
+      </w:pPr>
+      <w:rPr>
+        <w:rFonts w:ascii="Wingdings" w:hAnsi="Wingdings" w:hint="default"/>
+        <w:sz w:val="20"/>
+      </w:rPr>
+    </w:lvl>
+    <w:lvl w:ilvl="8" w:tentative="1">
+      <w:start w:val="1"/>
+      <w:numFmt w:val="bullet"/>
+      <w:lvlText w:val=""/>
+      <w:lvlJc w:val="left"/>
+      <w:pPr>
+        <w:tabs>
+          <w:tab w:val="num" w:pos="6480"/>
+        </w:tabs>
+        <w:ind w:left="6480" w:hanging="360"/>
+      </w:pPr>
+      <w:rPr>
+        <w:rFonts w:ascii="Wingdings" w:hAnsi="Wingdings" w:hint="default"/>
+        <w:sz w:val="20"/>
+      </w:rPr>
+    </w:lvl>
+  </w:abstractNum>
+  <w:abstractNum w:abstractNumId="4" w15:restartNumberingAfterBreak="0">
+    <w:nsid w:val="3A48159F"/>
+    <w:multiLevelType w:val="multilevel"/>
+    <w:tmpl w:val="3BC43E3E"/>
+    <w:lvl w:ilvl="0">
+      <w:start w:val="1"/>
+      <w:numFmt w:val="bullet"/>
+      <w:lvlText w:val=""/>
+      <w:lvlJc w:val="left"/>
+      <w:pPr>
+        <w:tabs>
+          <w:tab w:val="num" w:pos="720"/>
+        </w:tabs>
+        <w:ind w:left="720" w:hanging="360"/>
+      </w:pPr>
+      <w:rPr>
+        <w:rFonts w:ascii="Symbol" w:hAnsi="Symbol" w:hint="default"/>
+        <w:sz w:val="20"/>
+      </w:rPr>
+    </w:lvl>
+    <w:lvl w:ilvl="1" w:tentative="1">
+      <w:start w:val="1"/>
+      <w:numFmt w:val="bullet"/>
+      <w:lvlText w:val="o"/>
+      <w:lvlJc w:val="left"/>
+      <w:pPr>
+        <w:tabs>
+          <w:tab w:val="num" w:pos="1440"/>
+        </w:tabs>
+        <w:ind w:left="1440" w:hanging="360"/>
+      </w:pPr>
+      <w:rPr>
+        <w:rFonts w:ascii="Courier New" w:hAnsi="Courier New" w:hint="default"/>
+        <w:sz w:val="20"/>
+      </w:rPr>
+    </w:lvl>
+    <w:lvl w:ilvl="2" w:tentative="1">
+      <w:start w:val="1"/>
+      <w:numFmt w:val="bullet"/>
+      <w:lvlText w:val=""/>
+      <w:lvlJc w:val="left"/>
+      <w:pPr>
+        <w:tabs>
+          <w:tab w:val="num" w:pos="2160"/>
+        </w:tabs>
+        <w:ind w:left="2160" w:hanging="360"/>
+      </w:pPr>
+      <w:rPr>
+        <w:rFonts w:ascii="Wingdings" w:hAnsi="Wingdings" w:hint="default"/>
+        <w:sz w:val="20"/>
+      </w:rPr>
+    </w:lvl>
+    <w:lvl w:ilvl="3" w:tentative="1">
+      <w:start w:val="1"/>
+      <w:numFmt w:val="bullet"/>
+      <w:lvlText w:val=""/>
+      <w:lvlJc w:val="left"/>
+      <w:pPr>
+        <w:tabs>
+          <w:tab w:val="num" w:pos="2880"/>
+        </w:tabs>
+        <w:ind w:left="2880" w:hanging="360"/>
+      </w:pPr>
+      <w:rPr>
+        <w:rFonts w:ascii="Wingdings" w:hAnsi="Wingdings" w:hint="default"/>
+        <w:sz w:val="20"/>
+      </w:rPr>
+    </w:lvl>
+    <w:lvl w:ilvl="4" w:tentative="1">
+      <w:start w:val="1"/>
+      <w:numFmt w:val="bullet"/>
+      <w:lvlText w:val=""/>
+      <w:lvlJc w:val="left"/>
+      <w:pPr>
+        <w:tabs>
+          <w:tab w:val="num" w:pos="3600"/>
+        </w:tabs>
+        <w:ind w:left="3600" w:hanging="360"/>
+      </w:pPr>
+      <w:rPr>
+        <w:rFonts w:ascii="Wingdings" w:hAnsi="Wingdings" w:hint="default"/>
+        <w:sz w:val="20"/>
+      </w:rPr>
+    </w:lvl>
+    <w:lvl w:ilvl="5" w:tentative="1">
+      <w:start w:val="1"/>
+      <w:numFmt w:val="bullet"/>
+      <w:lvlText w:val=""/>
+      <w:lvlJc w:val="left"/>
+      <w:pPr>
+        <w:tabs>
+          <w:tab w:val="num" w:pos="4320"/>
+        </w:tabs>
+        <w:ind w:left="4320" w:hanging="360"/>
+      </w:pPr>
+      <w:rPr>
+        <w:rFonts w:ascii="Wingdings" w:hAnsi="Wingdings" w:hint="default"/>
+        <w:sz w:val="20"/>
+      </w:rPr>
+    </w:lvl>
+    <w:lvl w:ilvl="6" w:tentative="1">
+      <w:start w:val="1"/>
+      <w:numFmt w:val="bullet"/>
+      <w:lvlText w:val=""/>
+      <w:lvlJc w:val="left"/>
+      <w:pPr>
+        <w:tabs>
+          <w:tab w:val="num" w:pos="5040"/>
+        </w:tabs>
+        <w:ind w:left="5040" w:hanging="360"/>
+      </w:pPr>
+      <w:rPr>
+        <w:rFonts w:ascii="Wingdings" w:hAnsi="Wingdings" w:hint="default"/>
+        <w:sz w:val="20"/>
+      </w:rPr>
+    </w:lvl>
+    <w:lvl w:ilvl="7" w:tentative="1">
+      <w:start w:val="1"/>
+      <w:numFmt w:val="bullet"/>
+      <w:lvlText w:val=""/>
+      <w:lvlJc w:val="left"/>
+      <w:pPr>
+        <w:tabs>
+          <w:tab w:val="num" w:pos="5760"/>
+        </w:tabs>
+        <w:ind w:left="5760" w:hanging="360"/>
+      </w:pPr>
+      <w:rPr>
+        <w:rFonts w:ascii="Wingdings" w:hAnsi="Wingdings" w:hint="default"/>
+        <w:sz w:val="20"/>
+      </w:rPr>
+    </w:lvl>
+    <w:lvl w:ilvl="8" w:tentative="1">
+      <w:start w:val="1"/>
+      <w:numFmt w:val="bullet"/>
+      <w:lvlText w:val=""/>
+      <w:lvlJc w:val="left"/>
+      <w:pPr>
+        <w:tabs>
+          <w:tab w:val="num" w:pos="6480"/>
+        </w:tabs>
+        <w:ind w:left="6480" w:hanging="360"/>
+      </w:pPr>
+      <w:rPr>
+        <w:rFonts w:ascii="Wingdings" w:hAnsi="Wingdings" w:hint="default"/>
+        <w:sz w:val="20"/>
+      </w:rPr>
+    </w:lvl>
+  </w:abstractNum>
+  <w:abstractNum w:abstractNumId="5" w15:restartNumberingAfterBreak="0">
+    <w:nsid w:val="4F9D78FF"/>
+    <w:multiLevelType w:val="multilevel"/>
+    <w:tmpl w:val="687A7AE0"/>
+    <w:lvl w:ilvl="0">
+      <w:start w:val="1"/>
+      <w:numFmt w:val="bullet"/>
+      <w:lvlText w:val=""/>
+      <w:lvlJc w:val="left"/>
+      <w:pPr>
+        <w:tabs>
+          <w:tab w:val="num" w:pos="720"/>
+        </w:tabs>
+        <w:ind w:left="720" w:hanging="360"/>
+      </w:pPr>
+      <w:rPr>
+        <w:rFonts w:ascii="Symbol" w:hAnsi="Symbol" w:hint="default"/>
+        <w:sz w:val="20"/>
+      </w:rPr>
+    </w:lvl>
+    <w:lvl w:ilvl="1">
+      <w:start w:val="1"/>
+      <w:numFmt w:val="bullet"/>
+      <w:lvlText w:val="o"/>
+      <w:lvlJc w:val="left"/>
+      <w:pPr>
+        <w:tabs>
+          <w:tab w:val="num" w:pos="1440"/>
+        </w:tabs>
+        <w:ind w:left="1440" w:hanging="360"/>
+      </w:pPr>
+      <w:rPr>
+        <w:rFonts w:ascii="Courier New" w:hAnsi="Courier New" w:hint="default"/>
+        <w:sz w:val="20"/>
+      </w:rPr>
+    </w:lvl>
+    <w:lvl w:ilvl="2" w:tentative="1">
+      <w:start w:val="1"/>
+      <w:numFmt w:val="bullet"/>
+      <w:lvlText w:val=""/>
+      <w:lvlJc w:val="left"/>
+      <w:pPr>
+        <w:tabs>
+          <w:tab w:val="num" w:pos="2160"/>
+        </w:tabs>
+        <w:ind w:left="2160" w:hanging="360"/>
+      </w:pPr>
+      <w:rPr>
+        <w:rFonts w:ascii="Wingdings" w:hAnsi="Wingdings" w:hint="default"/>
+        <w:sz w:val="20"/>
+      </w:rPr>
+    </w:lvl>
+    <w:lvl w:ilvl="3" w:tentative="1">
+      <w:start w:val="1"/>
+      <w:numFmt w:val="bullet"/>
+      <w:lvlText w:val=""/>
+      <w:lvlJc w:val="left"/>
+      <w:pPr>
+        <w:tabs>
+          <w:tab w:val="num" w:pos="2880"/>
+        </w:tabs>
+        <w:ind w:left="2880" w:hanging="360"/>
+      </w:pPr>
+      <w:rPr>
+        <w:rFonts w:ascii="Wingdings" w:hAnsi="Wingdings" w:hint="default"/>
+        <w:sz w:val="20"/>
+      </w:rPr>
+    </w:lvl>
+    <w:lvl w:ilvl="4" w:tentative="1">
+      <w:start w:val="1"/>
+      <w:numFmt w:val="bullet"/>
+      <w:lvlText w:val=""/>
+      <w:lvlJc w:val="left"/>
+      <w:pPr>
+        <w:tabs>
+          <w:tab w:val="num" w:pos="3600"/>
+        </w:tabs>
+        <w:ind w:left="3600" w:hanging="360"/>
+      </w:pPr>
+      <w:rPr>
+        <w:rFonts w:ascii="Wingdings" w:hAnsi="Wingdings" w:hint="default"/>
+        <w:sz w:val="20"/>
+      </w:rPr>
+    </w:lvl>
+    <w:lvl w:ilvl="5" w:tentative="1">
+      <w:start w:val="1"/>
+      <w:numFmt w:val="bullet"/>
+      <w:lvlText w:val=""/>
+      <w:lvlJc w:val="left"/>
+      <w:pPr>
+        <w:tabs>
+          <w:tab w:val="num" w:pos="4320"/>
+        </w:tabs>
+        <w:ind w:left="4320" w:hanging="360"/>
+      </w:pPr>
+      <w:rPr>
+        <w:rFonts w:ascii="Wingdings" w:hAnsi="Wingdings" w:hint="default"/>
+        <w:sz w:val="20"/>
+      </w:rPr>
+    </w:lvl>
+    <w:lvl w:ilvl="6" w:tentative="1">
+      <w:start w:val="1"/>
+      <w:numFmt w:val="bullet"/>
+      <w:lvlText w:val=""/>
+      <w:lvlJc w:val="left"/>
+      <w:pPr>
+        <w:tabs>
+          <w:tab w:val="num" w:pos="5040"/>
+        </w:tabs>
+        <w:ind w:left="5040" w:hanging="360"/>
+      </w:pPr>
+      <w:rPr>
+        <w:rFonts w:ascii="Wingdings" w:hAnsi="Wingdings" w:hint="default"/>
+        <w:sz w:val="20"/>
+      </w:rPr>
+    </w:lvl>
+    <w:lvl w:ilvl="7" w:tentative="1">
+      <w:start w:val="1"/>
+      <w:numFmt w:val="bullet"/>
+      <w:lvlText w:val=""/>
+      <w:lvlJc w:val="left"/>
+      <w:pPr>
+        <w:tabs>
+          <w:tab w:val="num" w:pos="5760"/>
+        </w:tabs>
+        <w:ind w:left="5760" w:hanging="360"/>
+      </w:pPr>
+      <w:rPr>
+        <w:rFonts w:ascii="Wingdings" w:hAnsi="Wingdings" w:hint="default"/>
+        <w:sz w:val="20"/>
+      </w:rPr>
+    </w:lvl>
+    <w:lvl w:ilvl="8" w:tentative="1">
+      <w:start w:val="1"/>
+      <w:numFmt w:val="bullet"/>
+      <w:lvlText w:val=""/>
+      <w:lvlJc w:val="left"/>
+      <w:pPr>
+        <w:tabs>
+          <w:tab w:val="num" w:pos="6480"/>
+        </w:tabs>
+        <w:ind w:left="6480" w:hanging="360"/>
+      </w:pPr>
+      <w:rPr>
+        <w:rFonts w:ascii="Wingdings" w:hAnsi="Wingdings" w:hint="default"/>
+        <w:sz w:val="20"/>
+      </w:rPr>
+    </w:lvl>
+  </w:abstractNum>
+  <w:abstractNum w:abstractNumId="6" w15:restartNumberingAfterBreak="0">
+    <w:nsid w:val="528E5512"/>
+    <w:multiLevelType w:val="multilevel"/>
+    <w:tmpl w:val="A208B8DE"/>
+    <w:lvl w:ilvl="0">
+      <w:start w:val="1"/>
+      <w:numFmt w:val="bullet"/>
+      <w:lvlText w:val=""/>
+      <w:lvlJc w:val="left"/>
+      <w:pPr>
+        <w:tabs>
+          <w:tab w:val="num" w:pos="720"/>
+        </w:tabs>
+        <w:ind w:left="720" w:hanging="360"/>
+      </w:pPr>
+      <w:rPr>
+        <w:rFonts w:ascii="Symbol" w:hAnsi="Symbol" w:hint="default"/>
+        <w:sz w:val="20"/>
+      </w:rPr>
+    </w:lvl>
+    <w:lvl w:ilvl="1" w:tentative="1">
+      <w:start w:val="1"/>
+      <w:numFmt w:val="bullet"/>
+      <w:lvlText w:val="o"/>
+      <w:lvlJc w:val="left"/>
+      <w:pPr>
+        <w:tabs>
+          <w:tab w:val="num" w:pos="1440"/>
+        </w:tabs>
+        <w:ind w:left="1440" w:hanging="360"/>
+      </w:pPr>
+      <w:rPr>
+        <w:rFonts w:ascii="Courier New" w:hAnsi="Courier New" w:hint="default"/>
+        <w:sz w:val="20"/>
+      </w:rPr>
+    </w:lvl>
+    <w:lvl w:ilvl="2" w:tentative="1">
+      <w:start w:val="1"/>
+      <w:numFmt w:val="bullet"/>
+      <w:lvlText w:val=""/>
+      <w:lvlJc w:val="left"/>
+      <w:pPr>
+        <w:tabs>
+          <w:tab w:val="num" w:pos="2160"/>
+        </w:tabs>
+        <w:ind w:left="2160" w:hanging="360"/>
+      </w:pPr>
+      <w:rPr>
+        <w:rFonts w:ascii="Wingdings" w:hAnsi="Wingdings" w:hint="default"/>
+        <w:sz w:val="20"/>
+      </w:rPr>
+    </w:lvl>
+    <w:lvl w:ilvl="3" w:tentative="1">
+      <w:start w:val="1"/>
+      <w:numFmt w:val="bullet"/>
+      <w:lvlText w:val=""/>
+      <w:lvlJc w:val="left"/>
+      <w:pPr>
+        <w:tabs>
+          <w:tab w:val="num" w:pos="2880"/>
+        </w:tabs>
+        <w:ind w:left="2880" w:hanging="360"/>
+      </w:pPr>
+      <w:rPr>
+        <w:rFonts w:ascii="Wingdings" w:hAnsi="Wingdings" w:hint="default"/>
+        <w:sz w:val="20"/>
+      </w:rPr>
+    </w:lvl>
+    <w:lvl w:ilvl="4" w:tentative="1">
+      <w:start w:val="1"/>
+      <w:numFmt w:val="bullet"/>
+      <w:lvlText w:val=""/>
+      <w:lvlJc w:val="left"/>
+      <w:pPr>
+        <w:tabs>
+          <w:tab w:val="num" w:pos="3600"/>
+        </w:tabs>
+        <w:ind w:left="3600" w:hanging="360"/>
+      </w:pPr>
+      <w:rPr>
+        <w:rFonts w:ascii="Wingdings" w:hAnsi="Wingdings" w:hint="default"/>
+        <w:sz w:val="20"/>
+      </w:rPr>
+    </w:lvl>
+    <w:lvl w:ilvl="5" w:tentative="1">
+      <w:start w:val="1"/>
+      <w:numFmt w:val="bullet"/>
+      <w:lvlText w:val=""/>
+      <w:lvlJc w:val="left"/>
+      <w:pPr>
+        <w:tabs>
+          <w:tab w:val="num" w:pos="4320"/>
+        </w:tabs>
+        <w:ind w:left="4320" w:hanging="360"/>
+      </w:pPr>
+      <w:rPr>
+        <w:rFonts w:ascii="Wingdings" w:hAnsi="Wingdings" w:hint="default"/>
+        <w:sz w:val="20"/>
+      </w:rPr>
+    </w:lvl>
+    <w:lvl w:ilvl="6" w:tentative="1">
+      <w:start w:val="1"/>
+      <w:numFmt w:val="bullet"/>
+      <w:lvlText w:val=""/>
+      <w:lvlJc w:val="left"/>
+      <w:pPr>
+        <w:tabs>
+          <w:tab w:val="num" w:pos="5040"/>
+        </w:tabs>
+        <w:ind w:left="5040" w:hanging="360"/>
+      </w:pPr>
+      <w:rPr>
+        <w:rFonts w:ascii="Wingdings" w:hAnsi="Wingdings" w:hint="default"/>
+        <w:sz w:val="20"/>
+      </w:rPr>
+    </w:lvl>
+    <w:lvl w:ilvl="7" w:tentative="1">
+      <w:start w:val="1"/>
+      <w:numFmt w:val="bullet"/>
+      <w:lvlText w:val=""/>
+      <w:lvlJc w:val="left"/>
+      <w:pPr>
+        <w:tabs>
+          <w:tab w:val="num" w:pos="5760"/>
+        </w:tabs>
+        <w:ind w:left="5760" w:hanging="360"/>
+      </w:pPr>
+      <w:rPr>
+        <w:rFonts w:ascii="Wingdings" w:hAnsi="Wingdings" w:hint="default"/>
+        <w:sz w:val="20"/>
+      </w:rPr>
+    </w:lvl>
+    <w:lvl w:ilvl="8" w:tentative="1">
+      <w:start w:val="1"/>
+      <w:numFmt w:val="bullet"/>
+      <w:lvlText w:val=""/>
+      <w:lvlJc w:val="left"/>
+      <w:pPr>
+        <w:tabs>
+          <w:tab w:val="num" w:pos="6480"/>
+        </w:tabs>
+        <w:ind w:left="6480" w:hanging="360"/>
+      </w:pPr>
+      <w:rPr>
+        <w:rFonts w:ascii="Wingdings" w:hAnsi="Wingdings" w:hint="default"/>
+        <w:sz w:val="20"/>
+      </w:rPr>
+    </w:lvl>
+  </w:abstractNum>
+  <w:abstractNum w:abstractNumId="7" w15:restartNumberingAfterBreak="0">
+    <w:nsid w:val="615E1A7A"/>
+    <w:multiLevelType w:val="multilevel"/>
+    <w:tmpl w:val="D4C4FA00"/>
+    <w:lvl w:ilvl="0">
+      <w:start w:val="1"/>
+      <w:numFmt w:val="bullet"/>
+      <w:lvlText w:val=""/>
+      <w:lvlJc w:val="left"/>
+      <w:pPr>
+        <w:tabs>
+          <w:tab w:val="num" w:pos="720"/>
+        </w:tabs>
+        <w:ind w:left="720" w:hanging="360"/>
+      </w:pPr>
+      <w:rPr>
+        <w:rFonts w:ascii="Symbol" w:hAnsi="Symbol" w:hint="default"/>
+        <w:sz w:val="20"/>
+      </w:rPr>
+    </w:lvl>
+    <w:lvl w:ilvl="1" w:tentative="1">
+      <w:start w:val="1"/>
+      <w:numFmt w:val="bullet"/>
+      <w:lvlText w:val="o"/>
+      <w:lvlJc w:val="left"/>
+      <w:pPr>
+        <w:tabs>
+          <w:tab w:val="num" w:pos="1440"/>
+        </w:tabs>
+        <w:ind w:left="1440" w:hanging="360"/>
+      </w:pPr>
+      <w:rPr>
+        <w:rFonts w:ascii="Courier New" w:hAnsi="Courier New" w:hint="default"/>
+        <w:sz w:val="20"/>
+      </w:rPr>
+    </w:lvl>
+    <w:lvl w:ilvl="2" w:tentative="1">
+      <w:start w:val="1"/>
+      <w:numFmt w:val="bullet"/>
+      <w:lvlText w:val=""/>
+      <w:lvlJc w:val="left"/>
+      <w:pPr>
+        <w:tabs>
+          <w:tab w:val="num" w:pos="2160"/>
+        </w:tabs>
+        <w:ind w:left="2160" w:hanging="360"/>
+      </w:pPr>
+      <w:rPr>
+        <w:rFonts w:ascii="Wingdings" w:hAnsi="Wingdings" w:hint="default"/>
+        <w:sz w:val="20"/>
+      </w:rPr>
+    </w:lvl>
+    <w:lvl w:ilvl="3" w:tentative="1">
+      <w:start w:val="1"/>
+      <w:numFmt w:val="bullet"/>
+      <w:lvlText w:val=""/>
+      <w:lvlJc w:val="left"/>
+      <w:pPr>
+        <w:tabs>
+          <w:tab w:val="num" w:pos="2880"/>
+        </w:tabs>
+        <w:ind w:left="2880" w:hanging="360"/>
+      </w:pPr>
+      <w:rPr>
+        <w:rFonts w:ascii="Wingdings" w:hAnsi="Wingdings" w:hint="default"/>
+        <w:sz w:val="20"/>
+      </w:rPr>
+    </w:lvl>
+    <w:lvl w:ilvl="4" w:tentative="1">
+      <w:start w:val="1"/>
+      <w:numFmt w:val="bullet"/>
+      <w:lvlText w:val=""/>
+      <w:lvlJc w:val="left"/>
+      <w:pPr>
+        <w:tabs>
+          <w:tab w:val="num" w:pos="3600"/>
+        </w:tabs>
+        <w:ind w:left="3600" w:hanging="360"/>
+      </w:pPr>
+      <w:rPr>
+        <w:rFonts w:ascii="Wingdings" w:hAnsi="Wingdings" w:hint="default"/>
+        <w:sz w:val="20"/>
+      </w:rPr>
+    </w:lvl>
+    <w:lvl w:ilvl="5" w:tentative="1">
+      <w:start w:val="1"/>
+      <w:numFmt w:val="bullet"/>
+      <w:lvlText w:val=""/>
+      <w:lvlJc w:val="left"/>
+      <w:pPr>
+        <w:tabs>
+          <w:tab w:val="num" w:pos="4320"/>
+        </w:tabs>
+        <w:ind w:left="4320" w:hanging="360"/>
+      </w:pPr>
+      <w:rPr>
+        <w:rFonts w:ascii="Wingdings" w:hAnsi="Wingdings" w:hint="default"/>
+        <w:sz w:val="20"/>
+      </w:rPr>
+    </w:lvl>
+    <w:lvl w:ilvl="6" w:tentative="1">
+      <w:start w:val="1"/>
+      <w:numFmt w:val="bullet"/>
+      <w:lvlText w:val=""/>
+      <w:lvlJc w:val="left"/>
+      <w:pPr>
+        <w:tabs>
+          <w:tab w:val="num" w:pos="5040"/>
+        </w:tabs>
+        <w:ind w:left="5040" w:hanging="360"/>
+      </w:pPr>
+      <w:rPr>
+        <w:rFonts w:ascii="Wingdings" w:hAnsi="Wingdings" w:hint="default"/>
+        <w:sz w:val="20"/>
+      </w:rPr>
+    </w:lvl>
+    <w:lvl w:ilvl="7" w:tentative="1">
+      <w:start w:val="1"/>
+      <w:numFmt w:val="bullet"/>
+      <w:lvlText w:val=""/>
+      <w:lvlJc w:val="left"/>
+      <w:pPr>
+        <w:tabs>
+          <w:tab w:val="num" w:pos="5760"/>
+        </w:tabs>
+        <w:ind w:left="5760" w:hanging="360"/>
+      </w:pPr>
+      <w:rPr>
+        <w:rFonts w:ascii="Wingdings" w:hAnsi="Wingdings" w:hint="default"/>
+        <w:sz w:val="20"/>
+      </w:rPr>
+    </w:lvl>
+    <w:lvl w:ilvl="8" w:tentative="1">
+      <w:start w:val="1"/>
+      <w:numFmt w:val="bullet"/>
+      <w:lvlText w:val=""/>
+      <w:lvlJc w:val="left"/>
+      <w:pPr>
+        <w:tabs>
+          <w:tab w:val="num" w:pos="6480"/>
+        </w:tabs>
+        <w:ind w:left="6480" w:hanging="360"/>
+      </w:pPr>
+      <w:rPr>
+        <w:rFonts w:ascii="Wingdings" w:hAnsi="Wingdings" w:hint="default"/>
+        <w:sz w:val="20"/>
+      </w:rPr>
+    </w:lvl>
+  </w:abstractNum>
+  <w:abstractNum w:abstractNumId="8" w15:restartNumberingAfterBreak="0">
+    <w:nsid w:val="69AF2810"/>
+    <w:multiLevelType w:val="multilevel"/>
+    <w:tmpl w:val="5D9EFAFE"/>
+    <w:lvl w:ilvl="0">
+      <w:start w:val="1"/>
+      <w:numFmt w:val="bullet"/>
+      <w:lvlText w:val=""/>
+      <w:lvlJc w:val="left"/>
+      <w:pPr>
+        <w:tabs>
+          <w:tab w:val="num" w:pos="720"/>
+        </w:tabs>
+        <w:ind w:left="720" w:hanging="360"/>
+      </w:pPr>
+      <w:rPr>
+        <w:rFonts w:ascii="Symbol" w:hAnsi="Symbol" w:hint="default"/>
+        <w:sz w:val="20"/>
+      </w:rPr>
+    </w:lvl>
+    <w:lvl w:ilvl="1" w:tentative="1">
+      <w:start w:val="1"/>
+      <w:numFmt w:val="bullet"/>
+      <w:lvlText w:val="o"/>
+      <w:lvlJc w:val="left"/>
+      <w:pPr>
+        <w:tabs>
+          <w:tab w:val="num" w:pos="1440"/>
+        </w:tabs>
+        <w:ind w:left="1440" w:hanging="360"/>
+      </w:pPr>
+      <w:rPr>
+        <w:rFonts w:ascii="Courier New" w:hAnsi="Courier New" w:hint="default"/>
+        <w:sz w:val="20"/>
+      </w:rPr>
+    </w:lvl>
+    <w:lvl w:ilvl="2" w:tentative="1">
+      <w:start w:val="1"/>
+      <w:numFmt w:val="bullet"/>
+      <w:lvlText w:val=""/>
+      <w:lvlJc w:val="left"/>
+      <w:pPr>
+        <w:tabs>
+          <w:tab w:val="num" w:pos="2160"/>
+        </w:tabs>
+        <w:ind w:left="2160" w:hanging="360"/>
+      </w:pPr>
+      <w:rPr>
+        <w:rFonts w:ascii="Wingdings" w:hAnsi="Wingdings" w:hint="default"/>
+        <w:sz w:val="20"/>
+      </w:rPr>
+    </w:lvl>
+    <w:lvl w:ilvl="3" w:tentative="1">
+      <w:start w:val="1"/>
+      <w:numFmt w:val="bullet"/>
+      <w:lvlText w:val=""/>
+      <w:lvlJc w:val="left"/>
+      <w:pPr>
+        <w:tabs>
+          <w:tab w:val="num" w:pos="2880"/>
+        </w:tabs>
+        <w:ind w:left="2880" w:hanging="360"/>
+      </w:pPr>
+      <w:rPr>
+        <w:rFonts w:ascii="Wingdings" w:hAnsi="Wingdings" w:hint="default"/>
+        <w:sz w:val="20"/>
+      </w:rPr>
+    </w:lvl>
+    <w:lvl w:ilvl="4" w:tentative="1">
+      <w:start w:val="1"/>
+      <w:numFmt w:val="bullet"/>
+      <w:lvlText w:val=""/>
+      <w:lvlJc w:val="left"/>
+      <w:pPr>
+        <w:tabs>
+          <w:tab w:val="num" w:pos="3600"/>
+        </w:tabs>
+        <w:ind w:left="3600" w:hanging="360"/>
+      </w:pPr>
+      <w:rPr>
+        <w:rFonts w:ascii="Wingdings" w:hAnsi="Wingdings" w:hint="default"/>
+        <w:sz w:val="20"/>
+      </w:rPr>
+    </w:lvl>
+    <w:lvl w:ilvl="5" w:tentative="1">
+      <w:start w:val="1"/>
+      <w:numFmt w:val="bullet"/>
+      <w:lvlText w:val=""/>
+      <w:lvlJc w:val="left"/>
+      <w:pPr>
+        <w:tabs>
+          <w:tab w:val="num" w:pos="4320"/>
+        </w:tabs>
+        <w:ind w:left="4320" w:hanging="360"/>
+      </w:pPr>
+      <w:rPr>
+        <w:rFonts w:ascii="Wingdings" w:hAnsi="Wingdings" w:hint="default"/>
+        <w:sz w:val="20"/>
+      </w:rPr>
+    </w:lvl>
+    <w:lvl w:ilvl="6" w:tentative="1">
+      <w:start w:val="1"/>
+      <w:numFmt w:val="bullet"/>
+      <w:lvlText w:val=""/>
+      <w:lvlJc w:val="left"/>
+      <w:pPr>
+        <w:tabs>
+          <w:tab w:val="num" w:pos="5040"/>
+        </w:tabs>
+        <w:ind w:left="5040" w:hanging="360"/>
+      </w:pPr>
+      <w:rPr>
+        <w:rFonts w:ascii="Wingdings" w:hAnsi="Wingdings" w:hint="default"/>
+        <w:sz w:val="20"/>
+      </w:rPr>
+    </w:lvl>
+    <w:lvl w:ilvl="7" w:tentative="1">
+      <w:start w:val="1"/>
+      <w:numFmt w:val="bullet"/>
+      <w:lvlText w:val=""/>
+      <w:lvlJc w:val="left"/>
+      <w:pPr>
+        <w:tabs>
+          <w:tab w:val="num" w:pos="5760"/>
+        </w:tabs>
+        <w:ind w:left="5760" w:hanging="360"/>
+      </w:pPr>
+      <w:rPr>
+        <w:rFonts w:ascii="Wingdings" w:hAnsi="Wingdings" w:hint="default"/>
+        <w:sz w:val="20"/>
+      </w:rPr>
+    </w:lvl>
+    <w:lvl w:ilvl="8" w:tentative="1">
+      <w:start w:val="1"/>
+      <w:numFmt w:val="bullet"/>
+      <w:lvlText w:val=""/>
+      <w:lvlJc w:val="left"/>
+      <w:pPr>
+        <w:tabs>
+          <w:tab w:val="num" w:pos="6480"/>
+        </w:tabs>
+        <w:ind w:left="6480" w:hanging="360"/>
+      </w:pPr>
+      <w:rPr>
+        <w:rFonts w:ascii="Wingdings" w:hAnsi="Wingdings" w:hint="default"/>
+        <w:sz w:val="20"/>
+      </w:rPr>
+    </w:lvl>
+  </w:abstractNum>
+  <w:abstractNum w:abstractNumId="9" w15:restartNumberingAfterBreak="0">
     <w:nsid w:val="73B52B43"/>
     <w:multiLevelType w:val="multilevel"/>
     <w:tmpl w:val="59884D7E"/>
@@ -7057,7 +9353,7 @@
       </w:rPr>
     </w:lvl>
   </w:abstractNum>
-  <w:abstractNum w:abstractNumId="4" w15:restartNumberingAfterBreak="0">
+  <w:abstractNum w:abstractNumId="10" w15:restartNumberingAfterBreak="0">
     <w:nsid w:val="7B635819"/>
     <w:multiLevelType w:val="multilevel"/>
     <w:tmpl w:val="1E981C98"/>
@@ -7207,19 +9503,37 @@
     </w:lvl>
   </w:abstractNum>
   <w:num w:numId="1" w16cid:durableId="430272983">
+    <w:abstractNumId w:val="9"/>
+  </w:num>
+  <w:num w:numId="2" w16cid:durableId="301925985">
+    <w:abstractNumId w:val="1"/>
+  </w:num>
+  <w:num w:numId="3" w16cid:durableId="553927071">
+    <w:abstractNumId w:val="4"/>
+  </w:num>
+  <w:num w:numId="4" w16cid:durableId="1953439933">
+    <w:abstractNumId w:val="2"/>
+  </w:num>
+  <w:num w:numId="5" w16cid:durableId="468716779">
+    <w:abstractNumId w:val="10"/>
+  </w:num>
+  <w:num w:numId="6" w16cid:durableId="817261197">
+    <w:abstractNumId w:val="5"/>
+  </w:num>
+  <w:num w:numId="7" w16cid:durableId="1749381247">
+    <w:abstractNumId w:val="6"/>
+  </w:num>
+  <w:num w:numId="8" w16cid:durableId="1443915641">
+    <w:abstractNumId w:val="0"/>
+  </w:num>
+  <w:num w:numId="9" w16cid:durableId="1429496785">
+    <w:abstractNumId w:val="8"/>
+  </w:num>
+  <w:num w:numId="10" w16cid:durableId="134180016">
     <w:abstractNumId w:val="3"/>
   </w:num>
-  <w:num w:numId="2" w16cid:durableId="301925985">
-    <w:abstractNumId w:val="0"/>
-  </w:num>
-  <w:num w:numId="3" w16cid:durableId="553927071">
-    <w:abstractNumId w:val="2"/>
-  </w:num>
-  <w:num w:numId="4" w16cid:durableId="1953439933">
-    <w:abstractNumId w:val="1"/>
-  </w:num>
-  <w:num w:numId="5" w16cid:durableId="468716779">
-    <w:abstractNumId w:val="4"/>
+  <w:num w:numId="11" w16cid:durableId="1151554012">
+    <w:abstractNumId w:val="7"/>
   </w:num>
 </w:numbering>
 </file>
@@ -8180,6 +10494,44 @@
       <w:spacing w:val="5"/>
     </w:rPr>
   </w:style>
+  <w:style w:type="table" w:styleId="TableGridLight">
+    <w:name w:val="Grid Table Light"/>
+    <w:basedOn w:val="TableNormal"/>
+    <w:uiPriority w:val="40"/>
+    <w:rsid w:val="00810FCF"/>
+    <w:pPr>
+      <w:spacing w:after="0" w:line="240" w:lineRule="auto"/>
+    </w:pPr>
+    <w:tblPr>
+      <w:tblBorders>
+        <w:top w:val="single" w:sz="4" w:space="0" w:color="BFBFBF" w:themeColor="background1" w:themeShade="BF"/>
+        <w:left w:val="single" w:sz="4" w:space="0" w:color="BFBFBF" w:themeColor="background1" w:themeShade="BF"/>
+        <w:bottom w:val="single" w:sz="4" w:space="0" w:color="BFBFBF" w:themeColor="background1" w:themeShade="BF"/>
+        <w:right w:val="single" w:sz="4" w:space="0" w:color="BFBFBF" w:themeColor="background1" w:themeShade="BF"/>
+        <w:insideH w:val="single" w:sz="4" w:space="0" w:color="BFBFBF" w:themeColor="background1" w:themeShade="BF"/>
+        <w:insideV w:val="single" w:sz="4" w:space="0" w:color="BFBFBF" w:themeColor="background1" w:themeShade="BF"/>
+      </w:tblBorders>
+    </w:tblPr>
+  </w:style>
+  <w:style w:type="table" w:styleId="TableGrid">
+    <w:name w:val="Table Grid"/>
+    <w:basedOn w:val="TableNormal"/>
+    <w:uiPriority w:val="39"/>
+    <w:rsid w:val="00914665"/>
+    <w:pPr>
+      <w:spacing w:after="0" w:line="240" w:lineRule="auto"/>
+    </w:pPr>
+    <w:tblPr>
+      <w:tblBorders>
+        <w:top w:val="single" w:sz="4" w:space="0" w:color="auto"/>
+        <w:left w:val="single" w:sz="4" w:space="0" w:color="auto"/>
+        <w:bottom w:val="single" w:sz="4" w:space="0" w:color="auto"/>
+        <w:right w:val="single" w:sz="4" w:space="0" w:color="auto"/>
+        <w:insideH w:val="single" w:sz="4" w:space="0" w:color="auto"/>
+        <w:insideV w:val="single" w:sz="4" w:space="0" w:color="auto"/>
+      </w:tblBorders>
+    </w:tblPr>
+  </w:style>
 </w:styles>
 </file>
 
